--- a/Knowledge/3-Work knowledge/1-Software Engineering/1-Fundamentals/5-My Source/2-Data/2-Data Operations/1-Data Operations.docx
+++ b/Knowledge/3-Work knowledge/1-Software Engineering/1-Fundamentals/5-My Source/2-Data/2-Data Operations/1-Data Operations.docx
@@ -23,7 +23,418 @@
       </w:pPr>
       <w:r>
         <w:rPr>
+          <w:rFonts w:ascii="Arial" w:hAnsi="Arial"/>
+          <w:b/>
+          <w:color w:val="000000"/>
+          <w:sz w:val="18"/>
+          <w:highlight w:val="lightGray"/>
+        </w:rPr>
+        <w:t># Source: AI Source: Provided by: [Data Path</w:t>
+      </w:r>
+      <w:r>
+        <w:rPr>
+          <w:rFonts w:ascii="Arial" w:hAnsi="Arial"/>
+          <w:color w:val="000000"/>
+          <w:sz w:val="18"/>
+          <w:highlight w:val="lightGray"/>
+        </w:rPr>
+        <w:t xml:space="preserve">: Persons Table -&gt; ID Column: 1, </w:t>
+      </w:r>
+      <w:r>
+        <w:rPr>
+          <w:rFonts w:ascii="Arial" w:hAnsi="Arial"/>
+          <w:color w:val="000000"/>
+          <w:sz w:val="18"/>
+          <w:highlight w:val="lightGray"/>
+        </w:rPr>
+        <w:t>Name_En</w:t>
+      </w:r>
+      <w:r>
+        <w:rPr>
+          <w:rFonts w:ascii="Arial" w:hAnsi="Arial"/>
+          <w:color w:val="000000"/>
+          <w:sz w:val="18"/>
+          <w:highlight w:val="lightGray"/>
+        </w:rPr>
+        <w:t xml:space="preserve"> Column: Motasem Essam] -&gt; </w:t>
+      </w:r>
+      <w:r>
+        <w:rPr>
+          <w:rFonts w:ascii="Arial" w:hAnsi="Arial"/>
+          <w:b/>
+          <w:color w:val="000000"/>
+          <w:sz w:val="18"/>
+          <w:highlight w:val="lightGray"/>
+        </w:rPr>
+        <w:t>From:</w:t>
+      </w:r>
+      <w:r>
+        <w:rPr>
+          <w:rFonts w:ascii="Arial" w:hAnsi="Arial"/>
+          <w:color w:val="000000"/>
+          <w:sz w:val="18"/>
+          <w:highlight w:val="lightGray"/>
+        </w:rPr>
+        <w:t xml:space="preserve"> [</w:t>
+      </w:r>
+      <w:r>
+        <w:rPr>
+          <w:rFonts w:ascii="Arial" w:hAnsi="Arial" w:eastAsia="Arial" w:cs="Arial"/>
+          <w:b w:val="0"/>
+          <w:i w:val="0"/>
+          <w:color w:val="000000"/>
+          <w:sz w:val="18"/>
+          <w:highlight w:val="lightGray"/>
+        </w:rPr>
+        <w:t>C</w:t>
+      </w:r>
+      <w:r>
+        <w:rPr>
+          <w:rFonts w:ascii="Arial" w:hAnsi="Arial" w:eastAsia="Arial" w:cs="Arial"/>
+          <w:b w:val="0"/>
+          <w:i w:val="0"/>
+          <w:color w:val="000000"/>
+          <w:sz w:val="18"/>
+          <w:highlight w:val="lightGray"/>
+        </w:rPr>
+        <w:t>h</w:t>
+      </w:r>
+      <w:r>
+        <w:rPr>
+          <w:rFonts w:ascii="Arial" w:hAnsi="Arial" w:eastAsia="Arial" w:cs="Arial"/>
+          <w:b w:val="0"/>
+          <w:i w:val="0"/>
+          <w:color w:val="000000"/>
+          <w:sz w:val="18"/>
+          <w:highlight w:val="lightGray"/>
+        </w:rPr>
+        <w:t>a</w:t>
+      </w:r>
+      <w:r>
+        <w:rPr>
+          <w:rFonts w:ascii="Arial" w:hAnsi="Arial" w:eastAsia="Arial" w:cs="Arial"/>
+          <w:b w:val="0"/>
+          <w:i w:val="0"/>
+          <w:color w:val="000000"/>
+          <w:sz w:val="18"/>
+          <w:highlight w:val="lightGray"/>
+        </w:rPr>
+        <w:t>t</w:t>
+      </w:r>
+      <w:r>
+        <w:rPr>
+          <w:rFonts w:ascii="Arial" w:hAnsi="Arial" w:eastAsia="Arial" w:cs="Arial"/>
+          <w:b w:val="0"/>
+          <w:i w:val="0"/>
+          <w:color w:val="000000"/>
+          <w:sz w:val="18"/>
+          <w:highlight w:val="lightGray"/>
+        </w:rPr>
+        <w:t>G</w:t>
+      </w:r>
+      <w:r>
+        <w:rPr>
+          <w:rFonts w:ascii="Arial" w:hAnsi="Arial" w:eastAsia="Arial" w:cs="Arial"/>
+          <w:b w:val="0"/>
+          <w:i w:val="0"/>
+          <w:color w:val="000000"/>
+          <w:sz w:val="18"/>
+          <w:highlight w:val="lightGray"/>
+        </w:rPr>
+        <w:t>P</w:t>
+      </w:r>
+      <w:r>
+        <w:rPr>
+          <w:rFonts w:ascii="Arial" w:hAnsi="Arial" w:eastAsia="Arial" w:cs="Arial"/>
+          <w:b w:val="0"/>
+          <w:i w:val="0"/>
+          <w:color w:val="000000"/>
+          <w:sz w:val="18"/>
+          <w:highlight w:val="lightGray"/>
+        </w:rPr>
+        <w:t>T</w:t>
+      </w:r>
+      <w:r>
+        <w:rPr>
+          <w:rFonts w:ascii="Arial" w:hAnsi="Arial"/>
+          <w:color w:val="000000"/>
+          <w:sz w:val="18"/>
+          <w:highlight w:val="lightGray"/>
+        </w:rPr>
+        <w:t xml:space="preserve">] </w:t>
+      </w:r>
+      <w:r>
+        <w:rPr>
+          <w:rFonts w:ascii="Arial" w:hAnsi="Arial"/>
+          <w:b/>
+          <w:color w:val="000000"/>
+          <w:sz w:val="18"/>
+          <w:highlight w:val="lightGray"/>
+        </w:rPr>
+        <w:t>on</w:t>
+      </w:r>
+      <w:r>
+        <w:rPr>
+          <w:rFonts w:ascii="Arial" w:hAnsi="Arial"/>
+          <w:color w:val="000000"/>
+          <w:sz w:val="18"/>
+          <w:highlight w:val="lightGray"/>
+        </w:rPr>
+        <w:t xml:space="preserve"> [12/10/2025]</w:t>
+      </w:r>
+    </w:p>
+    <w:p>
+      <w:pPr>
+        <w:rPr>
+          <w:rFonts w:ascii="Roboto Mono" w:hAnsi="Roboto Mono"/>
+        </w:rPr>
+      </w:pPr>
+      <w:r>
+        <w:rPr>
+          <w:rFonts w:ascii="Roboto Mono" w:hAnsi="Roboto Mono"/>
+          <w:b/>
+          <w:bCs/>
+        </w:rPr>
+        <w:t>Data Operations</w:t>
+      </w:r>
+      <w:r>
+        <w:rPr>
+          <w:rFonts w:ascii="Roboto Mono" w:hAnsi="Roboto Mono"/>
+        </w:rPr>
+        <w:t xml:space="preserve"> means the </w:t>
+      </w:r>
+      <w:r>
+        <w:rPr>
+          <w:rFonts w:ascii="Roboto Mono" w:hAnsi="Roboto Mono"/>
+          <w:b/>
+          <w:bCs/>
+        </w:rPr>
+        <w:t>actions or processes performed on data to organize, change, analyze, or manage it</w:t>
+      </w:r>
+      <w:r>
+        <w:rPr>
+          <w:rFonts w:ascii="Roboto Mono" w:hAnsi="Roboto Mono"/>
+        </w:rPr>
+        <w:t xml:space="preserve"> so it becomes useful information.</w:t>
+      </w:r>
+    </w:p>
+    <w:p>
+      <w:pPr>
+        <w:pStyle w:val="Heading2"/>
+      </w:pPr>
+      <w:r>
+        <w:t>Simple definition</w:t>
+      </w:r>
+    </w:p>
+    <w:p>
+      <w:r>
+        <w:rPr>
+          <w:rFonts w:ascii="Arial" w:hAnsi="Arial"/>
+          <w:b/>
+          <w:color w:val="000000"/>
+          <w:sz w:val="18"/>
+          <w:highlight w:val="lightGray"/>
+        </w:rPr>
+        <w:t># Source: AI Source: Provided by: [Data Path</w:t>
+      </w:r>
+      <w:r>
+        <w:rPr>
+          <w:rFonts w:ascii="Arial" w:hAnsi="Arial"/>
+          <w:color w:val="000000"/>
+          <w:sz w:val="18"/>
+          <w:highlight w:val="lightGray"/>
+        </w:rPr>
+        <w:t xml:space="preserve">: Persons Table -&gt; ID Column: 1, </w:t>
+      </w:r>
+      <w:r>
+        <w:rPr>
+          <w:rFonts w:ascii="Arial" w:hAnsi="Arial"/>
+          <w:color w:val="000000"/>
+          <w:sz w:val="18"/>
+          <w:highlight w:val="lightGray"/>
+        </w:rPr>
+        <w:t>Name_En</w:t>
+      </w:r>
+      <w:r>
+        <w:rPr>
+          <w:rFonts w:ascii="Arial" w:hAnsi="Arial"/>
+          <w:color w:val="000000"/>
+          <w:sz w:val="18"/>
+          <w:highlight w:val="lightGray"/>
+        </w:rPr>
+        <w:t xml:space="preserve"> Column: Motasem Essam] -&gt; </w:t>
+      </w:r>
+      <w:r>
+        <w:rPr>
+          <w:rFonts w:ascii="Arial" w:hAnsi="Arial"/>
+          <w:b/>
+          <w:color w:val="000000"/>
+          <w:sz w:val="18"/>
+          <w:highlight w:val="lightGray"/>
+        </w:rPr>
+        <w:t>From:</w:t>
+      </w:r>
+      <w:r>
+        <w:rPr>
+          <w:rFonts w:ascii="Arial" w:hAnsi="Arial"/>
+          <w:color w:val="000000"/>
+          <w:sz w:val="18"/>
+          <w:highlight w:val="lightGray"/>
+        </w:rPr>
+        <w:t xml:space="preserve"> [</w:t>
+      </w:r>
+      <w:r>
+        <w:rPr>
+          <w:rFonts w:ascii="Arial" w:hAnsi="Arial" w:eastAsia="Arial" w:cs="Arial"/>
+          <w:b w:val="0"/>
+          <w:i w:val="0"/>
+          <w:color w:val="000000"/>
+          <w:sz w:val="18"/>
+          <w:highlight w:val="lightGray"/>
+        </w:rPr>
+        <w:t>C</w:t>
+      </w:r>
+      <w:r>
+        <w:rPr>
+          <w:rFonts w:ascii="Arial" w:hAnsi="Arial" w:eastAsia="Arial" w:cs="Arial"/>
+          <w:b w:val="0"/>
+          <w:i w:val="0"/>
+          <w:color w:val="000000"/>
+          <w:sz w:val="18"/>
+          <w:highlight w:val="lightGray"/>
+        </w:rPr>
+        <w:t>h</w:t>
+      </w:r>
+      <w:r>
+        <w:rPr>
+          <w:rFonts w:ascii="Arial" w:hAnsi="Arial" w:eastAsia="Arial" w:cs="Arial"/>
+          <w:b w:val="0"/>
+          <w:i w:val="0"/>
+          <w:color w:val="000000"/>
+          <w:sz w:val="18"/>
+          <w:highlight w:val="lightGray"/>
+        </w:rPr>
+        <w:t>a</w:t>
+      </w:r>
+      <w:r>
+        <w:rPr>
+          <w:rFonts w:ascii="Arial" w:hAnsi="Arial" w:eastAsia="Arial" w:cs="Arial"/>
+          <w:b w:val="0"/>
+          <w:i w:val="0"/>
+          <w:color w:val="000000"/>
+          <w:sz w:val="18"/>
+          <w:highlight w:val="lightGray"/>
+        </w:rPr>
+        <w:t>t</w:t>
+      </w:r>
+      <w:r>
+        <w:rPr>
+          <w:rFonts w:ascii="Arial" w:hAnsi="Arial" w:eastAsia="Arial" w:cs="Arial"/>
+          <w:b w:val="0"/>
+          <w:i w:val="0"/>
+          <w:color w:val="000000"/>
+          <w:sz w:val="18"/>
+          <w:highlight w:val="lightGray"/>
+        </w:rPr>
+        <w:t>G</w:t>
+      </w:r>
+      <w:r>
+        <w:rPr>
+          <w:rFonts w:ascii="Arial" w:hAnsi="Arial" w:eastAsia="Arial" w:cs="Arial"/>
+          <w:b w:val="0"/>
+          <w:i w:val="0"/>
+          <w:color w:val="000000"/>
+          <w:sz w:val="18"/>
+          <w:highlight w:val="lightGray"/>
+        </w:rPr>
+        <w:t>P</w:t>
+      </w:r>
+      <w:r>
+        <w:rPr>
+          <w:rFonts w:ascii="Arial" w:hAnsi="Arial" w:eastAsia="Arial" w:cs="Arial"/>
+          <w:b w:val="0"/>
+          <w:i w:val="0"/>
+          <w:color w:val="000000"/>
+          <w:sz w:val="18"/>
+          <w:highlight w:val="lightGray"/>
+        </w:rPr>
+        <w:t>T</w:t>
+      </w:r>
+      <w:r>
+        <w:rPr>
+          <w:rFonts w:ascii="Arial" w:hAnsi="Arial"/>
+          <w:color w:val="000000"/>
+          <w:sz w:val="18"/>
+          <w:highlight w:val="lightGray"/>
+        </w:rPr>
+        <w:t xml:space="preserve">] </w:t>
+      </w:r>
+      <w:r>
+        <w:rPr>
+          <w:rFonts w:ascii="Arial" w:hAnsi="Arial"/>
+          <w:b/>
+          <w:color w:val="000000"/>
+          <w:sz w:val="18"/>
+          <w:highlight w:val="lightGray"/>
+        </w:rPr>
+        <w:t>on</w:t>
+      </w:r>
+      <w:r>
+        <w:rPr>
+          <w:rFonts w:ascii="Arial" w:hAnsi="Arial"/>
+          <w:color w:val="000000"/>
+          <w:sz w:val="18"/>
+          <w:highlight w:val="lightGray"/>
+        </w:rPr>
+        <w:t xml:space="preserve"> [12/10/2025]</w:t>
+      </w:r>
+    </w:p>
+    <w:p>
+      <w:pPr>
+        <w:rPr>
+          <w:rFonts w:ascii="Roboto Mono" w:hAnsi="Roboto Mono"/>
+        </w:rPr>
+      </w:pPr>
+      <w:r>
+        <w:rPr>
+          <w:rFonts w:ascii="Segoe UI Emoji" w:hAnsi="Segoe UI Emoji" w:cs="Segoe UI Emoji"/>
+        </w:rPr>
+        <w:t>👉</w:t>
+      </w:r>
+      <w:r>
+        <w:rPr>
+          <w:rFonts w:ascii="Roboto Mono" w:hAnsi="Roboto Mono"/>
+        </w:rPr>
+        <w:t xml:space="preserve"> </w:t>
+      </w:r>
+      <w:r>
+        <w:rPr>
+          <w:rFonts w:ascii="Roboto Mono" w:hAnsi="Roboto Mono"/>
+          <w:b/>
+          <w:bCs/>
+        </w:rPr>
+        <w:t>Data operations = the tasks done on data to process or manipulate it.</w:t>
+      </w:r>
+    </w:p>
+    <w:p>
+      <w:pPr>
+        <w:pStyle w:val="Heading2"/>
+      </w:pPr>
+      <w:r>
+        <w:t>Common Data Operations</w:t>
+      </w:r>
+    </w:p>
+    <w:p>
+      <w:pPr>
+        <w:rPr>
           <w:rFonts w:ascii="Arial" w:eastAsia="Arial" w:hAnsi="Arial" w:cs="Arial"/>
+          <w:color w:val="000000"/>
+          <w:sz w:val="18"/>
+        </w:rPr>
+      </w:pPr>
+      <w:r>
+        <w:rPr>
+          <w:rFonts w:ascii="Arial" w:hAnsi="Arial"/>
           <w:b/>
           <w:color w:val="000000"/>
           <w:sz w:val="18"/>
@@ -33,27 +444,25 @@
       </w:r>
       <w:r>
         <w:rPr>
-          <w:rFonts w:ascii="Arial" w:eastAsia="Arial" w:hAnsi="Arial" w:cs="Arial"/>
+          <w:rFonts w:ascii="Arial" w:hAnsi="Arial"/>
           <w:color w:val="000000"/>
           <w:sz w:val="18"/>
           <w:highlight w:val="lightGray"/>
         </w:rPr>
         <w:t xml:space="preserve">: Persons Table -&gt; ID Column: 1, </w:t>
       </w:r>
-      <w:proofErr w:type="spellStart"/>
-      <w:r>
-        <w:rPr>
-          <w:rFonts w:ascii="Arial" w:eastAsia="Arial" w:hAnsi="Arial" w:cs="Arial"/>
+      <w:r>
+        <w:rPr>
+          <w:rFonts w:ascii="Arial" w:hAnsi="Arial"/>
           <w:color w:val="000000"/>
           <w:sz w:val="18"/>
           <w:highlight w:val="lightGray"/>
         </w:rPr>
         <w:t>Name_En</w:t>
       </w:r>
-      <w:proofErr w:type="spellEnd"/>
-      <w:r>
-        <w:rPr>
-          <w:rFonts w:ascii="Arial" w:eastAsia="Arial" w:hAnsi="Arial" w:cs="Arial"/>
+      <w:r>
+        <w:rPr>
+          <w:rFonts w:ascii="Arial" w:hAnsi="Arial"/>
           <w:color w:val="000000"/>
           <w:sz w:val="18"/>
           <w:highlight w:val="lightGray"/>
@@ -62,7 +471,7 @@
       </w:r>
       <w:r>
         <w:rPr>
-          <w:rFonts w:ascii="Arial" w:eastAsia="Arial" w:hAnsi="Arial" w:cs="Arial"/>
+          <w:rFonts w:ascii="Arial" w:hAnsi="Arial"/>
           <w:b/>
           <w:color w:val="000000"/>
           <w:sz w:val="18"/>
@@ -72,54 +481,102 @@
       </w:r>
       <w:r>
         <w:rPr>
-          <w:rFonts w:ascii="Arial" w:eastAsia="Arial" w:hAnsi="Arial" w:cs="Arial"/>
+          <w:rFonts w:ascii="Arial" w:hAnsi="Arial"/>
           <w:color w:val="000000"/>
           <w:sz w:val="18"/>
           <w:highlight w:val="lightGray"/>
         </w:rPr>
         <w:t xml:space="preserve"> [</w:t>
       </w:r>
-      <w:proofErr w:type="spellStart"/>
-      <w:r>
-        <w:rPr>
-          <w:rFonts w:ascii="Arial" w:eastAsia="Arial" w:hAnsi="Arial" w:cs="Arial"/>
-          <w:color w:val="000000"/>
-          <w:sz w:val="18"/>
-          <w:highlight w:val="lightGray"/>
-        </w:rPr>
-        <w:t>Chatgpt</w:t>
-      </w:r>
-      <w:proofErr w:type="spellEnd"/>
-      <w:r>
-        <w:rPr>
-          <w:rFonts w:ascii="Arial" w:eastAsia="Arial" w:hAnsi="Arial" w:cs="Arial"/>
-          <w:color w:val="000000"/>
-          <w:sz w:val="18"/>
-          <w:highlight w:val="lightGray"/>
-        </w:rPr>
-        <w:t xml:space="preserve"> (GPT</w:t>
-      </w:r>
-      <w:r>
-        <w:rPr>
-          <w:rFonts w:ascii="Cambria Math" w:eastAsia="Cambria Math" w:hAnsi="Cambria Math" w:cs="Cambria Math"/>
-          <w:color w:val="000000"/>
-          <w:sz w:val="18"/>
-          <w:highlight w:val="lightGray"/>
-        </w:rPr>
-        <w:t>‑</w:t>
-      </w:r>
-      <w:r>
-        <w:rPr>
-          <w:rFonts w:ascii="Arial" w:eastAsia="Arial" w:hAnsi="Arial" w:cs="Arial"/>
-          <w:color w:val="000000"/>
-          <w:sz w:val="18"/>
-          <w:highlight w:val="lightGray"/>
-        </w:rPr>
-        <w:t xml:space="preserve">5 Mini)] </w:t>
-      </w:r>
-      <w:r>
-        <w:rPr>
-          <w:rFonts w:ascii="Arial" w:eastAsia="Arial" w:hAnsi="Arial" w:cs="Arial"/>
+      <w:r>
+        <w:rPr>
+          <w:rFonts w:ascii="Arial" w:hAnsi="Arial" w:eastAsia="Arial" w:cs="Arial"/>
+          <w:b w:val="0"/>
+          <w:i w:val="0"/>
+          <w:color w:val="000000"/>
+          <w:sz w:val="18"/>
+          <w:highlight w:val="lightGray"/>
+        </w:rPr>
+        <w:t>C</w:t>
+      </w:r>
+      <w:r>
+        <w:rPr>
+          <w:rFonts w:ascii="Arial" w:hAnsi="Arial" w:eastAsia="Arial" w:cs="Arial"/>
+          <w:b w:val="0"/>
+          <w:i w:val="0"/>
+          <w:color w:val="000000"/>
+          <w:sz w:val="18"/>
+          <w:highlight w:val="lightGray"/>
+        </w:rPr>
+        <w:t>h</w:t>
+      </w:r>
+      <w:r>
+        <w:rPr>
+          <w:rFonts w:ascii="Arial" w:hAnsi="Arial" w:eastAsia="Arial" w:cs="Arial"/>
+          <w:b w:val="0"/>
+          <w:i w:val="0"/>
+          <w:color w:val="000000"/>
+          <w:sz w:val="18"/>
+          <w:highlight w:val="lightGray"/>
+        </w:rPr>
+        <w:t>a</w:t>
+      </w:r>
+      <w:r>
+        <w:rPr>
+          <w:rFonts w:ascii="Arial" w:hAnsi="Arial" w:eastAsia="Arial" w:cs="Arial"/>
+          <w:b w:val="0"/>
+          <w:i w:val="0"/>
+          <w:color w:val="000000"/>
+          <w:sz w:val="18"/>
+          <w:highlight w:val="lightGray"/>
+        </w:rPr>
+        <w:t>t</w:t>
+      </w:r>
+      <w:r>
+        <w:rPr>
+          <w:rFonts w:ascii="Arial" w:hAnsi="Arial" w:eastAsia="Arial" w:cs="Arial"/>
+          <w:b w:val="0"/>
+          <w:i w:val="0"/>
+          <w:color w:val="000000"/>
+          <w:sz w:val="18"/>
+          <w:highlight w:val="lightGray"/>
+        </w:rPr>
+        <w:t>G</w:t>
+      </w:r>
+      <w:r>
+        <w:rPr>
+          <w:rFonts w:ascii="Arial" w:hAnsi="Arial" w:eastAsia="Arial" w:cs="Arial"/>
+          <w:b w:val="0"/>
+          <w:i w:val="0"/>
+          <w:color w:val="000000"/>
+          <w:sz w:val="18"/>
+          <w:highlight w:val="lightGray"/>
+        </w:rPr>
+        <w:t>P</w:t>
+      </w:r>
+      <w:r>
+        <w:rPr>
+          <w:rFonts w:ascii="Arial" w:hAnsi="Arial" w:eastAsia="Arial" w:cs="Arial"/>
+          <w:b w:val="0"/>
+          <w:i w:val="0"/>
+          <w:color w:val="000000"/>
+          <w:sz w:val="18"/>
+          <w:highlight w:val="lightGray"/>
+        </w:rPr>
+        <w:t>T</w:t>
+      </w:r>
+      <w:r>
+        <w:rPr>
+          <w:rFonts w:ascii="Arial" w:hAnsi="Arial"/>
+          <w:color w:val="000000"/>
+          <w:sz w:val="18"/>
+          <w:highlight w:val="lightGray"/>
+        </w:rPr>
+        <w:t xml:space="preserve">] </w:t>
+      </w:r>
+      <w:r>
+        <w:rPr>
+          <w:rFonts w:ascii="Arial" w:hAnsi="Arial"/>
           <w:b/>
           <w:color w:val="000000"/>
           <w:sz w:val="18"/>
@@ -129,326 +586,7 @@
       </w:r>
       <w:r>
         <w:rPr>
-          <w:rFonts w:ascii="Arial" w:eastAsia="Arial" w:hAnsi="Arial" w:cs="Arial"/>
-          <w:color w:val="000000"/>
-          <w:sz w:val="18"/>
-          <w:highlight w:val="lightGray"/>
-        </w:rPr>
-        <w:t xml:space="preserve"> [12/10/2025]</w:t>
-      </w:r>
-    </w:p>
-    <w:p>
-      <w:pPr>
-        <w:rPr>
-          <w:rFonts w:ascii="Roboto Mono" w:hAnsi="Roboto Mono"/>
-        </w:rPr>
-      </w:pPr>
-      <w:r>
-        <w:rPr>
-          <w:rFonts w:ascii="Roboto Mono" w:hAnsi="Roboto Mono"/>
-          <w:b/>
-          <w:bCs/>
-        </w:rPr>
-        <w:t>Data Operations</w:t>
-      </w:r>
-      <w:r>
-        <w:rPr>
-          <w:rFonts w:ascii="Roboto Mono" w:hAnsi="Roboto Mono"/>
-        </w:rPr>
-        <w:t xml:space="preserve"> means the </w:t>
-      </w:r>
-      <w:r>
-        <w:rPr>
-          <w:rFonts w:ascii="Roboto Mono" w:hAnsi="Roboto Mono"/>
-          <w:b/>
-          <w:bCs/>
-        </w:rPr>
-        <w:t>actions or processes performed on data to organize, change, analyze, or manage it</w:t>
-      </w:r>
-      <w:r>
-        <w:rPr>
-          <w:rFonts w:ascii="Roboto Mono" w:hAnsi="Roboto Mono"/>
-        </w:rPr>
-        <w:t xml:space="preserve"> so it becomes useful information.</w:t>
-      </w:r>
-    </w:p>
-    <w:p>
-      <w:pPr>
-        <w:pStyle w:val="Heading2"/>
-      </w:pPr>
-      <w:r>
-        <w:t>Simple definition</w:t>
-      </w:r>
-    </w:p>
-    <w:p>
-      <w:r>
-        <w:rPr>
-          <w:rFonts w:ascii="Arial" w:eastAsia="Arial" w:hAnsi="Arial" w:cs="Arial"/>
-          <w:b/>
-          <w:color w:val="000000"/>
-          <w:sz w:val="18"/>
-          <w:highlight w:val="lightGray"/>
-        </w:rPr>
-        <w:t># Source: AI Source: Provided by: [Data Path</w:t>
-      </w:r>
-      <w:r>
-        <w:rPr>
-          <w:rFonts w:ascii="Arial" w:eastAsia="Arial" w:hAnsi="Arial" w:cs="Arial"/>
-          <w:color w:val="000000"/>
-          <w:sz w:val="18"/>
-          <w:highlight w:val="lightGray"/>
-        </w:rPr>
-        <w:t xml:space="preserve">: Persons Table -&gt; ID Column: 1, </w:t>
-      </w:r>
-      <w:proofErr w:type="spellStart"/>
-      <w:r>
-        <w:rPr>
-          <w:rFonts w:ascii="Arial" w:eastAsia="Arial" w:hAnsi="Arial" w:cs="Arial"/>
-          <w:color w:val="000000"/>
-          <w:sz w:val="18"/>
-          <w:highlight w:val="lightGray"/>
-        </w:rPr>
-        <w:t>Name_En</w:t>
-      </w:r>
-      <w:proofErr w:type="spellEnd"/>
-      <w:r>
-        <w:rPr>
-          <w:rFonts w:ascii="Arial" w:eastAsia="Arial" w:hAnsi="Arial" w:cs="Arial"/>
-          <w:color w:val="000000"/>
-          <w:sz w:val="18"/>
-          <w:highlight w:val="lightGray"/>
-        </w:rPr>
-        <w:t xml:space="preserve"> Column: Motasem Essam] -&gt; </w:t>
-      </w:r>
-      <w:r>
-        <w:rPr>
-          <w:rFonts w:ascii="Arial" w:eastAsia="Arial" w:hAnsi="Arial" w:cs="Arial"/>
-          <w:b/>
-          <w:color w:val="000000"/>
-          <w:sz w:val="18"/>
-          <w:highlight w:val="lightGray"/>
-        </w:rPr>
-        <w:t>From:</w:t>
-      </w:r>
-      <w:r>
-        <w:rPr>
-          <w:rFonts w:ascii="Arial" w:eastAsia="Arial" w:hAnsi="Arial" w:cs="Arial"/>
-          <w:color w:val="000000"/>
-          <w:sz w:val="18"/>
-          <w:highlight w:val="lightGray"/>
-        </w:rPr>
-        <w:t xml:space="preserve"> [</w:t>
-      </w:r>
-      <w:proofErr w:type="spellStart"/>
-      <w:r>
-        <w:rPr>
-          <w:rFonts w:ascii="Arial" w:eastAsia="Arial" w:hAnsi="Arial" w:cs="Arial"/>
-          <w:color w:val="000000"/>
-          <w:sz w:val="18"/>
-          <w:highlight w:val="lightGray"/>
-        </w:rPr>
-        <w:t>Chatgpt</w:t>
-      </w:r>
-      <w:proofErr w:type="spellEnd"/>
-      <w:r>
-        <w:rPr>
-          <w:rFonts w:ascii="Arial" w:eastAsia="Arial" w:hAnsi="Arial" w:cs="Arial"/>
-          <w:color w:val="000000"/>
-          <w:sz w:val="18"/>
-          <w:highlight w:val="lightGray"/>
-        </w:rPr>
-        <w:t xml:space="preserve"> (GPT</w:t>
-      </w:r>
-      <w:r>
-        <w:rPr>
-          <w:rFonts w:ascii="Cambria Math" w:eastAsia="Cambria Math" w:hAnsi="Cambria Math" w:cs="Cambria Math"/>
-          <w:color w:val="000000"/>
-          <w:sz w:val="18"/>
-          <w:highlight w:val="lightGray"/>
-        </w:rPr>
-        <w:t>‑</w:t>
-      </w:r>
-      <w:r>
-        <w:rPr>
-          <w:rFonts w:ascii="Arial" w:eastAsia="Arial" w:hAnsi="Arial" w:cs="Arial"/>
-          <w:color w:val="000000"/>
-          <w:sz w:val="18"/>
-          <w:highlight w:val="lightGray"/>
-        </w:rPr>
-        <w:t xml:space="preserve">5 Mini)] </w:t>
-      </w:r>
-      <w:r>
-        <w:rPr>
-          <w:rFonts w:ascii="Arial" w:eastAsia="Arial" w:hAnsi="Arial" w:cs="Arial"/>
-          <w:b/>
-          <w:color w:val="000000"/>
-          <w:sz w:val="18"/>
-          <w:highlight w:val="lightGray"/>
-        </w:rPr>
-        <w:t>on</w:t>
-      </w:r>
-      <w:r>
-        <w:rPr>
-          <w:rFonts w:ascii="Arial" w:eastAsia="Arial" w:hAnsi="Arial" w:cs="Arial"/>
-          <w:color w:val="000000"/>
-          <w:sz w:val="18"/>
-          <w:highlight w:val="lightGray"/>
-        </w:rPr>
-        <w:t xml:space="preserve"> [12/10/2025]</w:t>
-      </w:r>
-    </w:p>
-    <w:p>
-      <w:pPr>
-        <w:rPr>
-          <w:rFonts w:ascii="Roboto Mono" w:hAnsi="Roboto Mono"/>
-        </w:rPr>
-      </w:pPr>
-      <w:r>
-        <w:rPr>
-          <w:rFonts w:ascii="Segoe UI Emoji" w:hAnsi="Segoe UI Emoji" w:cs="Segoe UI Emoji"/>
-        </w:rPr>
-        <w:t>👉</w:t>
-      </w:r>
-      <w:r>
-        <w:rPr>
-          <w:rFonts w:ascii="Roboto Mono" w:hAnsi="Roboto Mono"/>
-        </w:rPr>
-        <w:t xml:space="preserve"> </w:t>
-      </w:r>
-      <w:r>
-        <w:rPr>
-          <w:rFonts w:ascii="Roboto Mono" w:hAnsi="Roboto Mono"/>
-          <w:b/>
-          <w:bCs/>
-        </w:rPr>
-        <w:t>Data operations = the tasks done on data to process or manipulate it.</w:t>
-      </w:r>
-    </w:p>
-    <w:p>
-      <w:pPr>
-        <w:pStyle w:val="Heading2"/>
-      </w:pPr>
-      <w:r>
-        <w:t>Common Data Operations</w:t>
-      </w:r>
-    </w:p>
-    <w:p>
-      <w:pPr>
-        <w:rPr>
-          <w:rFonts w:ascii="Arial" w:eastAsia="Arial" w:hAnsi="Arial" w:cs="Arial"/>
-          <w:color w:val="000000"/>
-          <w:sz w:val="18"/>
-        </w:rPr>
-      </w:pPr>
-      <w:r>
-        <w:rPr>
-          <w:rFonts w:ascii="Arial" w:eastAsia="Arial" w:hAnsi="Arial" w:cs="Arial"/>
-          <w:b/>
-          <w:color w:val="000000"/>
-          <w:sz w:val="18"/>
-          <w:highlight w:val="lightGray"/>
-        </w:rPr>
-        <w:t># Source: AI Source: Provided by: [Data Path</w:t>
-      </w:r>
-      <w:r>
-        <w:rPr>
-          <w:rFonts w:ascii="Arial" w:eastAsia="Arial" w:hAnsi="Arial" w:cs="Arial"/>
-          <w:color w:val="000000"/>
-          <w:sz w:val="18"/>
-          <w:highlight w:val="lightGray"/>
-        </w:rPr>
-        <w:t xml:space="preserve">: Persons Table -&gt; ID Column: 1, </w:t>
-      </w:r>
-      <w:proofErr w:type="spellStart"/>
-      <w:r>
-        <w:rPr>
-          <w:rFonts w:ascii="Arial" w:eastAsia="Arial" w:hAnsi="Arial" w:cs="Arial"/>
-          <w:color w:val="000000"/>
-          <w:sz w:val="18"/>
-          <w:highlight w:val="lightGray"/>
-        </w:rPr>
-        <w:t>Name_En</w:t>
-      </w:r>
-      <w:proofErr w:type="spellEnd"/>
-      <w:r>
-        <w:rPr>
-          <w:rFonts w:ascii="Arial" w:eastAsia="Arial" w:hAnsi="Arial" w:cs="Arial"/>
-          <w:color w:val="000000"/>
-          <w:sz w:val="18"/>
-          <w:highlight w:val="lightGray"/>
-        </w:rPr>
-        <w:t xml:space="preserve"> Column: Motasem Essam] -&gt; </w:t>
-      </w:r>
-      <w:r>
-        <w:rPr>
-          <w:rFonts w:ascii="Arial" w:eastAsia="Arial" w:hAnsi="Arial" w:cs="Arial"/>
-          <w:b/>
-          <w:color w:val="000000"/>
-          <w:sz w:val="18"/>
-          <w:highlight w:val="lightGray"/>
-        </w:rPr>
-        <w:t>From:</w:t>
-      </w:r>
-      <w:r>
-        <w:rPr>
-          <w:rFonts w:ascii="Arial" w:eastAsia="Arial" w:hAnsi="Arial" w:cs="Arial"/>
-          <w:color w:val="000000"/>
-          <w:sz w:val="18"/>
-          <w:highlight w:val="lightGray"/>
-        </w:rPr>
-        <w:t xml:space="preserve"> [</w:t>
-      </w:r>
-      <w:proofErr w:type="spellStart"/>
-      <w:r>
-        <w:rPr>
-          <w:rFonts w:ascii="Arial" w:eastAsia="Arial" w:hAnsi="Arial" w:cs="Arial"/>
-          <w:color w:val="000000"/>
-          <w:sz w:val="18"/>
-          <w:highlight w:val="lightGray"/>
-        </w:rPr>
-        <w:t>Chatgpt</w:t>
-      </w:r>
-      <w:proofErr w:type="spellEnd"/>
-      <w:r>
-        <w:rPr>
-          <w:rFonts w:ascii="Arial" w:eastAsia="Arial" w:hAnsi="Arial" w:cs="Arial"/>
-          <w:color w:val="000000"/>
-          <w:sz w:val="18"/>
-          <w:highlight w:val="lightGray"/>
-        </w:rPr>
-        <w:t xml:space="preserve"> (GPT</w:t>
-      </w:r>
-      <w:r>
-        <w:rPr>
-          <w:rFonts w:ascii="Cambria Math" w:eastAsia="Cambria Math" w:hAnsi="Cambria Math" w:cs="Cambria Math"/>
-          <w:color w:val="000000"/>
-          <w:sz w:val="18"/>
-          <w:highlight w:val="lightGray"/>
-        </w:rPr>
-        <w:t>‑</w:t>
-      </w:r>
-      <w:r>
-        <w:rPr>
-          <w:rFonts w:ascii="Arial" w:eastAsia="Arial" w:hAnsi="Arial" w:cs="Arial"/>
-          <w:color w:val="000000"/>
-          <w:sz w:val="18"/>
-          <w:highlight w:val="lightGray"/>
-        </w:rPr>
-        <w:t xml:space="preserve">5 Mini)] </w:t>
-      </w:r>
-      <w:r>
-        <w:rPr>
-          <w:rFonts w:ascii="Arial" w:eastAsia="Arial" w:hAnsi="Arial" w:cs="Arial"/>
-          <w:b/>
-          <w:color w:val="000000"/>
-          <w:sz w:val="18"/>
-          <w:highlight w:val="lightGray"/>
-        </w:rPr>
-        <w:t>on</w:t>
-      </w:r>
-      <w:r>
-        <w:rPr>
-          <w:rFonts w:ascii="Arial" w:eastAsia="Arial" w:hAnsi="Arial" w:cs="Arial"/>
+          <w:rFonts w:ascii="Arial" w:hAnsi="Arial"/>
           <w:color w:val="000000"/>
           <w:sz w:val="18"/>
           <w:highlight w:val="lightGray"/>
@@ -882,7 +1020,7 @@
     <w:p>
       <w:r>
         <w:rPr>
-          <w:rFonts w:ascii="Arial" w:eastAsia="Arial" w:hAnsi="Arial" w:cs="Arial"/>
+          <w:rFonts w:ascii="Arial" w:hAnsi="Arial"/>
           <w:b/>
           <w:color w:val="000000"/>
           <w:sz w:val="18"/>
@@ -892,27 +1030,25 @@
       </w:r>
       <w:r>
         <w:rPr>
-          <w:rFonts w:ascii="Arial" w:eastAsia="Arial" w:hAnsi="Arial" w:cs="Arial"/>
+          <w:rFonts w:ascii="Arial" w:hAnsi="Arial"/>
           <w:color w:val="000000"/>
           <w:sz w:val="18"/>
           <w:highlight w:val="lightGray"/>
         </w:rPr>
         <w:t xml:space="preserve">: Persons Table -&gt; ID Column: 1, </w:t>
       </w:r>
-      <w:proofErr w:type="spellStart"/>
-      <w:r>
-        <w:rPr>
-          <w:rFonts w:ascii="Arial" w:eastAsia="Arial" w:hAnsi="Arial" w:cs="Arial"/>
+      <w:r>
+        <w:rPr>
+          <w:rFonts w:ascii="Arial" w:hAnsi="Arial"/>
           <w:color w:val="000000"/>
           <w:sz w:val="18"/>
           <w:highlight w:val="lightGray"/>
         </w:rPr>
         <w:t>Name_En</w:t>
       </w:r>
-      <w:proofErr w:type="spellEnd"/>
-      <w:r>
-        <w:rPr>
-          <w:rFonts w:ascii="Arial" w:eastAsia="Arial" w:hAnsi="Arial" w:cs="Arial"/>
+      <w:r>
+        <w:rPr>
+          <w:rFonts w:ascii="Arial" w:hAnsi="Arial"/>
           <w:color w:val="000000"/>
           <w:sz w:val="18"/>
           <w:highlight w:val="lightGray"/>
@@ -921,7 +1057,7 @@
       </w:r>
       <w:r>
         <w:rPr>
-          <w:rFonts w:ascii="Arial" w:eastAsia="Arial" w:hAnsi="Arial" w:cs="Arial"/>
+          <w:rFonts w:ascii="Arial" w:hAnsi="Arial"/>
           <w:b/>
           <w:color w:val="000000"/>
           <w:sz w:val="18"/>
@@ -931,54 +1067,102 @@
       </w:r>
       <w:r>
         <w:rPr>
-          <w:rFonts w:ascii="Arial" w:eastAsia="Arial" w:hAnsi="Arial" w:cs="Arial"/>
+          <w:rFonts w:ascii="Arial" w:hAnsi="Arial"/>
           <w:color w:val="000000"/>
           <w:sz w:val="18"/>
           <w:highlight w:val="lightGray"/>
         </w:rPr>
         <w:t xml:space="preserve"> [</w:t>
       </w:r>
-      <w:proofErr w:type="spellStart"/>
-      <w:r>
-        <w:rPr>
-          <w:rFonts w:ascii="Arial" w:eastAsia="Arial" w:hAnsi="Arial" w:cs="Arial"/>
-          <w:color w:val="000000"/>
-          <w:sz w:val="18"/>
-          <w:highlight w:val="lightGray"/>
-        </w:rPr>
-        <w:t>Chatgpt</w:t>
-      </w:r>
-      <w:proofErr w:type="spellEnd"/>
-      <w:r>
-        <w:rPr>
-          <w:rFonts w:ascii="Arial" w:eastAsia="Arial" w:hAnsi="Arial" w:cs="Arial"/>
-          <w:color w:val="000000"/>
-          <w:sz w:val="18"/>
-          <w:highlight w:val="lightGray"/>
-        </w:rPr>
-        <w:t xml:space="preserve"> (GPT</w:t>
-      </w:r>
-      <w:r>
-        <w:rPr>
-          <w:rFonts w:ascii="Cambria Math" w:eastAsia="Cambria Math" w:hAnsi="Cambria Math" w:cs="Cambria Math"/>
-          <w:color w:val="000000"/>
-          <w:sz w:val="18"/>
-          <w:highlight w:val="lightGray"/>
-        </w:rPr>
-        <w:t>‑</w:t>
-      </w:r>
-      <w:r>
-        <w:rPr>
-          <w:rFonts w:ascii="Arial" w:eastAsia="Arial" w:hAnsi="Arial" w:cs="Arial"/>
-          <w:color w:val="000000"/>
-          <w:sz w:val="18"/>
-          <w:highlight w:val="lightGray"/>
-        </w:rPr>
-        <w:t xml:space="preserve">5 Mini)] </w:t>
-      </w:r>
-      <w:r>
-        <w:rPr>
-          <w:rFonts w:ascii="Arial" w:eastAsia="Arial" w:hAnsi="Arial" w:cs="Arial"/>
+      <w:r>
+        <w:rPr>
+          <w:rFonts w:ascii="Arial" w:hAnsi="Arial" w:eastAsia="Arial" w:cs="Arial"/>
+          <w:b w:val="0"/>
+          <w:i w:val="0"/>
+          <w:color w:val="000000"/>
+          <w:sz w:val="18"/>
+          <w:highlight w:val="lightGray"/>
+        </w:rPr>
+        <w:t>C</w:t>
+      </w:r>
+      <w:r>
+        <w:rPr>
+          <w:rFonts w:ascii="Arial" w:hAnsi="Arial" w:eastAsia="Arial" w:cs="Arial"/>
+          <w:b w:val="0"/>
+          <w:i w:val="0"/>
+          <w:color w:val="000000"/>
+          <w:sz w:val="18"/>
+          <w:highlight w:val="lightGray"/>
+        </w:rPr>
+        <w:t>h</w:t>
+      </w:r>
+      <w:r>
+        <w:rPr>
+          <w:rFonts w:ascii="Arial" w:hAnsi="Arial" w:eastAsia="Arial" w:cs="Arial"/>
+          <w:b w:val="0"/>
+          <w:i w:val="0"/>
+          <w:color w:val="000000"/>
+          <w:sz w:val="18"/>
+          <w:highlight w:val="lightGray"/>
+        </w:rPr>
+        <w:t>a</w:t>
+      </w:r>
+      <w:r>
+        <w:rPr>
+          <w:rFonts w:ascii="Arial" w:hAnsi="Arial" w:eastAsia="Arial" w:cs="Arial"/>
+          <w:b w:val="0"/>
+          <w:i w:val="0"/>
+          <w:color w:val="000000"/>
+          <w:sz w:val="18"/>
+          <w:highlight w:val="lightGray"/>
+        </w:rPr>
+        <w:t>t</w:t>
+      </w:r>
+      <w:r>
+        <w:rPr>
+          <w:rFonts w:ascii="Arial" w:hAnsi="Arial" w:eastAsia="Arial" w:cs="Arial"/>
+          <w:b w:val="0"/>
+          <w:i w:val="0"/>
+          <w:color w:val="000000"/>
+          <w:sz w:val="18"/>
+          <w:highlight w:val="lightGray"/>
+        </w:rPr>
+        <w:t>G</w:t>
+      </w:r>
+      <w:r>
+        <w:rPr>
+          <w:rFonts w:ascii="Arial" w:hAnsi="Arial" w:eastAsia="Arial" w:cs="Arial"/>
+          <w:b w:val="0"/>
+          <w:i w:val="0"/>
+          <w:color w:val="000000"/>
+          <w:sz w:val="18"/>
+          <w:highlight w:val="lightGray"/>
+        </w:rPr>
+        <w:t>P</w:t>
+      </w:r>
+      <w:r>
+        <w:rPr>
+          <w:rFonts w:ascii="Arial" w:hAnsi="Arial" w:eastAsia="Arial" w:cs="Arial"/>
+          <w:b w:val="0"/>
+          <w:i w:val="0"/>
+          <w:color w:val="000000"/>
+          <w:sz w:val="18"/>
+          <w:highlight w:val="lightGray"/>
+        </w:rPr>
+        <w:t>T</w:t>
+      </w:r>
+      <w:r>
+        <w:rPr>
+          <w:rFonts w:ascii="Arial" w:hAnsi="Arial"/>
+          <w:color w:val="000000"/>
+          <w:sz w:val="18"/>
+          <w:highlight w:val="lightGray"/>
+        </w:rPr>
+        <w:t xml:space="preserve">] </w:t>
+      </w:r>
+      <w:r>
+        <w:rPr>
+          <w:rFonts w:ascii="Arial" w:hAnsi="Arial"/>
           <w:b/>
           <w:color w:val="000000"/>
           <w:sz w:val="18"/>
@@ -988,7 +1172,7 @@
       </w:r>
       <w:r>
         <w:rPr>
-          <w:rFonts w:ascii="Arial" w:eastAsia="Arial" w:hAnsi="Arial" w:cs="Arial"/>
+          <w:rFonts w:ascii="Arial" w:hAnsi="Arial"/>
           <w:color w:val="000000"/>
           <w:sz w:val="18"/>
           <w:highlight w:val="lightGray"/>
@@ -1104,7 +1288,7 @@
     <w:p>
       <w:r>
         <w:rPr>
-          <w:rFonts w:ascii="Arial" w:eastAsia="Arial" w:hAnsi="Arial" w:cs="Arial"/>
+          <w:rFonts w:ascii="Arial" w:hAnsi="Arial"/>
           <w:b/>
           <w:color w:val="000000"/>
           <w:sz w:val="18"/>
@@ -1114,27 +1298,25 @@
       </w:r>
       <w:r>
         <w:rPr>
-          <w:rFonts w:ascii="Arial" w:eastAsia="Arial" w:hAnsi="Arial" w:cs="Arial"/>
+          <w:rFonts w:ascii="Arial" w:hAnsi="Arial"/>
           <w:color w:val="000000"/>
           <w:sz w:val="18"/>
           <w:highlight w:val="lightGray"/>
         </w:rPr>
         <w:t xml:space="preserve">: Persons Table -&gt; ID Column: 1, </w:t>
       </w:r>
-      <w:proofErr w:type="spellStart"/>
-      <w:r>
-        <w:rPr>
-          <w:rFonts w:ascii="Arial" w:eastAsia="Arial" w:hAnsi="Arial" w:cs="Arial"/>
+      <w:r>
+        <w:rPr>
+          <w:rFonts w:ascii="Arial" w:hAnsi="Arial"/>
           <w:color w:val="000000"/>
           <w:sz w:val="18"/>
           <w:highlight w:val="lightGray"/>
         </w:rPr>
         <w:t>Name_En</w:t>
       </w:r>
-      <w:proofErr w:type="spellEnd"/>
-      <w:r>
-        <w:rPr>
-          <w:rFonts w:ascii="Arial" w:eastAsia="Arial" w:hAnsi="Arial" w:cs="Arial"/>
+      <w:r>
+        <w:rPr>
+          <w:rFonts w:ascii="Arial" w:hAnsi="Arial"/>
           <w:color w:val="000000"/>
           <w:sz w:val="18"/>
           <w:highlight w:val="lightGray"/>
@@ -1143,7 +1325,7 @@
       </w:r>
       <w:r>
         <w:rPr>
-          <w:rFonts w:ascii="Arial" w:eastAsia="Arial" w:hAnsi="Arial" w:cs="Arial"/>
+          <w:rFonts w:ascii="Arial" w:hAnsi="Arial"/>
           <w:b/>
           <w:color w:val="000000"/>
           <w:sz w:val="18"/>
@@ -1153,54 +1335,102 @@
       </w:r>
       <w:r>
         <w:rPr>
-          <w:rFonts w:ascii="Arial" w:eastAsia="Arial" w:hAnsi="Arial" w:cs="Arial"/>
+          <w:rFonts w:ascii="Arial" w:hAnsi="Arial"/>
           <w:color w:val="000000"/>
           <w:sz w:val="18"/>
           <w:highlight w:val="lightGray"/>
         </w:rPr>
         <w:t xml:space="preserve"> [</w:t>
       </w:r>
-      <w:proofErr w:type="spellStart"/>
-      <w:r>
-        <w:rPr>
-          <w:rFonts w:ascii="Arial" w:eastAsia="Arial" w:hAnsi="Arial" w:cs="Arial"/>
-          <w:color w:val="000000"/>
-          <w:sz w:val="18"/>
-          <w:highlight w:val="lightGray"/>
-        </w:rPr>
-        <w:t>Chatgpt</w:t>
-      </w:r>
-      <w:proofErr w:type="spellEnd"/>
-      <w:r>
-        <w:rPr>
-          <w:rFonts w:ascii="Arial" w:eastAsia="Arial" w:hAnsi="Arial" w:cs="Arial"/>
-          <w:color w:val="000000"/>
-          <w:sz w:val="18"/>
-          <w:highlight w:val="lightGray"/>
-        </w:rPr>
-        <w:t xml:space="preserve"> (GPT</w:t>
-      </w:r>
-      <w:r>
-        <w:rPr>
-          <w:rFonts w:ascii="Cambria Math" w:eastAsia="Cambria Math" w:hAnsi="Cambria Math" w:cs="Cambria Math"/>
-          <w:color w:val="000000"/>
-          <w:sz w:val="18"/>
-          <w:highlight w:val="lightGray"/>
-        </w:rPr>
-        <w:t>‑</w:t>
-      </w:r>
-      <w:r>
-        <w:rPr>
-          <w:rFonts w:ascii="Arial" w:eastAsia="Arial" w:hAnsi="Arial" w:cs="Arial"/>
-          <w:color w:val="000000"/>
-          <w:sz w:val="18"/>
-          <w:highlight w:val="lightGray"/>
-        </w:rPr>
-        <w:t xml:space="preserve">5 Mini)] </w:t>
-      </w:r>
-      <w:r>
-        <w:rPr>
-          <w:rFonts w:ascii="Arial" w:eastAsia="Arial" w:hAnsi="Arial" w:cs="Arial"/>
+      <w:r>
+        <w:rPr>
+          <w:rFonts w:ascii="Arial" w:hAnsi="Arial" w:eastAsia="Arial" w:cs="Arial"/>
+          <w:b w:val="0"/>
+          <w:i w:val="0"/>
+          <w:color w:val="000000"/>
+          <w:sz w:val="18"/>
+          <w:highlight w:val="lightGray"/>
+        </w:rPr>
+        <w:t>C</w:t>
+      </w:r>
+      <w:r>
+        <w:rPr>
+          <w:rFonts w:ascii="Arial" w:hAnsi="Arial" w:eastAsia="Arial" w:cs="Arial"/>
+          <w:b w:val="0"/>
+          <w:i w:val="0"/>
+          <w:color w:val="000000"/>
+          <w:sz w:val="18"/>
+          <w:highlight w:val="lightGray"/>
+        </w:rPr>
+        <w:t>h</w:t>
+      </w:r>
+      <w:r>
+        <w:rPr>
+          <w:rFonts w:ascii="Arial" w:hAnsi="Arial" w:eastAsia="Arial" w:cs="Arial"/>
+          <w:b w:val="0"/>
+          <w:i w:val="0"/>
+          <w:color w:val="000000"/>
+          <w:sz w:val="18"/>
+          <w:highlight w:val="lightGray"/>
+        </w:rPr>
+        <w:t>a</w:t>
+      </w:r>
+      <w:r>
+        <w:rPr>
+          <w:rFonts w:ascii="Arial" w:hAnsi="Arial" w:eastAsia="Arial" w:cs="Arial"/>
+          <w:b w:val="0"/>
+          <w:i w:val="0"/>
+          <w:color w:val="000000"/>
+          <w:sz w:val="18"/>
+          <w:highlight w:val="lightGray"/>
+        </w:rPr>
+        <w:t>t</w:t>
+      </w:r>
+      <w:r>
+        <w:rPr>
+          <w:rFonts w:ascii="Arial" w:hAnsi="Arial" w:eastAsia="Arial" w:cs="Arial"/>
+          <w:b w:val="0"/>
+          <w:i w:val="0"/>
+          <w:color w:val="000000"/>
+          <w:sz w:val="18"/>
+          <w:highlight w:val="lightGray"/>
+        </w:rPr>
+        <w:t>G</w:t>
+      </w:r>
+      <w:r>
+        <w:rPr>
+          <w:rFonts w:ascii="Arial" w:hAnsi="Arial" w:eastAsia="Arial" w:cs="Arial"/>
+          <w:b w:val="0"/>
+          <w:i w:val="0"/>
+          <w:color w:val="000000"/>
+          <w:sz w:val="18"/>
+          <w:highlight w:val="lightGray"/>
+        </w:rPr>
+        <w:t>P</w:t>
+      </w:r>
+      <w:r>
+        <w:rPr>
+          <w:rFonts w:ascii="Arial" w:hAnsi="Arial" w:eastAsia="Arial" w:cs="Arial"/>
+          <w:b w:val="0"/>
+          <w:i w:val="0"/>
+          <w:color w:val="000000"/>
+          <w:sz w:val="18"/>
+          <w:highlight w:val="lightGray"/>
+        </w:rPr>
+        <w:t>T</w:t>
+      </w:r>
+      <w:r>
+        <w:rPr>
+          <w:rFonts w:ascii="Arial" w:hAnsi="Arial"/>
+          <w:color w:val="000000"/>
+          <w:sz w:val="18"/>
+          <w:highlight w:val="lightGray"/>
+        </w:rPr>
+        <w:t xml:space="preserve">] </w:t>
+      </w:r>
+      <w:r>
+        <w:rPr>
+          <w:rFonts w:ascii="Arial" w:hAnsi="Arial"/>
           <w:b/>
           <w:color w:val="000000"/>
           <w:sz w:val="18"/>
@@ -1210,7 +1440,7 @@
       </w:r>
       <w:r>
         <w:rPr>
-          <w:rFonts w:ascii="Arial" w:eastAsia="Arial" w:hAnsi="Arial" w:cs="Arial"/>
+          <w:rFonts w:ascii="Arial" w:hAnsi="Arial"/>
           <w:color w:val="000000"/>
           <w:sz w:val="18"/>
           <w:highlight w:val="lightGray"/>
@@ -1586,7 +1816,7 @@
       </w:pPr>
       <w:r>
         <w:rPr>
-          <w:rFonts w:ascii="Arial" w:eastAsia="Arial" w:hAnsi="Arial" w:cs="Arial"/>
+          <w:rFonts w:ascii="Arial" w:hAnsi="Arial"/>
           <w:b/>
           <w:color w:val="000000"/>
           <w:sz w:val="18"/>
@@ -1596,27 +1826,25 @@
       </w:r>
       <w:r>
         <w:rPr>
-          <w:rFonts w:ascii="Arial" w:eastAsia="Arial" w:hAnsi="Arial" w:cs="Arial"/>
+          <w:rFonts w:ascii="Arial" w:hAnsi="Arial"/>
           <w:color w:val="000000"/>
           <w:sz w:val="18"/>
           <w:highlight w:val="lightGray"/>
         </w:rPr>
         <w:t xml:space="preserve">: Persons Table -&gt; ID Column: 1, </w:t>
       </w:r>
-      <w:proofErr w:type="spellStart"/>
-      <w:r>
-        <w:rPr>
-          <w:rFonts w:ascii="Arial" w:eastAsia="Arial" w:hAnsi="Arial" w:cs="Arial"/>
+      <w:r>
+        <w:rPr>
+          <w:rFonts w:ascii="Arial" w:hAnsi="Arial"/>
           <w:color w:val="000000"/>
           <w:sz w:val="18"/>
           <w:highlight w:val="lightGray"/>
         </w:rPr>
         <w:t>Name_En</w:t>
       </w:r>
-      <w:proofErr w:type="spellEnd"/>
-      <w:r>
-        <w:rPr>
-          <w:rFonts w:ascii="Arial" w:eastAsia="Arial" w:hAnsi="Arial" w:cs="Arial"/>
+      <w:r>
+        <w:rPr>
+          <w:rFonts w:ascii="Arial" w:hAnsi="Arial"/>
           <w:color w:val="000000"/>
           <w:sz w:val="18"/>
           <w:highlight w:val="lightGray"/>
@@ -1625,7 +1853,7 @@
       </w:r>
       <w:r>
         <w:rPr>
-          <w:rFonts w:ascii="Arial" w:eastAsia="Arial" w:hAnsi="Arial" w:cs="Arial"/>
+          <w:rFonts w:ascii="Arial" w:hAnsi="Arial"/>
           <w:b/>
           <w:color w:val="000000"/>
           <w:sz w:val="18"/>
@@ -1635,54 +1863,102 @@
       </w:r>
       <w:r>
         <w:rPr>
-          <w:rFonts w:ascii="Arial" w:eastAsia="Arial" w:hAnsi="Arial" w:cs="Arial"/>
+          <w:rFonts w:ascii="Arial" w:hAnsi="Arial"/>
           <w:color w:val="000000"/>
           <w:sz w:val="18"/>
           <w:highlight w:val="lightGray"/>
         </w:rPr>
         <w:t xml:space="preserve"> [</w:t>
       </w:r>
-      <w:proofErr w:type="spellStart"/>
-      <w:r>
-        <w:rPr>
-          <w:rFonts w:ascii="Arial" w:eastAsia="Arial" w:hAnsi="Arial" w:cs="Arial"/>
-          <w:color w:val="000000"/>
-          <w:sz w:val="18"/>
-          <w:highlight w:val="lightGray"/>
-        </w:rPr>
-        <w:t>Chatgpt</w:t>
-      </w:r>
-      <w:proofErr w:type="spellEnd"/>
-      <w:r>
-        <w:rPr>
-          <w:rFonts w:ascii="Arial" w:eastAsia="Arial" w:hAnsi="Arial" w:cs="Arial"/>
-          <w:color w:val="000000"/>
-          <w:sz w:val="18"/>
-          <w:highlight w:val="lightGray"/>
-        </w:rPr>
-        <w:t xml:space="preserve"> (GPT</w:t>
-      </w:r>
-      <w:r>
-        <w:rPr>
-          <w:rFonts w:ascii="Cambria Math" w:eastAsia="Cambria Math" w:hAnsi="Cambria Math" w:cs="Cambria Math"/>
-          <w:color w:val="000000"/>
-          <w:sz w:val="18"/>
-          <w:highlight w:val="lightGray"/>
-        </w:rPr>
-        <w:t>‑</w:t>
-      </w:r>
-      <w:r>
-        <w:rPr>
-          <w:rFonts w:ascii="Arial" w:eastAsia="Arial" w:hAnsi="Arial" w:cs="Arial"/>
-          <w:color w:val="000000"/>
-          <w:sz w:val="18"/>
-          <w:highlight w:val="lightGray"/>
-        </w:rPr>
-        <w:t xml:space="preserve">5 Mini)] </w:t>
-      </w:r>
-      <w:r>
-        <w:rPr>
-          <w:rFonts w:ascii="Arial" w:eastAsia="Arial" w:hAnsi="Arial" w:cs="Arial"/>
+      <w:r>
+        <w:rPr>
+          <w:rFonts w:ascii="Arial" w:hAnsi="Arial" w:eastAsia="Arial" w:cs="Arial"/>
+          <w:b w:val="0"/>
+          <w:i w:val="0"/>
+          <w:color w:val="000000"/>
+          <w:sz w:val="18"/>
+          <w:highlight w:val="lightGray"/>
+        </w:rPr>
+        <w:t>C</w:t>
+      </w:r>
+      <w:r>
+        <w:rPr>
+          <w:rFonts w:ascii="Arial" w:hAnsi="Arial" w:eastAsia="Arial" w:cs="Arial"/>
+          <w:b w:val="0"/>
+          <w:i w:val="0"/>
+          <w:color w:val="000000"/>
+          <w:sz w:val="18"/>
+          <w:highlight w:val="lightGray"/>
+        </w:rPr>
+        <w:t>h</w:t>
+      </w:r>
+      <w:r>
+        <w:rPr>
+          <w:rFonts w:ascii="Arial" w:hAnsi="Arial" w:eastAsia="Arial" w:cs="Arial"/>
+          <w:b w:val="0"/>
+          <w:i w:val="0"/>
+          <w:color w:val="000000"/>
+          <w:sz w:val="18"/>
+          <w:highlight w:val="lightGray"/>
+        </w:rPr>
+        <w:t>a</w:t>
+      </w:r>
+      <w:r>
+        <w:rPr>
+          <w:rFonts w:ascii="Arial" w:hAnsi="Arial" w:eastAsia="Arial" w:cs="Arial"/>
+          <w:b w:val="0"/>
+          <w:i w:val="0"/>
+          <w:color w:val="000000"/>
+          <w:sz w:val="18"/>
+          <w:highlight w:val="lightGray"/>
+        </w:rPr>
+        <w:t>t</w:t>
+      </w:r>
+      <w:r>
+        <w:rPr>
+          <w:rFonts w:ascii="Arial" w:hAnsi="Arial" w:eastAsia="Arial" w:cs="Arial"/>
+          <w:b w:val="0"/>
+          <w:i w:val="0"/>
+          <w:color w:val="000000"/>
+          <w:sz w:val="18"/>
+          <w:highlight w:val="lightGray"/>
+        </w:rPr>
+        <w:t>G</w:t>
+      </w:r>
+      <w:r>
+        <w:rPr>
+          <w:rFonts w:ascii="Arial" w:hAnsi="Arial" w:eastAsia="Arial" w:cs="Arial"/>
+          <w:b w:val="0"/>
+          <w:i w:val="0"/>
+          <w:color w:val="000000"/>
+          <w:sz w:val="18"/>
+          <w:highlight w:val="lightGray"/>
+        </w:rPr>
+        <w:t>P</w:t>
+      </w:r>
+      <w:r>
+        <w:rPr>
+          <w:rFonts w:ascii="Arial" w:hAnsi="Arial" w:eastAsia="Arial" w:cs="Arial"/>
+          <w:b w:val="0"/>
+          <w:i w:val="0"/>
+          <w:color w:val="000000"/>
+          <w:sz w:val="18"/>
+          <w:highlight w:val="lightGray"/>
+        </w:rPr>
+        <w:t>T</w:t>
+      </w:r>
+      <w:r>
+        <w:rPr>
+          <w:rFonts w:ascii="Arial" w:hAnsi="Arial"/>
+          <w:color w:val="000000"/>
+          <w:sz w:val="18"/>
+          <w:highlight w:val="lightGray"/>
+        </w:rPr>
+        <w:t xml:space="preserve">] </w:t>
+      </w:r>
+      <w:r>
+        <w:rPr>
+          <w:rFonts w:ascii="Arial" w:hAnsi="Arial"/>
           <w:b/>
           <w:color w:val="000000"/>
           <w:sz w:val="18"/>
@@ -1692,7 +1968,7 @@
       </w:r>
       <w:r>
         <w:rPr>
-          <w:rFonts w:ascii="Arial" w:eastAsia="Arial" w:hAnsi="Arial" w:cs="Arial"/>
+          <w:rFonts w:ascii="Arial" w:hAnsi="Arial"/>
           <w:color w:val="000000"/>
           <w:sz w:val="18"/>
           <w:highlight w:val="lightGray"/>
@@ -1869,7 +2145,7 @@
     <w:p>
       <w:r>
         <w:rPr>
-          <w:rFonts w:ascii="Arial" w:eastAsia="Arial" w:hAnsi="Arial" w:cs="Arial"/>
+          <w:rFonts w:ascii="Arial" w:hAnsi="Arial"/>
           <w:b/>
           <w:color w:val="000000"/>
           <w:sz w:val="18"/>
@@ -1879,27 +2155,25 @@
       </w:r>
       <w:r>
         <w:rPr>
-          <w:rFonts w:ascii="Arial" w:eastAsia="Arial" w:hAnsi="Arial" w:cs="Arial"/>
+          <w:rFonts w:ascii="Arial" w:hAnsi="Arial"/>
           <w:color w:val="000000"/>
           <w:sz w:val="18"/>
           <w:highlight w:val="lightGray"/>
         </w:rPr>
         <w:t xml:space="preserve">: Persons Table -&gt; ID Column: 1, </w:t>
       </w:r>
-      <w:proofErr w:type="spellStart"/>
-      <w:r>
-        <w:rPr>
-          <w:rFonts w:ascii="Arial" w:eastAsia="Arial" w:hAnsi="Arial" w:cs="Arial"/>
+      <w:r>
+        <w:rPr>
+          <w:rFonts w:ascii="Arial" w:hAnsi="Arial"/>
           <w:color w:val="000000"/>
           <w:sz w:val="18"/>
           <w:highlight w:val="lightGray"/>
         </w:rPr>
         <w:t>Name_En</w:t>
       </w:r>
-      <w:proofErr w:type="spellEnd"/>
-      <w:r>
-        <w:rPr>
-          <w:rFonts w:ascii="Arial" w:eastAsia="Arial" w:hAnsi="Arial" w:cs="Arial"/>
+      <w:r>
+        <w:rPr>
+          <w:rFonts w:ascii="Arial" w:hAnsi="Arial"/>
           <w:color w:val="000000"/>
           <w:sz w:val="18"/>
           <w:highlight w:val="lightGray"/>
@@ -1908,7 +2182,7 @@
       </w:r>
       <w:r>
         <w:rPr>
-          <w:rFonts w:ascii="Arial" w:eastAsia="Arial" w:hAnsi="Arial" w:cs="Arial"/>
+          <w:rFonts w:ascii="Arial" w:hAnsi="Arial"/>
           <w:b/>
           <w:color w:val="000000"/>
           <w:sz w:val="18"/>
@@ -1918,54 +2192,102 @@
       </w:r>
       <w:r>
         <w:rPr>
-          <w:rFonts w:ascii="Arial" w:eastAsia="Arial" w:hAnsi="Arial" w:cs="Arial"/>
+          <w:rFonts w:ascii="Arial" w:hAnsi="Arial"/>
           <w:color w:val="000000"/>
           <w:sz w:val="18"/>
           <w:highlight w:val="lightGray"/>
         </w:rPr>
         <w:t xml:space="preserve"> [</w:t>
       </w:r>
-      <w:proofErr w:type="spellStart"/>
-      <w:r>
-        <w:rPr>
-          <w:rFonts w:ascii="Arial" w:eastAsia="Arial" w:hAnsi="Arial" w:cs="Arial"/>
-          <w:color w:val="000000"/>
-          <w:sz w:val="18"/>
-          <w:highlight w:val="lightGray"/>
-        </w:rPr>
-        <w:t>Chatgpt</w:t>
-      </w:r>
-      <w:proofErr w:type="spellEnd"/>
-      <w:r>
-        <w:rPr>
-          <w:rFonts w:ascii="Arial" w:eastAsia="Arial" w:hAnsi="Arial" w:cs="Arial"/>
-          <w:color w:val="000000"/>
-          <w:sz w:val="18"/>
-          <w:highlight w:val="lightGray"/>
-        </w:rPr>
-        <w:t xml:space="preserve"> (GPT</w:t>
-      </w:r>
-      <w:r>
-        <w:rPr>
-          <w:rFonts w:ascii="Cambria Math" w:eastAsia="Cambria Math" w:hAnsi="Cambria Math" w:cs="Cambria Math"/>
-          <w:color w:val="000000"/>
-          <w:sz w:val="18"/>
-          <w:highlight w:val="lightGray"/>
-        </w:rPr>
-        <w:t>‑</w:t>
-      </w:r>
-      <w:r>
-        <w:rPr>
-          <w:rFonts w:ascii="Arial" w:eastAsia="Arial" w:hAnsi="Arial" w:cs="Arial"/>
-          <w:color w:val="000000"/>
-          <w:sz w:val="18"/>
-          <w:highlight w:val="lightGray"/>
-        </w:rPr>
-        <w:t xml:space="preserve">5 Mini)] </w:t>
-      </w:r>
-      <w:r>
-        <w:rPr>
-          <w:rFonts w:ascii="Arial" w:eastAsia="Arial" w:hAnsi="Arial" w:cs="Arial"/>
+      <w:r>
+        <w:rPr>
+          <w:rFonts w:ascii="Arial" w:hAnsi="Arial" w:eastAsia="Arial" w:cs="Arial"/>
+          <w:b w:val="0"/>
+          <w:i w:val="0"/>
+          <w:color w:val="000000"/>
+          <w:sz w:val="18"/>
+          <w:highlight w:val="lightGray"/>
+        </w:rPr>
+        <w:t>C</w:t>
+      </w:r>
+      <w:r>
+        <w:rPr>
+          <w:rFonts w:ascii="Arial" w:hAnsi="Arial" w:eastAsia="Arial" w:cs="Arial"/>
+          <w:b w:val="0"/>
+          <w:i w:val="0"/>
+          <w:color w:val="000000"/>
+          <w:sz w:val="18"/>
+          <w:highlight w:val="lightGray"/>
+        </w:rPr>
+        <w:t>h</w:t>
+      </w:r>
+      <w:r>
+        <w:rPr>
+          <w:rFonts w:ascii="Arial" w:hAnsi="Arial" w:eastAsia="Arial" w:cs="Arial"/>
+          <w:b w:val="0"/>
+          <w:i w:val="0"/>
+          <w:color w:val="000000"/>
+          <w:sz w:val="18"/>
+          <w:highlight w:val="lightGray"/>
+        </w:rPr>
+        <w:t>a</w:t>
+      </w:r>
+      <w:r>
+        <w:rPr>
+          <w:rFonts w:ascii="Arial" w:hAnsi="Arial" w:eastAsia="Arial" w:cs="Arial"/>
+          <w:b w:val="0"/>
+          <w:i w:val="0"/>
+          <w:color w:val="000000"/>
+          <w:sz w:val="18"/>
+          <w:highlight w:val="lightGray"/>
+        </w:rPr>
+        <w:t>t</w:t>
+      </w:r>
+      <w:r>
+        <w:rPr>
+          <w:rFonts w:ascii="Arial" w:hAnsi="Arial" w:eastAsia="Arial" w:cs="Arial"/>
+          <w:b w:val="0"/>
+          <w:i w:val="0"/>
+          <w:color w:val="000000"/>
+          <w:sz w:val="18"/>
+          <w:highlight w:val="lightGray"/>
+        </w:rPr>
+        <w:t>G</w:t>
+      </w:r>
+      <w:r>
+        <w:rPr>
+          <w:rFonts w:ascii="Arial" w:hAnsi="Arial" w:eastAsia="Arial" w:cs="Arial"/>
+          <w:b w:val="0"/>
+          <w:i w:val="0"/>
+          <w:color w:val="000000"/>
+          <w:sz w:val="18"/>
+          <w:highlight w:val="lightGray"/>
+        </w:rPr>
+        <w:t>P</w:t>
+      </w:r>
+      <w:r>
+        <w:rPr>
+          <w:rFonts w:ascii="Arial" w:hAnsi="Arial" w:eastAsia="Arial" w:cs="Arial"/>
+          <w:b w:val="0"/>
+          <w:i w:val="0"/>
+          <w:color w:val="000000"/>
+          <w:sz w:val="18"/>
+          <w:highlight w:val="lightGray"/>
+        </w:rPr>
+        <w:t>T</w:t>
+      </w:r>
+      <w:r>
+        <w:rPr>
+          <w:rFonts w:ascii="Arial" w:hAnsi="Arial"/>
+          <w:color w:val="000000"/>
+          <w:sz w:val="18"/>
+          <w:highlight w:val="lightGray"/>
+        </w:rPr>
+        <w:t xml:space="preserve">] </w:t>
+      </w:r>
+      <w:r>
+        <w:rPr>
+          <w:rFonts w:ascii="Arial" w:hAnsi="Arial"/>
           <w:b/>
           <w:color w:val="000000"/>
           <w:sz w:val="18"/>
@@ -1975,7 +2297,7 @@
       </w:r>
       <w:r>
         <w:rPr>
-          <w:rFonts w:ascii="Arial" w:eastAsia="Arial" w:hAnsi="Arial" w:cs="Arial"/>
+          <w:rFonts w:ascii="Arial" w:hAnsi="Arial"/>
           <w:color w:val="000000"/>
           <w:sz w:val="18"/>
           <w:highlight w:val="lightGray"/>
@@ -2160,7 +2482,7 @@
     <w:p>
       <w:r>
         <w:rPr>
-          <w:rFonts w:ascii="Arial" w:eastAsia="Arial" w:hAnsi="Arial" w:cs="Arial"/>
+          <w:rFonts w:ascii="Arial" w:hAnsi="Arial"/>
           <w:b/>
           <w:color w:val="000000"/>
           <w:sz w:val="18"/>
@@ -2170,27 +2492,25 @@
       </w:r>
       <w:r>
         <w:rPr>
-          <w:rFonts w:ascii="Arial" w:eastAsia="Arial" w:hAnsi="Arial" w:cs="Arial"/>
+          <w:rFonts w:ascii="Arial" w:hAnsi="Arial"/>
           <w:color w:val="000000"/>
           <w:sz w:val="18"/>
           <w:highlight w:val="lightGray"/>
         </w:rPr>
         <w:t xml:space="preserve">: Persons Table -&gt; ID Column: 1, </w:t>
       </w:r>
-      <w:proofErr w:type="spellStart"/>
-      <w:r>
-        <w:rPr>
-          <w:rFonts w:ascii="Arial" w:eastAsia="Arial" w:hAnsi="Arial" w:cs="Arial"/>
+      <w:r>
+        <w:rPr>
+          <w:rFonts w:ascii="Arial" w:hAnsi="Arial"/>
           <w:color w:val="000000"/>
           <w:sz w:val="18"/>
           <w:highlight w:val="lightGray"/>
         </w:rPr>
         <w:t>Name_En</w:t>
       </w:r>
-      <w:proofErr w:type="spellEnd"/>
-      <w:r>
-        <w:rPr>
-          <w:rFonts w:ascii="Arial" w:eastAsia="Arial" w:hAnsi="Arial" w:cs="Arial"/>
+      <w:r>
+        <w:rPr>
+          <w:rFonts w:ascii="Arial" w:hAnsi="Arial"/>
           <w:color w:val="000000"/>
           <w:sz w:val="18"/>
           <w:highlight w:val="lightGray"/>
@@ -2199,7 +2519,7 @@
       </w:r>
       <w:r>
         <w:rPr>
-          <w:rFonts w:ascii="Arial" w:eastAsia="Arial" w:hAnsi="Arial" w:cs="Arial"/>
+          <w:rFonts w:ascii="Arial" w:hAnsi="Arial"/>
           <w:b/>
           <w:color w:val="000000"/>
           <w:sz w:val="18"/>
@@ -2209,54 +2529,102 @@
       </w:r>
       <w:r>
         <w:rPr>
-          <w:rFonts w:ascii="Arial" w:eastAsia="Arial" w:hAnsi="Arial" w:cs="Arial"/>
+          <w:rFonts w:ascii="Arial" w:hAnsi="Arial"/>
           <w:color w:val="000000"/>
           <w:sz w:val="18"/>
           <w:highlight w:val="lightGray"/>
         </w:rPr>
         <w:t xml:space="preserve"> [</w:t>
       </w:r>
-      <w:proofErr w:type="spellStart"/>
-      <w:r>
-        <w:rPr>
-          <w:rFonts w:ascii="Arial" w:eastAsia="Arial" w:hAnsi="Arial" w:cs="Arial"/>
-          <w:color w:val="000000"/>
-          <w:sz w:val="18"/>
-          <w:highlight w:val="lightGray"/>
-        </w:rPr>
-        <w:t>Chatgpt</w:t>
-      </w:r>
-      <w:proofErr w:type="spellEnd"/>
-      <w:r>
-        <w:rPr>
-          <w:rFonts w:ascii="Arial" w:eastAsia="Arial" w:hAnsi="Arial" w:cs="Arial"/>
-          <w:color w:val="000000"/>
-          <w:sz w:val="18"/>
-          <w:highlight w:val="lightGray"/>
-        </w:rPr>
-        <w:t xml:space="preserve"> (GPT</w:t>
-      </w:r>
-      <w:r>
-        <w:rPr>
-          <w:rFonts w:ascii="Cambria Math" w:eastAsia="Cambria Math" w:hAnsi="Cambria Math" w:cs="Cambria Math"/>
-          <w:color w:val="000000"/>
-          <w:sz w:val="18"/>
-          <w:highlight w:val="lightGray"/>
-        </w:rPr>
-        <w:t>‑</w:t>
-      </w:r>
-      <w:r>
-        <w:rPr>
-          <w:rFonts w:ascii="Arial" w:eastAsia="Arial" w:hAnsi="Arial" w:cs="Arial"/>
-          <w:color w:val="000000"/>
-          <w:sz w:val="18"/>
-          <w:highlight w:val="lightGray"/>
-        </w:rPr>
-        <w:t xml:space="preserve">5 Mini)] </w:t>
-      </w:r>
-      <w:r>
-        <w:rPr>
-          <w:rFonts w:ascii="Arial" w:eastAsia="Arial" w:hAnsi="Arial" w:cs="Arial"/>
+      <w:r>
+        <w:rPr>
+          <w:rFonts w:ascii="Arial" w:hAnsi="Arial" w:eastAsia="Arial" w:cs="Arial"/>
+          <w:b w:val="0"/>
+          <w:i w:val="0"/>
+          <w:color w:val="000000"/>
+          <w:sz w:val="18"/>
+          <w:highlight w:val="lightGray"/>
+        </w:rPr>
+        <w:t>C</w:t>
+      </w:r>
+      <w:r>
+        <w:rPr>
+          <w:rFonts w:ascii="Arial" w:hAnsi="Arial" w:eastAsia="Arial" w:cs="Arial"/>
+          <w:b w:val="0"/>
+          <w:i w:val="0"/>
+          <w:color w:val="000000"/>
+          <w:sz w:val="18"/>
+          <w:highlight w:val="lightGray"/>
+        </w:rPr>
+        <w:t>h</w:t>
+      </w:r>
+      <w:r>
+        <w:rPr>
+          <w:rFonts w:ascii="Arial" w:hAnsi="Arial" w:eastAsia="Arial" w:cs="Arial"/>
+          <w:b w:val="0"/>
+          <w:i w:val="0"/>
+          <w:color w:val="000000"/>
+          <w:sz w:val="18"/>
+          <w:highlight w:val="lightGray"/>
+        </w:rPr>
+        <w:t>a</w:t>
+      </w:r>
+      <w:r>
+        <w:rPr>
+          <w:rFonts w:ascii="Arial" w:hAnsi="Arial" w:eastAsia="Arial" w:cs="Arial"/>
+          <w:b w:val="0"/>
+          <w:i w:val="0"/>
+          <w:color w:val="000000"/>
+          <w:sz w:val="18"/>
+          <w:highlight w:val="lightGray"/>
+        </w:rPr>
+        <w:t>t</w:t>
+      </w:r>
+      <w:r>
+        <w:rPr>
+          <w:rFonts w:ascii="Arial" w:hAnsi="Arial" w:eastAsia="Arial" w:cs="Arial"/>
+          <w:b w:val="0"/>
+          <w:i w:val="0"/>
+          <w:color w:val="000000"/>
+          <w:sz w:val="18"/>
+          <w:highlight w:val="lightGray"/>
+        </w:rPr>
+        <w:t>G</w:t>
+      </w:r>
+      <w:r>
+        <w:rPr>
+          <w:rFonts w:ascii="Arial" w:hAnsi="Arial" w:eastAsia="Arial" w:cs="Arial"/>
+          <w:b w:val="0"/>
+          <w:i w:val="0"/>
+          <w:color w:val="000000"/>
+          <w:sz w:val="18"/>
+          <w:highlight w:val="lightGray"/>
+        </w:rPr>
+        <w:t>P</w:t>
+      </w:r>
+      <w:r>
+        <w:rPr>
+          <w:rFonts w:ascii="Arial" w:hAnsi="Arial" w:eastAsia="Arial" w:cs="Arial"/>
+          <w:b w:val="0"/>
+          <w:i w:val="0"/>
+          <w:color w:val="000000"/>
+          <w:sz w:val="18"/>
+          <w:highlight w:val="lightGray"/>
+        </w:rPr>
+        <w:t>T</w:t>
+      </w:r>
+      <w:r>
+        <w:rPr>
+          <w:rFonts w:ascii="Arial" w:hAnsi="Arial"/>
+          <w:color w:val="000000"/>
+          <w:sz w:val="18"/>
+          <w:highlight w:val="lightGray"/>
+        </w:rPr>
+        <w:t xml:space="preserve">] </w:t>
+      </w:r>
+      <w:r>
+        <w:rPr>
+          <w:rFonts w:ascii="Arial" w:hAnsi="Arial"/>
           <w:b/>
           <w:color w:val="000000"/>
           <w:sz w:val="18"/>
@@ -2266,7 +2634,7 @@
       </w:r>
       <w:r>
         <w:rPr>
-          <w:rFonts w:ascii="Arial" w:eastAsia="Arial" w:hAnsi="Arial" w:cs="Arial"/>
+          <w:rFonts w:ascii="Arial" w:hAnsi="Arial"/>
           <w:color w:val="000000"/>
           <w:sz w:val="18"/>
           <w:highlight w:val="lightGray"/>
@@ -2752,7 +3120,7 @@
     <w:p>
       <w:r>
         <w:rPr>
-          <w:rFonts w:ascii="Arial" w:eastAsia="Arial" w:hAnsi="Arial" w:cs="Arial"/>
+          <w:rFonts w:ascii="Arial" w:hAnsi="Arial"/>
           <w:b/>
           <w:color w:val="000000"/>
           <w:sz w:val="18"/>
@@ -2762,27 +3130,25 @@
       </w:r>
       <w:r>
         <w:rPr>
-          <w:rFonts w:ascii="Arial" w:eastAsia="Arial" w:hAnsi="Arial" w:cs="Arial"/>
+          <w:rFonts w:ascii="Arial" w:hAnsi="Arial"/>
           <w:color w:val="000000"/>
           <w:sz w:val="18"/>
           <w:highlight w:val="lightGray"/>
         </w:rPr>
         <w:t xml:space="preserve">: Persons Table -&gt; ID Column: 1, </w:t>
       </w:r>
-      <w:proofErr w:type="spellStart"/>
-      <w:r>
-        <w:rPr>
-          <w:rFonts w:ascii="Arial" w:eastAsia="Arial" w:hAnsi="Arial" w:cs="Arial"/>
+      <w:r>
+        <w:rPr>
+          <w:rFonts w:ascii="Arial" w:hAnsi="Arial"/>
           <w:color w:val="000000"/>
           <w:sz w:val="18"/>
           <w:highlight w:val="lightGray"/>
         </w:rPr>
         <w:t>Name_En</w:t>
       </w:r>
-      <w:proofErr w:type="spellEnd"/>
-      <w:r>
-        <w:rPr>
-          <w:rFonts w:ascii="Arial" w:eastAsia="Arial" w:hAnsi="Arial" w:cs="Arial"/>
+      <w:r>
+        <w:rPr>
+          <w:rFonts w:ascii="Arial" w:hAnsi="Arial"/>
           <w:color w:val="000000"/>
           <w:sz w:val="18"/>
           <w:highlight w:val="lightGray"/>
@@ -2791,7 +3157,7 @@
       </w:r>
       <w:r>
         <w:rPr>
-          <w:rFonts w:ascii="Arial" w:eastAsia="Arial" w:hAnsi="Arial" w:cs="Arial"/>
+          <w:rFonts w:ascii="Arial" w:hAnsi="Arial"/>
           <w:b/>
           <w:color w:val="000000"/>
           <w:sz w:val="18"/>
@@ -2801,54 +3167,102 @@
       </w:r>
       <w:r>
         <w:rPr>
-          <w:rFonts w:ascii="Arial" w:eastAsia="Arial" w:hAnsi="Arial" w:cs="Arial"/>
+          <w:rFonts w:ascii="Arial" w:hAnsi="Arial"/>
           <w:color w:val="000000"/>
           <w:sz w:val="18"/>
           <w:highlight w:val="lightGray"/>
         </w:rPr>
         <w:t xml:space="preserve"> [</w:t>
       </w:r>
-      <w:proofErr w:type="spellStart"/>
-      <w:r>
-        <w:rPr>
-          <w:rFonts w:ascii="Arial" w:eastAsia="Arial" w:hAnsi="Arial" w:cs="Arial"/>
-          <w:color w:val="000000"/>
-          <w:sz w:val="18"/>
-          <w:highlight w:val="lightGray"/>
-        </w:rPr>
-        <w:t>Chatgpt</w:t>
-      </w:r>
-      <w:proofErr w:type="spellEnd"/>
-      <w:r>
-        <w:rPr>
-          <w:rFonts w:ascii="Arial" w:eastAsia="Arial" w:hAnsi="Arial" w:cs="Arial"/>
-          <w:color w:val="000000"/>
-          <w:sz w:val="18"/>
-          <w:highlight w:val="lightGray"/>
-        </w:rPr>
-        <w:t xml:space="preserve"> (GPT</w:t>
-      </w:r>
-      <w:r>
-        <w:rPr>
-          <w:rFonts w:ascii="Cambria Math" w:eastAsia="Cambria Math" w:hAnsi="Cambria Math" w:cs="Cambria Math"/>
-          <w:color w:val="000000"/>
-          <w:sz w:val="18"/>
-          <w:highlight w:val="lightGray"/>
-        </w:rPr>
-        <w:t>‑</w:t>
-      </w:r>
-      <w:r>
-        <w:rPr>
-          <w:rFonts w:ascii="Arial" w:eastAsia="Arial" w:hAnsi="Arial" w:cs="Arial"/>
-          <w:color w:val="000000"/>
-          <w:sz w:val="18"/>
-          <w:highlight w:val="lightGray"/>
-        </w:rPr>
-        <w:t xml:space="preserve">5 Mini)] </w:t>
-      </w:r>
-      <w:r>
-        <w:rPr>
-          <w:rFonts w:ascii="Arial" w:eastAsia="Arial" w:hAnsi="Arial" w:cs="Arial"/>
+      <w:r>
+        <w:rPr>
+          <w:rFonts w:ascii="Arial" w:hAnsi="Arial" w:eastAsia="Arial" w:cs="Arial"/>
+          <w:b w:val="0"/>
+          <w:i w:val="0"/>
+          <w:color w:val="000000"/>
+          <w:sz w:val="18"/>
+          <w:highlight w:val="lightGray"/>
+        </w:rPr>
+        <w:t>C</w:t>
+      </w:r>
+      <w:r>
+        <w:rPr>
+          <w:rFonts w:ascii="Arial" w:hAnsi="Arial" w:eastAsia="Arial" w:cs="Arial"/>
+          <w:b w:val="0"/>
+          <w:i w:val="0"/>
+          <w:color w:val="000000"/>
+          <w:sz w:val="18"/>
+          <w:highlight w:val="lightGray"/>
+        </w:rPr>
+        <w:t>h</w:t>
+      </w:r>
+      <w:r>
+        <w:rPr>
+          <w:rFonts w:ascii="Arial" w:hAnsi="Arial" w:eastAsia="Arial" w:cs="Arial"/>
+          <w:b w:val="0"/>
+          <w:i w:val="0"/>
+          <w:color w:val="000000"/>
+          <w:sz w:val="18"/>
+          <w:highlight w:val="lightGray"/>
+        </w:rPr>
+        <w:t>a</w:t>
+      </w:r>
+      <w:r>
+        <w:rPr>
+          <w:rFonts w:ascii="Arial" w:hAnsi="Arial" w:eastAsia="Arial" w:cs="Arial"/>
+          <w:b w:val="0"/>
+          <w:i w:val="0"/>
+          <w:color w:val="000000"/>
+          <w:sz w:val="18"/>
+          <w:highlight w:val="lightGray"/>
+        </w:rPr>
+        <w:t>t</w:t>
+      </w:r>
+      <w:r>
+        <w:rPr>
+          <w:rFonts w:ascii="Arial" w:hAnsi="Arial" w:eastAsia="Arial" w:cs="Arial"/>
+          <w:b w:val="0"/>
+          <w:i w:val="0"/>
+          <w:color w:val="000000"/>
+          <w:sz w:val="18"/>
+          <w:highlight w:val="lightGray"/>
+        </w:rPr>
+        <w:t>G</w:t>
+      </w:r>
+      <w:r>
+        <w:rPr>
+          <w:rFonts w:ascii="Arial" w:hAnsi="Arial" w:eastAsia="Arial" w:cs="Arial"/>
+          <w:b w:val="0"/>
+          <w:i w:val="0"/>
+          <w:color w:val="000000"/>
+          <w:sz w:val="18"/>
+          <w:highlight w:val="lightGray"/>
+        </w:rPr>
+        <w:t>P</w:t>
+      </w:r>
+      <w:r>
+        <w:rPr>
+          <w:rFonts w:ascii="Arial" w:hAnsi="Arial" w:eastAsia="Arial" w:cs="Arial"/>
+          <w:b w:val="0"/>
+          <w:i w:val="0"/>
+          <w:color w:val="000000"/>
+          <w:sz w:val="18"/>
+          <w:highlight w:val="lightGray"/>
+        </w:rPr>
+        <w:t>T</w:t>
+      </w:r>
+      <w:r>
+        <w:rPr>
+          <w:rFonts w:ascii="Arial" w:hAnsi="Arial"/>
+          <w:color w:val="000000"/>
+          <w:sz w:val="18"/>
+          <w:highlight w:val="lightGray"/>
+        </w:rPr>
+        <w:t xml:space="preserve">] </w:t>
+      </w:r>
+      <w:r>
+        <w:rPr>
+          <w:rFonts w:ascii="Arial" w:hAnsi="Arial"/>
           <w:b/>
           <w:color w:val="000000"/>
           <w:sz w:val="18"/>
@@ -2858,7 +3272,7 @@
       </w:r>
       <w:r>
         <w:rPr>
-          <w:rFonts w:ascii="Arial" w:eastAsia="Arial" w:hAnsi="Arial" w:cs="Arial"/>
+          <w:rFonts w:ascii="Arial" w:hAnsi="Arial"/>
           <w:color w:val="000000"/>
           <w:sz w:val="18"/>
           <w:highlight w:val="lightGray"/>
@@ -3037,7 +3451,7 @@
     <w:p>
       <w:r>
         <w:rPr>
-          <w:rFonts w:ascii="Arial" w:eastAsia="Arial" w:hAnsi="Arial" w:cs="Arial"/>
+          <w:rFonts w:ascii="Arial" w:hAnsi="Arial"/>
           <w:b/>
           <w:color w:val="000000"/>
           <w:sz w:val="18"/>
@@ -3047,27 +3461,25 @@
       </w:r>
       <w:r>
         <w:rPr>
-          <w:rFonts w:ascii="Arial" w:eastAsia="Arial" w:hAnsi="Arial" w:cs="Arial"/>
+          <w:rFonts w:ascii="Arial" w:hAnsi="Arial"/>
           <w:color w:val="000000"/>
           <w:sz w:val="18"/>
           <w:highlight w:val="lightGray"/>
         </w:rPr>
         <w:t xml:space="preserve">: Persons Table -&gt; ID Column: 1, </w:t>
       </w:r>
-      <w:proofErr w:type="spellStart"/>
-      <w:r>
-        <w:rPr>
-          <w:rFonts w:ascii="Arial" w:eastAsia="Arial" w:hAnsi="Arial" w:cs="Arial"/>
+      <w:r>
+        <w:rPr>
+          <w:rFonts w:ascii="Arial" w:hAnsi="Arial"/>
           <w:color w:val="000000"/>
           <w:sz w:val="18"/>
           <w:highlight w:val="lightGray"/>
         </w:rPr>
         <w:t>Name_En</w:t>
       </w:r>
-      <w:proofErr w:type="spellEnd"/>
-      <w:r>
-        <w:rPr>
-          <w:rFonts w:ascii="Arial" w:eastAsia="Arial" w:hAnsi="Arial" w:cs="Arial"/>
+      <w:r>
+        <w:rPr>
+          <w:rFonts w:ascii="Arial" w:hAnsi="Arial"/>
           <w:color w:val="000000"/>
           <w:sz w:val="18"/>
           <w:highlight w:val="lightGray"/>
@@ -3076,7 +3488,7 @@
       </w:r>
       <w:r>
         <w:rPr>
-          <w:rFonts w:ascii="Arial" w:eastAsia="Arial" w:hAnsi="Arial" w:cs="Arial"/>
+          <w:rFonts w:ascii="Arial" w:hAnsi="Arial"/>
           <w:b/>
           <w:color w:val="000000"/>
           <w:sz w:val="18"/>
@@ -3086,54 +3498,102 @@
       </w:r>
       <w:r>
         <w:rPr>
-          <w:rFonts w:ascii="Arial" w:eastAsia="Arial" w:hAnsi="Arial" w:cs="Arial"/>
+          <w:rFonts w:ascii="Arial" w:hAnsi="Arial"/>
           <w:color w:val="000000"/>
           <w:sz w:val="18"/>
           <w:highlight w:val="lightGray"/>
         </w:rPr>
         <w:t xml:space="preserve"> [</w:t>
       </w:r>
-      <w:proofErr w:type="spellStart"/>
-      <w:r>
-        <w:rPr>
-          <w:rFonts w:ascii="Arial" w:eastAsia="Arial" w:hAnsi="Arial" w:cs="Arial"/>
-          <w:color w:val="000000"/>
-          <w:sz w:val="18"/>
-          <w:highlight w:val="lightGray"/>
-        </w:rPr>
-        <w:t>Chatgpt</w:t>
-      </w:r>
-      <w:proofErr w:type="spellEnd"/>
-      <w:r>
-        <w:rPr>
-          <w:rFonts w:ascii="Arial" w:eastAsia="Arial" w:hAnsi="Arial" w:cs="Arial"/>
-          <w:color w:val="000000"/>
-          <w:sz w:val="18"/>
-          <w:highlight w:val="lightGray"/>
-        </w:rPr>
-        <w:t xml:space="preserve"> (GPT</w:t>
-      </w:r>
-      <w:r>
-        <w:rPr>
-          <w:rFonts w:ascii="Cambria Math" w:eastAsia="Cambria Math" w:hAnsi="Cambria Math" w:cs="Cambria Math"/>
-          <w:color w:val="000000"/>
-          <w:sz w:val="18"/>
-          <w:highlight w:val="lightGray"/>
-        </w:rPr>
-        <w:t>‑</w:t>
-      </w:r>
-      <w:r>
-        <w:rPr>
-          <w:rFonts w:ascii="Arial" w:eastAsia="Arial" w:hAnsi="Arial" w:cs="Arial"/>
-          <w:color w:val="000000"/>
-          <w:sz w:val="18"/>
-          <w:highlight w:val="lightGray"/>
-        </w:rPr>
-        <w:t xml:space="preserve">5 Mini)] </w:t>
-      </w:r>
-      <w:r>
-        <w:rPr>
-          <w:rFonts w:ascii="Arial" w:eastAsia="Arial" w:hAnsi="Arial" w:cs="Arial"/>
+      <w:r>
+        <w:rPr>
+          <w:rFonts w:ascii="Arial" w:hAnsi="Arial" w:eastAsia="Arial" w:cs="Arial"/>
+          <w:b w:val="0"/>
+          <w:i w:val="0"/>
+          <w:color w:val="000000"/>
+          <w:sz w:val="18"/>
+          <w:highlight w:val="lightGray"/>
+        </w:rPr>
+        <w:t>C</w:t>
+      </w:r>
+      <w:r>
+        <w:rPr>
+          <w:rFonts w:ascii="Arial" w:hAnsi="Arial" w:eastAsia="Arial" w:cs="Arial"/>
+          <w:b w:val="0"/>
+          <w:i w:val="0"/>
+          <w:color w:val="000000"/>
+          <w:sz w:val="18"/>
+          <w:highlight w:val="lightGray"/>
+        </w:rPr>
+        <w:t>h</w:t>
+      </w:r>
+      <w:r>
+        <w:rPr>
+          <w:rFonts w:ascii="Arial" w:hAnsi="Arial" w:eastAsia="Arial" w:cs="Arial"/>
+          <w:b w:val="0"/>
+          <w:i w:val="0"/>
+          <w:color w:val="000000"/>
+          <w:sz w:val="18"/>
+          <w:highlight w:val="lightGray"/>
+        </w:rPr>
+        <w:t>a</w:t>
+      </w:r>
+      <w:r>
+        <w:rPr>
+          <w:rFonts w:ascii="Arial" w:hAnsi="Arial" w:eastAsia="Arial" w:cs="Arial"/>
+          <w:b w:val="0"/>
+          <w:i w:val="0"/>
+          <w:color w:val="000000"/>
+          <w:sz w:val="18"/>
+          <w:highlight w:val="lightGray"/>
+        </w:rPr>
+        <w:t>t</w:t>
+      </w:r>
+      <w:r>
+        <w:rPr>
+          <w:rFonts w:ascii="Arial" w:hAnsi="Arial" w:eastAsia="Arial" w:cs="Arial"/>
+          <w:b w:val="0"/>
+          <w:i w:val="0"/>
+          <w:color w:val="000000"/>
+          <w:sz w:val="18"/>
+          <w:highlight w:val="lightGray"/>
+        </w:rPr>
+        <w:t>G</w:t>
+      </w:r>
+      <w:r>
+        <w:rPr>
+          <w:rFonts w:ascii="Arial" w:hAnsi="Arial" w:eastAsia="Arial" w:cs="Arial"/>
+          <w:b w:val="0"/>
+          <w:i w:val="0"/>
+          <w:color w:val="000000"/>
+          <w:sz w:val="18"/>
+          <w:highlight w:val="lightGray"/>
+        </w:rPr>
+        <w:t>P</w:t>
+      </w:r>
+      <w:r>
+        <w:rPr>
+          <w:rFonts w:ascii="Arial" w:hAnsi="Arial" w:eastAsia="Arial" w:cs="Arial"/>
+          <w:b w:val="0"/>
+          <w:i w:val="0"/>
+          <w:color w:val="000000"/>
+          <w:sz w:val="18"/>
+          <w:highlight w:val="lightGray"/>
+        </w:rPr>
+        <w:t>T</w:t>
+      </w:r>
+      <w:r>
+        <w:rPr>
+          <w:rFonts w:ascii="Arial" w:hAnsi="Arial"/>
+          <w:color w:val="000000"/>
+          <w:sz w:val="18"/>
+          <w:highlight w:val="lightGray"/>
+        </w:rPr>
+        <w:t xml:space="preserve">] </w:t>
+      </w:r>
+      <w:r>
+        <w:rPr>
+          <w:rFonts w:ascii="Arial" w:hAnsi="Arial"/>
           <w:b/>
           <w:color w:val="000000"/>
           <w:sz w:val="18"/>
@@ -3143,7 +3603,7 @@
       </w:r>
       <w:r>
         <w:rPr>
-          <w:rFonts w:ascii="Arial" w:eastAsia="Arial" w:hAnsi="Arial" w:cs="Arial"/>
+          <w:rFonts w:ascii="Arial" w:hAnsi="Arial"/>
           <w:color w:val="000000"/>
           <w:sz w:val="18"/>
           <w:highlight w:val="lightGray"/>
@@ -3302,7 +3762,7 @@
     <w:p>
       <w:r>
         <w:rPr>
-          <w:rFonts w:ascii="Arial" w:eastAsia="Arial" w:hAnsi="Arial" w:cs="Arial"/>
+          <w:rFonts w:ascii="Arial" w:hAnsi="Arial"/>
           <w:b/>
           <w:color w:val="000000"/>
           <w:sz w:val="18"/>
@@ -3312,27 +3772,25 @@
       </w:r>
       <w:r>
         <w:rPr>
-          <w:rFonts w:ascii="Arial" w:eastAsia="Arial" w:hAnsi="Arial" w:cs="Arial"/>
+          <w:rFonts w:ascii="Arial" w:hAnsi="Arial"/>
           <w:color w:val="000000"/>
           <w:sz w:val="18"/>
           <w:highlight w:val="lightGray"/>
         </w:rPr>
         <w:t xml:space="preserve">: Persons Table -&gt; ID Column: 1, </w:t>
       </w:r>
-      <w:proofErr w:type="spellStart"/>
-      <w:r>
-        <w:rPr>
-          <w:rFonts w:ascii="Arial" w:eastAsia="Arial" w:hAnsi="Arial" w:cs="Arial"/>
+      <w:r>
+        <w:rPr>
+          <w:rFonts w:ascii="Arial" w:hAnsi="Arial"/>
           <w:color w:val="000000"/>
           <w:sz w:val="18"/>
           <w:highlight w:val="lightGray"/>
         </w:rPr>
         <w:t>Name_En</w:t>
       </w:r>
-      <w:proofErr w:type="spellEnd"/>
-      <w:r>
-        <w:rPr>
-          <w:rFonts w:ascii="Arial" w:eastAsia="Arial" w:hAnsi="Arial" w:cs="Arial"/>
+      <w:r>
+        <w:rPr>
+          <w:rFonts w:ascii="Arial" w:hAnsi="Arial"/>
           <w:color w:val="000000"/>
           <w:sz w:val="18"/>
           <w:highlight w:val="lightGray"/>
@@ -3341,7 +3799,7 @@
       </w:r>
       <w:r>
         <w:rPr>
-          <w:rFonts w:ascii="Arial" w:eastAsia="Arial" w:hAnsi="Arial" w:cs="Arial"/>
+          <w:rFonts w:ascii="Arial" w:hAnsi="Arial"/>
           <w:b/>
           <w:color w:val="000000"/>
           <w:sz w:val="18"/>
@@ -3351,54 +3809,102 @@
       </w:r>
       <w:r>
         <w:rPr>
-          <w:rFonts w:ascii="Arial" w:eastAsia="Arial" w:hAnsi="Arial" w:cs="Arial"/>
+          <w:rFonts w:ascii="Arial" w:hAnsi="Arial"/>
           <w:color w:val="000000"/>
           <w:sz w:val="18"/>
           <w:highlight w:val="lightGray"/>
         </w:rPr>
         <w:t xml:space="preserve"> [</w:t>
       </w:r>
-      <w:proofErr w:type="spellStart"/>
-      <w:r>
-        <w:rPr>
-          <w:rFonts w:ascii="Arial" w:eastAsia="Arial" w:hAnsi="Arial" w:cs="Arial"/>
-          <w:color w:val="000000"/>
-          <w:sz w:val="18"/>
-          <w:highlight w:val="lightGray"/>
-        </w:rPr>
-        <w:t>Chatgpt</w:t>
-      </w:r>
-      <w:proofErr w:type="spellEnd"/>
-      <w:r>
-        <w:rPr>
-          <w:rFonts w:ascii="Arial" w:eastAsia="Arial" w:hAnsi="Arial" w:cs="Arial"/>
-          <w:color w:val="000000"/>
-          <w:sz w:val="18"/>
-          <w:highlight w:val="lightGray"/>
-        </w:rPr>
-        <w:t xml:space="preserve"> (GPT</w:t>
-      </w:r>
-      <w:r>
-        <w:rPr>
-          <w:rFonts w:ascii="Cambria Math" w:eastAsia="Cambria Math" w:hAnsi="Cambria Math" w:cs="Cambria Math"/>
-          <w:color w:val="000000"/>
-          <w:sz w:val="18"/>
-          <w:highlight w:val="lightGray"/>
-        </w:rPr>
-        <w:t>‑</w:t>
-      </w:r>
-      <w:r>
-        <w:rPr>
-          <w:rFonts w:ascii="Arial" w:eastAsia="Arial" w:hAnsi="Arial" w:cs="Arial"/>
-          <w:color w:val="000000"/>
-          <w:sz w:val="18"/>
-          <w:highlight w:val="lightGray"/>
-        </w:rPr>
-        <w:t xml:space="preserve">5 Mini)] </w:t>
-      </w:r>
-      <w:r>
-        <w:rPr>
-          <w:rFonts w:ascii="Arial" w:eastAsia="Arial" w:hAnsi="Arial" w:cs="Arial"/>
+      <w:r>
+        <w:rPr>
+          <w:rFonts w:ascii="Arial" w:hAnsi="Arial" w:eastAsia="Arial" w:cs="Arial"/>
+          <w:b w:val="0"/>
+          <w:i w:val="0"/>
+          <w:color w:val="000000"/>
+          <w:sz w:val="18"/>
+          <w:highlight w:val="lightGray"/>
+        </w:rPr>
+        <w:t>C</w:t>
+      </w:r>
+      <w:r>
+        <w:rPr>
+          <w:rFonts w:ascii="Arial" w:hAnsi="Arial" w:eastAsia="Arial" w:cs="Arial"/>
+          <w:b w:val="0"/>
+          <w:i w:val="0"/>
+          <w:color w:val="000000"/>
+          <w:sz w:val="18"/>
+          <w:highlight w:val="lightGray"/>
+        </w:rPr>
+        <w:t>h</w:t>
+      </w:r>
+      <w:r>
+        <w:rPr>
+          <w:rFonts w:ascii="Arial" w:hAnsi="Arial" w:eastAsia="Arial" w:cs="Arial"/>
+          <w:b w:val="0"/>
+          <w:i w:val="0"/>
+          <w:color w:val="000000"/>
+          <w:sz w:val="18"/>
+          <w:highlight w:val="lightGray"/>
+        </w:rPr>
+        <w:t>a</w:t>
+      </w:r>
+      <w:r>
+        <w:rPr>
+          <w:rFonts w:ascii="Arial" w:hAnsi="Arial" w:eastAsia="Arial" w:cs="Arial"/>
+          <w:b w:val="0"/>
+          <w:i w:val="0"/>
+          <w:color w:val="000000"/>
+          <w:sz w:val="18"/>
+          <w:highlight w:val="lightGray"/>
+        </w:rPr>
+        <w:t>t</w:t>
+      </w:r>
+      <w:r>
+        <w:rPr>
+          <w:rFonts w:ascii="Arial" w:hAnsi="Arial" w:eastAsia="Arial" w:cs="Arial"/>
+          <w:b w:val="0"/>
+          <w:i w:val="0"/>
+          <w:color w:val="000000"/>
+          <w:sz w:val="18"/>
+          <w:highlight w:val="lightGray"/>
+        </w:rPr>
+        <w:t>G</w:t>
+      </w:r>
+      <w:r>
+        <w:rPr>
+          <w:rFonts w:ascii="Arial" w:hAnsi="Arial" w:eastAsia="Arial" w:cs="Arial"/>
+          <w:b w:val="0"/>
+          <w:i w:val="0"/>
+          <w:color w:val="000000"/>
+          <w:sz w:val="18"/>
+          <w:highlight w:val="lightGray"/>
+        </w:rPr>
+        <w:t>P</w:t>
+      </w:r>
+      <w:r>
+        <w:rPr>
+          <w:rFonts w:ascii="Arial" w:hAnsi="Arial" w:eastAsia="Arial" w:cs="Arial"/>
+          <w:b w:val="0"/>
+          <w:i w:val="0"/>
+          <w:color w:val="000000"/>
+          <w:sz w:val="18"/>
+          <w:highlight w:val="lightGray"/>
+        </w:rPr>
+        <w:t>T</w:t>
+      </w:r>
+      <w:r>
+        <w:rPr>
+          <w:rFonts w:ascii="Arial" w:hAnsi="Arial"/>
+          <w:color w:val="000000"/>
+          <w:sz w:val="18"/>
+          <w:highlight w:val="lightGray"/>
+        </w:rPr>
+        <w:t xml:space="preserve">] </w:t>
+      </w:r>
+      <w:r>
+        <w:rPr>
+          <w:rFonts w:ascii="Arial" w:hAnsi="Arial"/>
           <w:b/>
           <w:color w:val="000000"/>
           <w:sz w:val="18"/>
@@ -3408,7 +3914,7 @@
       </w:r>
       <w:r>
         <w:rPr>
-          <w:rFonts w:ascii="Arial" w:eastAsia="Arial" w:hAnsi="Arial" w:cs="Arial"/>
+          <w:rFonts w:ascii="Arial" w:hAnsi="Arial"/>
           <w:color w:val="000000"/>
           <w:sz w:val="18"/>
           <w:highlight w:val="lightGray"/>
@@ -3607,7 +4113,7 @@
     <w:p>
       <w:r>
         <w:rPr>
-          <w:rFonts w:ascii="Arial" w:eastAsia="Arial" w:hAnsi="Arial" w:cs="Arial"/>
+          <w:rFonts w:ascii="Arial" w:hAnsi="Arial"/>
           <w:b/>
           <w:color w:val="000000"/>
           <w:sz w:val="18"/>
@@ -3617,27 +4123,25 @@
       </w:r>
       <w:r>
         <w:rPr>
-          <w:rFonts w:ascii="Arial" w:eastAsia="Arial" w:hAnsi="Arial" w:cs="Arial"/>
+          <w:rFonts w:ascii="Arial" w:hAnsi="Arial"/>
           <w:color w:val="000000"/>
           <w:sz w:val="18"/>
           <w:highlight w:val="lightGray"/>
         </w:rPr>
         <w:t xml:space="preserve">: Persons Table -&gt; ID Column: 1, </w:t>
       </w:r>
-      <w:proofErr w:type="spellStart"/>
-      <w:r>
-        <w:rPr>
-          <w:rFonts w:ascii="Arial" w:eastAsia="Arial" w:hAnsi="Arial" w:cs="Arial"/>
+      <w:r>
+        <w:rPr>
+          <w:rFonts w:ascii="Arial" w:hAnsi="Arial"/>
           <w:color w:val="000000"/>
           <w:sz w:val="18"/>
           <w:highlight w:val="lightGray"/>
         </w:rPr>
         <w:t>Name_En</w:t>
       </w:r>
-      <w:proofErr w:type="spellEnd"/>
-      <w:r>
-        <w:rPr>
-          <w:rFonts w:ascii="Arial" w:eastAsia="Arial" w:hAnsi="Arial" w:cs="Arial"/>
+      <w:r>
+        <w:rPr>
+          <w:rFonts w:ascii="Arial" w:hAnsi="Arial"/>
           <w:color w:val="000000"/>
           <w:sz w:val="18"/>
           <w:highlight w:val="lightGray"/>
@@ -3646,7 +4150,7 @@
       </w:r>
       <w:r>
         <w:rPr>
-          <w:rFonts w:ascii="Arial" w:eastAsia="Arial" w:hAnsi="Arial" w:cs="Arial"/>
+          <w:rFonts w:ascii="Arial" w:hAnsi="Arial"/>
           <w:b/>
           <w:color w:val="000000"/>
           <w:sz w:val="18"/>
@@ -3656,54 +4160,102 @@
       </w:r>
       <w:r>
         <w:rPr>
-          <w:rFonts w:ascii="Arial" w:eastAsia="Arial" w:hAnsi="Arial" w:cs="Arial"/>
+          <w:rFonts w:ascii="Arial" w:hAnsi="Arial"/>
           <w:color w:val="000000"/>
           <w:sz w:val="18"/>
           <w:highlight w:val="lightGray"/>
         </w:rPr>
         <w:t xml:space="preserve"> [</w:t>
       </w:r>
-      <w:proofErr w:type="spellStart"/>
-      <w:r>
-        <w:rPr>
-          <w:rFonts w:ascii="Arial" w:eastAsia="Arial" w:hAnsi="Arial" w:cs="Arial"/>
-          <w:color w:val="000000"/>
-          <w:sz w:val="18"/>
-          <w:highlight w:val="lightGray"/>
-        </w:rPr>
-        <w:t>Chatgpt</w:t>
-      </w:r>
-      <w:proofErr w:type="spellEnd"/>
-      <w:r>
-        <w:rPr>
-          <w:rFonts w:ascii="Arial" w:eastAsia="Arial" w:hAnsi="Arial" w:cs="Arial"/>
-          <w:color w:val="000000"/>
-          <w:sz w:val="18"/>
-          <w:highlight w:val="lightGray"/>
-        </w:rPr>
-        <w:t xml:space="preserve"> (GPT</w:t>
-      </w:r>
-      <w:r>
-        <w:rPr>
-          <w:rFonts w:ascii="Cambria Math" w:eastAsia="Cambria Math" w:hAnsi="Cambria Math" w:cs="Cambria Math"/>
-          <w:color w:val="000000"/>
-          <w:sz w:val="18"/>
-          <w:highlight w:val="lightGray"/>
-        </w:rPr>
-        <w:t>‑</w:t>
-      </w:r>
-      <w:r>
-        <w:rPr>
-          <w:rFonts w:ascii="Arial" w:eastAsia="Arial" w:hAnsi="Arial" w:cs="Arial"/>
-          <w:color w:val="000000"/>
-          <w:sz w:val="18"/>
-          <w:highlight w:val="lightGray"/>
-        </w:rPr>
-        <w:t xml:space="preserve">5 Mini)] </w:t>
-      </w:r>
-      <w:r>
-        <w:rPr>
-          <w:rFonts w:ascii="Arial" w:eastAsia="Arial" w:hAnsi="Arial" w:cs="Arial"/>
+      <w:r>
+        <w:rPr>
+          <w:rFonts w:ascii="Arial" w:hAnsi="Arial" w:eastAsia="Arial" w:cs="Arial"/>
+          <w:b w:val="0"/>
+          <w:i w:val="0"/>
+          <w:color w:val="000000"/>
+          <w:sz w:val="18"/>
+          <w:highlight w:val="lightGray"/>
+        </w:rPr>
+        <w:t>C</w:t>
+      </w:r>
+      <w:r>
+        <w:rPr>
+          <w:rFonts w:ascii="Arial" w:hAnsi="Arial" w:eastAsia="Arial" w:cs="Arial"/>
+          <w:b w:val="0"/>
+          <w:i w:val="0"/>
+          <w:color w:val="000000"/>
+          <w:sz w:val="18"/>
+          <w:highlight w:val="lightGray"/>
+        </w:rPr>
+        <w:t>h</w:t>
+      </w:r>
+      <w:r>
+        <w:rPr>
+          <w:rFonts w:ascii="Arial" w:hAnsi="Arial" w:eastAsia="Arial" w:cs="Arial"/>
+          <w:b w:val="0"/>
+          <w:i w:val="0"/>
+          <w:color w:val="000000"/>
+          <w:sz w:val="18"/>
+          <w:highlight w:val="lightGray"/>
+        </w:rPr>
+        <w:t>a</w:t>
+      </w:r>
+      <w:r>
+        <w:rPr>
+          <w:rFonts w:ascii="Arial" w:hAnsi="Arial" w:eastAsia="Arial" w:cs="Arial"/>
+          <w:b w:val="0"/>
+          <w:i w:val="0"/>
+          <w:color w:val="000000"/>
+          <w:sz w:val="18"/>
+          <w:highlight w:val="lightGray"/>
+        </w:rPr>
+        <w:t>t</w:t>
+      </w:r>
+      <w:r>
+        <w:rPr>
+          <w:rFonts w:ascii="Arial" w:hAnsi="Arial" w:eastAsia="Arial" w:cs="Arial"/>
+          <w:b w:val="0"/>
+          <w:i w:val="0"/>
+          <w:color w:val="000000"/>
+          <w:sz w:val="18"/>
+          <w:highlight w:val="lightGray"/>
+        </w:rPr>
+        <w:t>G</w:t>
+      </w:r>
+      <w:r>
+        <w:rPr>
+          <w:rFonts w:ascii="Arial" w:hAnsi="Arial" w:eastAsia="Arial" w:cs="Arial"/>
+          <w:b w:val="0"/>
+          <w:i w:val="0"/>
+          <w:color w:val="000000"/>
+          <w:sz w:val="18"/>
+          <w:highlight w:val="lightGray"/>
+        </w:rPr>
+        <w:t>P</w:t>
+      </w:r>
+      <w:r>
+        <w:rPr>
+          <w:rFonts w:ascii="Arial" w:hAnsi="Arial" w:eastAsia="Arial" w:cs="Arial"/>
+          <w:b w:val="0"/>
+          <w:i w:val="0"/>
+          <w:color w:val="000000"/>
+          <w:sz w:val="18"/>
+          <w:highlight w:val="lightGray"/>
+        </w:rPr>
+        <w:t>T</w:t>
+      </w:r>
+      <w:r>
+        <w:rPr>
+          <w:rFonts w:ascii="Arial" w:hAnsi="Arial"/>
+          <w:color w:val="000000"/>
+          <w:sz w:val="18"/>
+          <w:highlight w:val="lightGray"/>
+        </w:rPr>
+        <w:t xml:space="preserve">] </w:t>
+      </w:r>
+      <w:r>
+        <w:rPr>
+          <w:rFonts w:ascii="Arial" w:hAnsi="Arial"/>
           <w:b/>
           <w:color w:val="000000"/>
           <w:sz w:val="18"/>
@@ -3713,7 +4265,7 @@
       </w:r>
       <w:r>
         <w:rPr>
-          <w:rFonts w:ascii="Arial" w:eastAsia="Arial" w:hAnsi="Arial" w:cs="Arial"/>
+          <w:rFonts w:ascii="Arial" w:hAnsi="Arial"/>
           <w:color w:val="000000"/>
           <w:sz w:val="18"/>
           <w:highlight w:val="lightGray"/>
@@ -3915,7 +4467,7 @@
     <w:p>
       <w:r>
         <w:rPr>
-          <w:rFonts w:ascii="Arial" w:eastAsia="Arial" w:hAnsi="Arial" w:cs="Arial"/>
+          <w:rFonts w:ascii="Arial" w:hAnsi="Arial"/>
           <w:b/>
           <w:color w:val="000000"/>
           <w:sz w:val="18"/>
@@ -3925,27 +4477,25 @@
       </w:r>
       <w:r>
         <w:rPr>
-          <w:rFonts w:ascii="Arial" w:eastAsia="Arial" w:hAnsi="Arial" w:cs="Arial"/>
+          <w:rFonts w:ascii="Arial" w:hAnsi="Arial"/>
           <w:color w:val="000000"/>
           <w:sz w:val="18"/>
           <w:highlight w:val="lightGray"/>
         </w:rPr>
         <w:t xml:space="preserve">: Persons Table -&gt; ID Column: 1, </w:t>
       </w:r>
-      <w:proofErr w:type="spellStart"/>
-      <w:r>
-        <w:rPr>
-          <w:rFonts w:ascii="Arial" w:eastAsia="Arial" w:hAnsi="Arial" w:cs="Arial"/>
+      <w:r>
+        <w:rPr>
+          <w:rFonts w:ascii="Arial" w:hAnsi="Arial"/>
           <w:color w:val="000000"/>
           <w:sz w:val="18"/>
           <w:highlight w:val="lightGray"/>
         </w:rPr>
         <w:t>Name_En</w:t>
       </w:r>
-      <w:proofErr w:type="spellEnd"/>
-      <w:r>
-        <w:rPr>
-          <w:rFonts w:ascii="Arial" w:eastAsia="Arial" w:hAnsi="Arial" w:cs="Arial"/>
+      <w:r>
+        <w:rPr>
+          <w:rFonts w:ascii="Arial" w:hAnsi="Arial"/>
           <w:color w:val="000000"/>
           <w:sz w:val="18"/>
           <w:highlight w:val="lightGray"/>
@@ -3954,7 +4504,7 @@
       </w:r>
       <w:r>
         <w:rPr>
-          <w:rFonts w:ascii="Arial" w:eastAsia="Arial" w:hAnsi="Arial" w:cs="Arial"/>
+          <w:rFonts w:ascii="Arial" w:hAnsi="Arial"/>
           <w:b/>
           <w:color w:val="000000"/>
           <w:sz w:val="18"/>
@@ -3964,54 +4514,102 @@
       </w:r>
       <w:r>
         <w:rPr>
-          <w:rFonts w:ascii="Arial" w:eastAsia="Arial" w:hAnsi="Arial" w:cs="Arial"/>
+          <w:rFonts w:ascii="Arial" w:hAnsi="Arial"/>
           <w:color w:val="000000"/>
           <w:sz w:val="18"/>
           <w:highlight w:val="lightGray"/>
         </w:rPr>
         <w:t xml:space="preserve"> [</w:t>
       </w:r>
-      <w:proofErr w:type="spellStart"/>
-      <w:r>
-        <w:rPr>
-          <w:rFonts w:ascii="Arial" w:eastAsia="Arial" w:hAnsi="Arial" w:cs="Arial"/>
-          <w:color w:val="000000"/>
-          <w:sz w:val="18"/>
-          <w:highlight w:val="lightGray"/>
-        </w:rPr>
-        <w:t>Chatgpt</w:t>
-      </w:r>
-      <w:proofErr w:type="spellEnd"/>
-      <w:r>
-        <w:rPr>
-          <w:rFonts w:ascii="Arial" w:eastAsia="Arial" w:hAnsi="Arial" w:cs="Arial"/>
-          <w:color w:val="000000"/>
-          <w:sz w:val="18"/>
-          <w:highlight w:val="lightGray"/>
-        </w:rPr>
-        <w:t xml:space="preserve"> (GPT</w:t>
-      </w:r>
-      <w:r>
-        <w:rPr>
-          <w:rFonts w:ascii="Cambria Math" w:eastAsia="Cambria Math" w:hAnsi="Cambria Math" w:cs="Cambria Math"/>
-          <w:color w:val="000000"/>
-          <w:sz w:val="18"/>
-          <w:highlight w:val="lightGray"/>
-        </w:rPr>
-        <w:t>‑</w:t>
-      </w:r>
-      <w:r>
-        <w:rPr>
-          <w:rFonts w:ascii="Arial" w:eastAsia="Arial" w:hAnsi="Arial" w:cs="Arial"/>
-          <w:color w:val="000000"/>
-          <w:sz w:val="18"/>
-          <w:highlight w:val="lightGray"/>
-        </w:rPr>
-        <w:t xml:space="preserve">5 Mini)] </w:t>
-      </w:r>
-      <w:r>
-        <w:rPr>
-          <w:rFonts w:ascii="Arial" w:eastAsia="Arial" w:hAnsi="Arial" w:cs="Arial"/>
+      <w:r>
+        <w:rPr>
+          <w:rFonts w:ascii="Arial" w:hAnsi="Arial" w:eastAsia="Arial" w:cs="Arial"/>
+          <w:b w:val="0"/>
+          <w:i w:val="0"/>
+          <w:color w:val="000000"/>
+          <w:sz w:val="18"/>
+          <w:highlight w:val="lightGray"/>
+        </w:rPr>
+        <w:t>C</w:t>
+      </w:r>
+      <w:r>
+        <w:rPr>
+          <w:rFonts w:ascii="Arial" w:hAnsi="Arial" w:eastAsia="Arial" w:cs="Arial"/>
+          <w:b w:val="0"/>
+          <w:i w:val="0"/>
+          <w:color w:val="000000"/>
+          <w:sz w:val="18"/>
+          <w:highlight w:val="lightGray"/>
+        </w:rPr>
+        <w:t>h</w:t>
+      </w:r>
+      <w:r>
+        <w:rPr>
+          <w:rFonts w:ascii="Arial" w:hAnsi="Arial" w:eastAsia="Arial" w:cs="Arial"/>
+          <w:b w:val="0"/>
+          <w:i w:val="0"/>
+          <w:color w:val="000000"/>
+          <w:sz w:val="18"/>
+          <w:highlight w:val="lightGray"/>
+        </w:rPr>
+        <w:t>a</w:t>
+      </w:r>
+      <w:r>
+        <w:rPr>
+          <w:rFonts w:ascii="Arial" w:hAnsi="Arial" w:eastAsia="Arial" w:cs="Arial"/>
+          <w:b w:val="0"/>
+          <w:i w:val="0"/>
+          <w:color w:val="000000"/>
+          <w:sz w:val="18"/>
+          <w:highlight w:val="lightGray"/>
+        </w:rPr>
+        <w:t>t</w:t>
+      </w:r>
+      <w:r>
+        <w:rPr>
+          <w:rFonts w:ascii="Arial" w:hAnsi="Arial" w:eastAsia="Arial" w:cs="Arial"/>
+          <w:b w:val="0"/>
+          <w:i w:val="0"/>
+          <w:color w:val="000000"/>
+          <w:sz w:val="18"/>
+          <w:highlight w:val="lightGray"/>
+        </w:rPr>
+        <w:t>G</w:t>
+      </w:r>
+      <w:r>
+        <w:rPr>
+          <w:rFonts w:ascii="Arial" w:hAnsi="Arial" w:eastAsia="Arial" w:cs="Arial"/>
+          <w:b w:val="0"/>
+          <w:i w:val="0"/>
+          <w:color w:val="000000"/>
+          <w:sz w:val="18"/>
+          <w:highlight w:val="lightGray"/>
+        </w:rPr>
+        <w:t>P</w:t>
+      </w:r>
+      <w:r>
+        <w:rPr>
+          <w:rFonts w:ascii="Arial" w:hAnsi="Arial" w:eastAsia="Arial" w:cs="Arial"/>
+          <w:b w:val="0"/>
+          <w:i w:val="0"/>
+          <w:color w:val="000000"/>
+          <w:sz w:val="18"/>
+          <w:highlight w:val="lightGray"/>
+        </w:rPr>
+        <w:t>T</w:t>
+      </w:r>
+      <w:r>
+        <w:rPr>
+          <w:rFonts w:ascii="Arial" w:hAnsi="Arial"/>
+          <w:color w:val="000000"/>
+          <w:sz w:val="18"/>
+          <w:highlight w:val="lightGray"/>
+        </w:rPr>
+        <w:t xml:space="preserve">] </w:t>
+      </w:r>
+      <w:r>
+        <w:rPr>
+          <w:rFonts w:ascii="Arial" w:hAnsi="Arial"/>
           <w:b/>
           <w:color w:val="000000"/>
           <w:sz w:val="18"/>
@@ -4021,7 +4619,7 @@
       </w:r>
       <w:r>
         <w:rPr>
-          <w:rFonts w:ascii="Arial" w:eastAsia="Arial" w:hAnsi="Arial" w:cs="Arial"/>
+          <w:rFonts w:ascii="Arial" w:hAnsi="Arial"/>
           <w:color w:val="000000"/>
           <w:sz w:val="18"/>
           <w:highlight w:val="lightGray"/>
@@ -4221,7 +4819,7 @@
     <w:p>
       <w:r>
         <w:rPr>
-          <w:rFonts w:ascii="Arial" w:eastAsia="Arial" w:hAnsi="Arial" w:cs="Arial"/>
+          <w:rFonts w:ascii="Arial" w:hAnsi="Arial"/>
           <w:b/>
           <w:color w:val="000000"/>
           <w:sz w:val="18"/>
@@ -4231,27 +4829,25 @@
       </w:r>
       <w:r>
         <w:rPr>
-          <w:rFonts w:ascii="Arial" w:eastAsia="Arial" w:hAnsi="Arial" w:cs="Arial"/>
+          <w:rFonts w:ascii="Arial" w:hAnsi="Arial"/>
           <w:color w:val="000000"/>
           <w:sz w:val="18"/>
           <w:highlight w:val="lightGray"/>
         </w:rPr>
         <w:t xml:space="preserve">: Persons Table -&gt; ID Column: 1, </w:t>
       </w:r>
-      <w:proofErr w:type="spellStart"/>
-      <w:r>
-        <w:rPr>
-          <w:rFonts w:ascii="Arial" w:eastAsia="Arial" w:hAnsi="Arial" w:cs="Arial"/>
+      <w:r>
+        <w:rPr>
+          <w:rFonts w:ascii="Arial" w:hAnsi="Arial"/>
           <w:color w:val="000000"/>
           <w:sz w:val="18"/>
           <w:highlight w:val="lightGray"/>
         </w:rPr>
         <w:t>Name_En</w:t>
       </w:r>
-      <w:proofErr w:type="spellEnd"/>
-      <w:r>
-        <w:rPr>
-          <w:rFonts w:ascii="Arial" w:eastAsia="Arial" w:hAnsi="Arial" w:cs="Arial"/>
+      <w:r>
+        <w:rPr>
+          <w:rFonts w:ascii="Arial" w:hAnsi="Arial"/>
           <w:color w:val="000000"/>
           <w:sz w:val="18"/>
           <w:highlight w:val="lightGray"/>
@@ -4260,7 +4856,7 @@
       </w:r>
       <w:r>
         <w:rPr>
-          <w:rFonts w:ascii="Arial" w:eastAsia="Arial" w:hAnsi="Arial" w:cs="Arial"/>
+          <w:rFonts w:ascii="Arial" w:hAnsi="Arial"/>
           <w:b/>
           <w:color w:val="000000"/>
           <w:sz w:val="18"/>
@@ -4270,54 +4866,102 @@
       </w:r>
       <w:r>
         <w:rPr>
-          <w:rFonts w:ascii="Arial" w:eastAsia="Arial" w:hAnsi="Arial" w:cs="Arial"/>
+          <w:rFonts w:ascii="Arial" w:hAnsi="Arial"/>
           <w:color w:val="000000"/>
           <w:sz w:val="18"/>
           <w:highlight w:val="lightGray"/>
         </w:rPr>
         <w:t xml:space="preserve"> [</w:t>
       </w:r>
-      <w:proofErr w:type="spellStart"/>
-      <w:r>
-        <w:rPr>
-          <w:rFonts w:ascii="Arial" w:eastAsia="Arial" w:hAnsi="Arial" w:cs="Arial"/>
-          <w:color w:val="000000"/>
-          <w:sz w:val="18"/>
-          <w:highlight w:val="lightGray"/>
-        </w:rPr>
-        <w:t>Chatgpt</w:t>
-      </w:r>
-      <w:proofErr w:type="spellEnd"/>
-      <w:r>
-        <w:rPr>
-          <w:rFonts w:ascii="Arial" w:eastAsia="Arial" w:hAnsi="Arial" w:cs="Arial"/>
-          <w:color w:val="000000"/>
-          <w:sz w:val="18"/>
-          <w:highlight w:val="lightGray"/>
-        </w:rPr>
-        <w:t xml:space="preserve"> (GPT</w:t>
-      </w:r>
-      <w:r>
-        <w:rPr>
-          <w:rFonts w:ascii="Cambria Math" w:eastAsia="Cambria Math" w:hAnsi="Cambria Math" w:cs="Cambria Math"/>
-          <w:color w:val="000000"/>
-          <w:sz w:val="18"/>
-          <w:highlight w:val="lightGray"/>
-        </w:rPr>
-        <w:t>‑</w:t>
-      </w:r>
-      <w:r>
-        <w:rPr>
-          <w:rFonts w:ascii="Arial" w:eastAsia="Arial" w:hAnsi="Arial" w:cs="Arial"/>
-          <w:color w:val="000000"/>
-          <w:sz w:val="18"/>
-          <w:highlight w:val="lightGray"/>
-        </w:rPr>
-        <w:t xml:space="preserve">5 Mini)] </w:t>
-      </w:r>
-      <w:r>
-        <w:rPr>
-          <w:rFonts w:ascii="Arial" w:eastAsia="Arial" w:hAnsi="Arial" w:cs="Arial"/>
+      <w:r>
+        <w:rPr>
+          <w:rFonts w:ascii="Arial" w:hAnsi="Arial" w:eastAsia="Arial" w:cs="Arial"/>
+          <w:b w:val="0"/>
+          <w:i w:val="0"/>
+          <w:color w:val="000000"/>
+          <w:sz w:val="18"/>
+          <w:highlight w:val="lightGray"/>
+        </w:rPr>
+        <w:t>C</w:t>
+      </w:r>
+      <w:r>
+        <w:rPr>
+          <w:rFonts w:ascii="Arial" w:hAnsi="Arial" w:eastAsia="Arial" w:cs="Arial"/>
+          <w:b w:val="0"/>
+          <w:i w:val="0"/>
+          <w:color w:val="000000"/>
+          <w:sz w:val="18"/>
+          <w:highlight w:val="lightGray"/>
+        </w:rPr>
+        <w:t>h</w:t>
+      </w:r>
+      <w:r>
+        <w:rPr>
+          <w:rFonts w:ascii="Arial" w:hAnsi="Arial" w:eastAsia="Arial" w:cs="Arial"/>
+          <w:b w:val="0"/>
+          <w:i w:val="0"/>
+          <w:color w:val="000000"/>
+          <w:sz w:val="18"/>
+          <w:highlight w:val="lightGray"/>
+        </w:rPr>
+        <w:t>a</w:t>
+      </w:r>
+      <w:r>
+        <w:rPr>
+          <w:rFonts w:ascii="Arial" w:hAnsi="Arial" w:eastAsia="Arial" w:cs="Arial"/>
+          <w:b w:val="0"/>
+          <w:i w:val="0"/>
+          <w:color w:val="000000"/>
+          <w:sz w:val="18"/>
+          <w:highlight w:val="lightGray"/>
+        </w:rPr>
+        <w:t>t</w:t>
+      </w:r>
+      <w:r>
+        <w:rPr>
+          <w:rFonts w:ascii="Arial" w:hAnsi="Arial" w:eastAsia="Arial" w:cs="Arial"/>
+          <w:b w:val="0"/>
+          <w:i w:val="0"/>
+          <w:color w:val="000000"/>
+          <w:sz w:val="18"/>
+          <w:highlight w:val="lightGray"/>
+        </w:rPr>
+        <w:t>G</w:t>
+      </w:r>
+      <w:r>
+        <w:rPr>
+          <w:rFonts w:ascii="Arial" w:hAnsi="Arial" w:eastAsia="Arial" w:cs="Arial"/>
+          <w:b w:val="0"/>
+          <w:i w:val="0"/>
+          <w:color w:val="000000"/>
+          <w:sz w:val="18"/>
+          <w:highlight w:val="lightGray"/>
+        </w:rPr>
+        <w:t>P</w:t>
+      </w:r>
+      <w:r>
+        <w:rPr>
+          <w:rFonts w:ascii="Arial" w:hAnsi="Arial" w:eastAsia="Arial" w:cs="Arial"/>
+          <w:b w:val="0"/>
+          <w:i w:val="0"/>
+          <w:color w:val="000000"/>
+          <w:sz w:val="18"/>
+          <w:highlight w:val="lightGray"/>
+        </w:rPr>
+        <w:t>T</w:t>
+      </w:r>
+      <w:r>
+        <w:rPr>
+          <w:rFonts w:ascii="Arial" w:hAnsi="Arial"/>
+          <w:color w:val="000000"/>
+          <w:sz w:val="18"/>
+          <w:highlight w:val="lightGray"/>
+        </w:rPr>
+        <w:t xml:space="preserve">] </w:t>
+      </w:r>
+      <w:r>
+        <w:rPr>
+          <w:rFonts w:ascii="Arial" w:hAnsi="Arial"/>
           <w:b/>
           <w:color w:val="000000"/>
           <w:sz w:val="18"/>
@@ -4327,7 +4971,7 @@
       </w:r>
       <w:r>
         <w:rPr>
-          <w:rFonts w:ascii="Arial" w:eastAsia="Arial" w:hAnsi="Arial" w:cs="Arial"/>
+          <w:rFonts w:ascii="Arial" w:hAnsi="Arial"/>
           <w:color w:val="000000"/>
           <w:sz w:val="18"/>
           <w:highlight w:val="lightGray"/>
@@ -4512,7 +5156,7 @@
     <w:p>
       <w:r>
         <w:rPr>
-          <w:rFonts w:ascii="Arial" w:eastAsia="Arial" w:hAnsi="Arial" w:cs="Arial"/>
+          <w:rFonts w:ascii="Arial" w:hAnsi="Arial"/>
           <w:b/>
           <w:color w:val="000000"/>
           <w:sz w:val="18"/>
@@ -4522,27 +5166,25 @@
       </w:r>
       <w:r>
         <w:rPr>
-          <w:rFonts w:ascii="Arial" w:eastAsia="Arial" w:hAnsi="Arial" w:cs="Arial"/>
+          <w:rFonts w:ascii="Arial" w:hAnsi="Arial"/>
           <w:color w:val="000000"/>
           <w:sz w:val="18"/>
           <w:highlight w:val="lightGray"/>
         </w:rPr>
         <w:t xml:space="preserve">: Persons Table -&gt; ID Column: 1, </w:t>
       </w:r>
-      <w:proofErr w:type="spellStart"/>
-      <w:r>
-        <w:rPr>
-          <w:rFonts w:ascii="Arial" w:eastAsia="Arial" w:hAnsi="Arial" w:cs="Arial"/>
+      <w:r>
+        <w:rPr>
+          <w:rFonts w:ascii="Arial" w:hAnsi="Arial"/>
           <w:color w:val="000000"/>
           <w:sz w:val="18"/>
           <w:highlight w:val="lightGray"/>
         </w:rPr>
         <w:t>Name_En</w:t>
       </w:r>
-      <w:proofErr w:type="spellEnd"/>
-      <w:r>
-        <w:rPr>
-          <w:rFonts w:ascii="Arial" w:eastAsia="Arial" w:hAnsi="Arial" w:cs="Arial"/>
+      <w:r>
+        <w:rPr>
+          <w:rFonts w:ascii="Arial" w:hAnsi="Arial"/>
           <w:color w:val="000000"/>
           <w:sz w:val="18"/>
           <w:highlight w:val="lightGray"/>
@@ -4551,7 +5193,7 @@
       </w:r>
       <w:r>
         <w:rPr>
-          <w:rFonts w:ascii="Arial" w:eastAsia="Arial" w:hAnsi="Arial" w:cs="Arial"/>
+          <w:rFonts w:ascii="Arial" w:hAnsi="Arial"/>
           <w:b/>
           <w:color w:val="000000"/>
           <w:sz w:val="18"/>
@@ -4561,54 +5203,102 @@
       </w:r>
       <w:r>
         <w:rPr>
-          <w:rFonts w:ascii="Arial" w:eastAsia="Arial" w:hAnsi="Arial" w:cs="Arial"/>
+          <w:rFonts w:ascii="Arial" w:hAnsi="Arial"/>
           <w:color w:val="000000"/>
           <w:sz w:val="18"/>
           <w:highlight w:val="lightGray"/>
         </w:rPr>
         <w:t xml:space="preserve"> [</w:t>
       </w:r>
-      <w:proofErr w:type="spellStart"/>
-      <w:r>
-        <w:rPr>
-          <w:rFonts w:ascii="Arial" w:eastAsia="Arial" w:hAnsi="Arial" w:cs="Arial"/>
-          <w:color w:val="000000"/>
-          <w:sz w:val="18"/>
-          <w:highlight w:val="lightGray"/>
-        </w:rPr>
-        <w:t>Chatgpt</w:t>
-      </w:r>
-      <w:proofErr w:type="spellEnd"/>
-      <w:r>
-        <w:rPr>
-          <w:rFonts w:ascii="Arial" w:eastAsia="Arial" w:hAnsi="Arial" w:cs="Arial"/>
-          <w:color w:val="000000"/>
-          <w:sz w:val="18"/>
-          <w:highlight w:val="lightGray"/>
-        </w:rPr>
-        <w:t xml:space="preserve"> (GPT</w:t>
-      </w:r>
-      <w:r>
-        <w:rPr>
-          <w:rFonts w:ascii="Cambria Math" w:eastAsia="Cambria Math" w:hAnsi="Cambria Math" w:cs="Cambria Math"/>
-          <w:color w:val="000000"/>
-          <w:sz w:val="18"/>
-          <w:highlight w:val="lightGray"/>
-        </w:rPr>
-        <w:t>‑</w:t>
-      </w:r>
-      <w:r>
-        <w:rPr>
-          <w:rFonts w:ascii="Arial" w:eastAsia="Arial" w:hAnsi="Arial" w:cs="Arial"/>
-          <w:color w:val="000000"/>
-          <w:sz w:val="18"/>
-          <w:highlight w:val="lightGray"/>
-        </w:rPr>
-        <w:t xml:space="preserve">5 Mini)] </w:t>
-      </w:r>
-      <w:r>
-        <w:rPr>
-          <w:rFonts w:ascii="Arial" w:eastAsia="Arial" w:hAnsi="Arial" w:cs="Arial"/>
+      <w:r>
+        <w:rPr>
+          <w:rFonts w:ascii="Arial" w:hAnsi="Arial" w:eastAsia="Arial" w:cs="Arial"/>
+          <w:b w:val="0"/>
+          <w:i w:val="0"/>
+          <w:color w:val="000000"/>
+          <w:sz w:val="18"/>
+          <w:highlight w:val="lightGray"/>
+        </w:rPr>
+        <w:t>C</w:t>
+      </w:r>
+      <w:r>
+        <w:rPr>
+          <w:rFonts w:ascii="Arial" w:hAnsi="Arial" w:eastAsia="Arial" w:cs="Arial"/>
+          <w:b w:val="0"/>
+          <w:i w:val="0"/>
+          <w:color w:val="000000"/>
+          <w:sz w:val="18"/>
+          <w:highlight w:val="lightGray"/>
+        </w:rPr>
+        <w:t>h</w:t>
+      </w:r>
+      <w:r>
+        <w:rPr>
+          <w:rFonts w:ascii="Arial" w:hAnsi="Arial" w:eastAsia="Arial" w:cs="Arial"/>
+          <w:b w:val="0"/>
+          <w:i w:val="0"/>
+          <w:color w:val="000000"/>
+          <w:sz w:val="18"/>
+          <w:highlight w:val="lightGray"/>
+        </w:rPr>
+        <w:t>a</w:t>
+      </w:r>
+      <w:r>
+        <w:rPr>
+          <w:rFonts w:ascii="Arial" w:hAnsi="Arial" w:eastAsia="Arial" w:cs="Arial"/>
+          <w:b w:val="0"/>
+          <w:i w:val="0"/>
+          <w:color w:val="000000"/>
+          <w:sz w:val="18"/>
+          <w:highlight w:val="lightGray"/>
+        </w:rPr>
+        <w:t>t</w:t>
+      </w:r>
+      <w:r>
+        <w:rPr>
+          <w:rFonts w:ascii="Arial" w:hAnsi="Arial" w:eastAsia="Arial" w:cs="Arial"/>
+          <w:b w:val="0"/>
+          <w:i w:val="0"/>
+          <w:color w:val="000000"/>
+          <w:sz w:val="18"/>
+          <w:highlight w:val="lightGray"/>
+        </w:rPr>
+        <w:t>G</w:t>
+      </w:r>
+      <w:r>
+        <w:rPr>
+          <w:rFonts w:ascii="Arial" w:hAnsi="Arial" w:eastAsia="Arial" w:cs="Arial"/>
+          <w:b w:val="0"/>
+          <w:i w:val="0"/>
+          <w:color w:val="000000"/>
+          <w:sz w:val="18"/>
+          <w:highlight w:val="lightGray"/>
+        </w:rPr>
+        <w:t>P</w:t>
+      </w:r>
+      <w:r>
+        <w:rPr>
+          <w:rFonts w:ascii="Arial" w:hAnsi="Arial" w:eastAsia="Arial" w:cs="Arial"/>
+          <w:b w:val="0"/>
+          <w:i w:val="0"/>
+          <w:color w:val="000000"/>
+          <w:sz w:val="18"/>
+          <w:highlight w:val="lightGray"/>
+        </w:rPr>
+        <w:t>T</w:t>
+      </w:r>
+      <w:r>
+        <w:rPr>
+          <w:rFonts w:ascii="Arial" w:hAnsi="Arial"/>
+          <w:color w:val="000000"/>
+          <w:sz w:val="18"/>
+          <w:highlight w:val="lightGray"/>
+        </w:rPr>
+        <w:t xml:space="preserve">] </w:t>
+      </w:r>
+      <w:r>
+        <w:rPr>
+          <w:rFonts w:ascii="Arial" w:hAnsi="Arial"/>
           <w:b/>
           <w:color w:val="000000"/>
           <w:sz w:val="18"/>
@@ -4618,7 +5308,7 @@
       </w:r>
       <w:r>
         <w:rPr>
-          <w:rFonts w:ascii="Arial" w:eastAsia="Arial" w:hAnsi="Arial" w:cs="Arial"/>
+          <w:rFonts w:ascii="Arial" w:hAnsi="Arial"/>
           <w:color w:val="000000"/>
           <w:sz w:val="18"/>
           <w:highlight w:val="lightGray"/>
@@ -4920,7 +5610,7 @@
     <w:p>
       <w:r>
         <w:rPr>
-          <w:rFonts w:ascii="Arial" w:eastAsia="Arial" w:hAnsi="Arial" w:cs="Arial"/>
+          <w:rFonts w:ascii="Arial" w:hAnsi="Arial"/>
           <w:b/>
           <w:color w:val="000000"/>
           <w:sz w:val="18"/>
@@ -4930,27 +5620,25 @@
       </w:r>
       <w:r>
         <w:rPr>
-          <w:rFonts w:ascii="Arial" w:eastAsia="Arial" w:hAnsi="Arial" w:cs="Arial"/>
+          <w:rFonts w:ascii="Arial" w:hAnsi="Arial"/>
           <w:color w:val="000000"/>
           <w:sz w:val="18"/>
           <w:highlight w:val="lightGray"/>
         </w:rPr>
         <w:t xml:space="preserve">: Persons Table -&gt; ID Column: 1, </w:t>
       </w:r>
-      <w:proofErr w:type="spellStart"/>
-      <w:r>
-        <w:rPr>
-          <w:rFonts w:ascii="Arial" w:eastAsia="Arial" w:hAnsi="Arial" w:cs="Arial"/>
+      <w:r>
+        <w:rPr>
+          <w:rFonts w:ascii="Arial" w:hAnsi="Arial"/>
           <w:color w:val="000000"/>
           <w:sz w:val="18"/>
           <w:highlight w:val="lightGray"/>
         </w:rPr>
         <w:t>Name_En</w:t>
       </w:r>
-      <w:proofErr w:type="spellEnd"/>
-      <w:r>
-        <w:rPr>
-          <w:rFonts w:ascii="Arial" w:eastAsia="Arial" w:hAnsi="Arial" w:cs="Arial"/>
+      <w:r>
+        <w:rPr>
+          <w:rFonts w:ascii="Arial" w:hAnsi="Arial"/>
           <w:color w:val="000000"/>
           <w:sz w:val="18"/>
           <w:highlight w:val="lightGray"/>
@@ -4959,7 +5647,7 @@
       </w:r>
       <w:r>
         <w:rPr>
-          <w:rFonts w:ascii="Arial" w:eastAsia="Arial" w:hAnsi="Arial" w:cs="Arial"/>
+          <w:rFonts w:ascii="Arial" w:hAnsi="Arial"/>
           <w:b/>
           <w:color w:val="000000"/>
           <w:sz w:val="18"/>
@@ -4969,54 +5657,102 @@
       </w:r>
       <w:r>
         <w:rPr>
-          <w:rFonts w:ascii="Arial" w:eastAsia="Arial" w:hAnsi="Arial" w:cs="Arial"/>
+          <w:rFonts w:ascii="Arial" w:hAnsi="Arial"/>
           <w:color w:val="000000"/>
           <w:sz w:val="18"/>
           <w:highlight w:val="lightGray"/>
         </w:rPr>
         <w:t xml:space="preserve"> [</w:t>
       </w:r>
-      <w:proofErr w:type="spellStart"/>
-      <w:r>
-        <w:rPr>
-          <w:rFonts w:ascii="Arial" w:eastAsia="Arial" w:hAnsi="Arial" w:cs="Arial"/>
-          <w:color w:val="000000"/>
-          <w:sz w:val="18"/>
-          <w:highlight w:val="lightGray"/>
-        </w:rPr>
-        <w:t>Chatgpt</w:t>
-      </w:r>
-      <w:proofErr w:type="spellEnd"/>
-      <w:r>
-        <w:rPr>
-          <w:rFonts w:ascii="Arial" w:eastAsia="Arial" w:hAnsi="Arial" w:cs="Arial"/>
-          <w:color w:val="000000"/>
-          <w:sz w:val="18"/>
-          <w:highlight w:val="lightGray"/>
-        </w:rPr>
-        <w:t xml:space="preserve"> (GPT</w:t>
-      </w:r>
-      <w:r>
-        <w:rPr>
-          <w:rFonts w:ascii="Cambria Math" w:eastAsia="Cambria Math" w:hAnsi="Cambria Math" w:cs="Cambria Math"/>
-          <w:color w:val="000000"/>
-          <w:sz w:val="18"/>
-          <w:highlight w:val="lightGray"/>
-        </w:rPr>
-        <w:t>‑</w:t>
-      </w:r>
-      <w:r>
-        <w:rPr>
-          <w:rFonts w:ascii="Arial" w:eastAsia="Arial" w:hAnsi="Arial" w:cs="Arial"/>
-          <w:color w:val="000000"/>
-          <w:sz w:val="18"/>
-          <w:highlight w:val="lightGray"/>
-        </w:rPr>
-        <w:t xml:space="preserve">5 Mini)] </w:t>
-      </w:r>
-      <w:r>
-        <w:rPr>
-          <w:rFonts w:ascii="Arial" w:eastAsia="Arial" w:hAnsi="Arial" w:cs="Arial"/>
+      <w:r>
+        <w:rPr>
+          <w:rFonts w:ascii="Arial" w:hAnsi="Arial" w:eastAsia="Arial" w:cs="Arial"/>
+          <w:b w:val="0"/>
+          <w:i w:val="0"/>
+          <w:color w:val="000000"/>
+          <w:sz w:val="18"/>
+          <w:highlight w:val="lightGray"/>
+        </w:rPr>
+        <w:t>C</w:t>
+      </w:r>
+      <w:r>
+        <w:rPr>
+          <w:rFonts w:ascii="Arial" w:hAnsi="Arial" w:eastAsia="Arial" w:cs="Arial"/>
+          <w:b w:val="0"/>
+          <w:i w:val="0"/>
+          <w:color w:val="000000"/>
+          <w:sz w:val="18"/>
+          <w:highlight w:val="lightGray"/>
+        </w:rPr>
+        <w:t>h</w:t>
+      </w:r>
+      <w:r>
+        <w:rPr>
+          <w:rFonts w:ascii="Arial" w:hAnsi="Arial" w:eastAsia="Arial" w:cs="Arial"/>
+          <w:b w:val="0"/>
+          <w:i w:val="0"/>
+          <w:color w:val="000000"/>
+          <w:sz w:val="18"/>
+          <w:highlight w:val="lightGray"/>
+        </w:rPr>
+        <w:t>a</w:t>
+      </w:r>
+      <w:r>
+        <w:rPr>
+          <w:rFonts w:ascii="Arial" w:hAnsi="Arial" w:eastAsia="Arial" w:cs="Arial"/>
+          <w:b w:val="0"/>
+          <w:i w:val="0"/>
+          <w:color w:val="000000"/>
+          <w:sz w:val="18"/>
+          <w:highlight w:val="lightGray"/>
+        </w:rPr>
+        <w:t>t</w:t>
+      </w:r>
+      <w:r>
+        <w:rPr>
+          <w:rFonts w:ascii="Arial" w:hAnsi="Arial" w:eastAsia="Arial" w:cs="Arial"/>
+          <w:b w:val="0"/>
+          <w:i w:val="0"/>
+          <w:color w:val="000000"/>
+          <w:sz w:val="18"/>
+          <w:highlight w:val="lightGray"/>
+        </w:rPr>
+        <w:t>G</w:t>
+      </w:r>
+      <w:r>
+        <w:rPr>
+          <w:rFonts w:ascii="Arial" w:hAnsi="Arial" w:eastAsia="Arial" w:cs="Arial"/>
+          <w:b w:val="0"/>
+          <w:i w:val="0"/>
+          <w:color w:val="000000"/>
+          <w:sz w:val="18"/>
+          <w:highlight w:val="lightGray"/>
+        </w:rPr>
+        <w:t>P</w:t>
+      </w:r>
+      <w:r>
+        <w:rPr>
+          <w:rFonts w:ascii="Arial" w:hAnsi="Arial" w:eastAsia="Arial" w:cs="Arial"/>
+          <w:b w:val="0"/>
+          <w:i w:val="0"/>
+          <w:color w:val="000000"/>
+          <w:sz w:val="18"/>
+          <w:highlight w:val="lightGray"/>
+        </w:rPr>
+        <w:t>T</w:t>
+      </w:r>
+      <w:r>
+        <w:rPr>
+          <w:rFonts w:ascii="Arial" w:hAnsi="Arial"/>
+          <w:color w:val="000000"/>
+          <w:sz w:val="18"/>
+          <w:highlight w:val="lightGray"/>
+        </w:rPr>
+        <w:t xml:space="preserve">] </w:t>
+      </w:r>
+      <w:r>
+        <w:rPr>
+          <w:rFonts w:ascii="Arial" w:hAnsi="Arial"/>
           <w:b/>
           <w:color w:val="000000"/>
           <w:sz w:val="18"/>
@@ -5026,7 +5762,7 @@
       </w:r>
       <w:r>
         <w:rPr>
-          <w:rFonts w:ascii="Arial" w:eastAsia="Arial" w:hAnsi="Arial" w:cs="Arial"/>
+          <w:rFonts w:ascii="Arial" w:hAnsi="Arial"/>
           <w:color w:val="000000"/>
           <w:sz w:val="18"/>
           <w:highlight w:val="lightGray"/>
@@ -5147,7 +5883,7 @@
     <w:p>
       <w:r>
         <w:rPr>
-          <w:rFonts w:ascii="Arial" w:eastAsia="Arial" w:hAnsi="Arial" w:cs="Arial"/>
+          <w:rFonts w:ascii="Arial" w:hAnsi="Arial"/>
           <w:b/>
           <w:color w:val="000000"/>
           <w:sz w:val="18"/>
@@ -5157,27 +5893,25 @@
       </w:r>
       <w:r>
         <w:rPr>
-          <w:rFonts w:ascii="Arial" w:eastAsia="Arial" w:hAnsi="Arial" w:cs="Arial"/>
+          <w:rFonts w:ascii="Arial" w:hAnsi="Arial"/>
           <w:color w:val="000000"/>
           <w:sz w:val="18"/>
           <w:highlight w:val="lightGray"/>
         </w:rPr>
         <w:t xml:space="preserve">: Persons Table -&gt; ID Column: 1, </w:t>
       </w:r>
-      <w:proofErr w:type="spellStart"/>
-      <w:r>
-        <w:rPr>
-          <w:rFonts w:ascii="Arial" w:eastAsia="Arial" w:hAnsi="Arial" w:cs="Arial"/>
+      <w:r>
+        <w:rPr>
+          <w:rFonts w:ascii="Arial" w:hAnsi="Arial"/>
           <w:color w:val="000000"/>
           <w:sz w:val="18"/>
           <w:highlight w:val="lightGray"/>
         </w:rPr>
         <w:t>Name_En</w:t>
       </w:r>
-      <w:proofErr w:type="spellEnd"/>
-      <w:r>
-        <w:rPr>
-          <w:rFonts w:ascii="Arial" w:eastAsia="Arial" w:hAnsi="Arial" w:cs="Arial"/>
+      <w:r>
+        <w:rPr>
+          <w:rFonts w:ascii="Arial" w:hAnsi="Arial"/>
           <w:color w:val="000000"/>
           <w:sz w:val="18"/>
           <w:highlight w:val="lightGray"/>
@@ -5186,7 +5920,7 @@
       </w:r>
       <w:r>
         <w:rPr>
-          <w:rFonts w:ascii="Arial" w:eastAsia="Arial" w:hAnsi="Arial" w:cs="Arial"/>
+          <w:rFonts w:ascii="Arial" w:hAnsi="Arial"/>
           <w:b/>
           <w:color w:val="000000"/>
           <w:sz w:val="18"/>
@@ -5196,54 +5930,102 @@
       </w:r>
       <w:r>
         <w:rPr>
-          <w:rFonts w:ascii="Arial" w:eastAsia="Arial" w:hAnsi="Arial" w:cs="Arial"/>
+          <w:rFonts w:ascii="Arial" w:hAnsi="Arial"/>
           <w:color w:val="000000"/>
           <w:sz w:val="18"/>
           <w:highlight w:val="lightGray"/>
         </w:rPr>
         <w:t xml:space="preserve"> [</w:t>
       </w:r>
-      <w:proofErr w:type="spellStart"/>
-      <w:r>
-        <w:rPr>
-          <w:rFonts w:ascii="Arial" w:eastAsia="Arial" w:hAnsi="Arial" w:cs="Arial"/>
-          <w:color w:val="000000"/>
-          <w:sz w:val="18"/>
-          <w:highlight w:val="lightGray"/>
-        </w:rPr>
-        <w:t>Chatgpt</w:t>
-      </w:r>
-      <w:proofErr w:type="spellEnd"/>
-      <w:r>
-        <w:rPr>
-          <w:rFonts w:ascii="Arial" w:eastAsia="Arial" w:hAnsi="Arial" w:cs="Arial"/>
-          <w:color w:val="000000"/>
-          <w:sz w:val="18"/>
-          <w:highlight w:val="lightGray"/>
-        </w:rPr>
-        <w:t xml:space="preserve"> (GPT</w:t>
-      </w:r>
-      <w:r>
-        <w:rPr>
-          <w:rFonts w:ascii="Cambria Math" w:eastAsia="Cambria Math" w:hAnsi="Cambria Math" w:cs="Cambria Math"/>
-          <w:color w:val="000000"/>
-          <w:sz w:val="18"/>
-          <w:highlight w:val="lightGray"/>
-        </w:rPr>
-        <w:t>‑</w:t>
-      </w:r>
-      <w:r>
-        <w:rPr>
-          <w:rFonts w:ascii="Arial" w:eastAsia="Arial" w:hAnsi="Arial" w:cs="Arial"/>
-          <w:color w:val="000000"/>
-          <w:sz w:val="18"/>
-          <w:highlight w:val="lightGray"/>
-        </w:rPr>
-        <w:t xml:space="preserve">5 Mini)] </w:t>
-      </w:r>
-      <w:r>
-        <w:rPr>
-          <w:rFonts w:ascii="Arial" w:eastAsia="Arial" w:hAnsi="Arial" w:cs="Arial"/>
+      <w:r>
+        <w:rPr>
+          <w:rFonts w:ascii="Arial" w:hAnsi="Arial" w:eastAsia="Arial" w:cs="Arial"/>
+          <w:b w:val="0"/>
+          <w:i w:val="0"/>
+          <w:color w:val="000000"/>
+          <w:sz w:val="18"/>
+          <w:highlight w:val="lightGray"/>
+        </w:rPr>
+        <w:t>C</w:t>
+      </w:r>
+      <w:r>
+        <w:rPr>
+          <w:rFonts w:ascii="Arial" w:hAnsi="Arial" w:eastAsia="Arial" w:cs="Arial"/>
+          <w:b w:val="0"/>
+          <w:i w:val="0"/>
+          <w:color w:val="000000"/>
+          <w:sz w:val="18"/>
+          <w:highlight w:val="lightGray"/>
+        </w:rPr>
+        <w:t>h</w:t>
+      </w:r>
+      <w:r>
+        <w:rPr>
+          <w:rFonts w:ascii="Arial" w:hAnsi="Arial" w:eastAsia="Arial" w:cs="Arial"/>
+          <w:b w:val="0"/>
+          <w:i w:val="0"/>
+          <w:color w:val="000000"/>
+          <w:sz w:val="18"/>
+          <w:highlight w:val="lightGray"/>
+        </w:rPr>
+        <w:t>a</w:t>
+      </w:r>
+      <w:r>
+        <w:rPr>
+          <w:rFonts w:ascii="Arial" w:hAnsi="Arial" w:eastAsia="Arial" w:cs="Arial"/>
+          <w:b w:val="0"/>
+          <w:i w:val="0"/>
+          <w:color w:val="000000"/>
+          <w:sz w:val="18"/>
+          <w:highlight w:val="lightGray"/>
+        </w:rPr>
+        <w:t>t</w:t>
+      </w:r>
+      <w:r>
+        <w:rPr>
+          <w:rFonts w:ascii="Arial" w:hAnsi="Arial" w:eastAsia="Arial" w:cs="Arial"/>
+          <w:b w:val="0"/>
+          <w:i w:val="0"/>
+          <w:color w:val="000000"/>
+          <w:sz w:val="18"/>
+          <w:highlight w:val="lightGray"/>
+        </w:rPr>
+        <w:t>G</w:t>
+      </w:r>
+      <w:r>
+        <w:rPr>
+          <w:rFonts w:ascii="Arial" w:hAnsi="Arial" w:eastAsia="Arial" w:cs="Arial"/>
+          <w:b w:val="0"/>
+          <w:i w:val="0"/>
+          <w:color w:val="000000"/>
+          <w:sz w:val="18"/>
+          <w:highlight w:val="lightGray"/>
+        </w:rPr>
+        <w:t>P</w:t>
+      </w:r>
+      <w:r>
+        <w:rPr>
+          <w:rFonts w:ascii="Arial" w:hAnsi="Arial" w:eastAsia="Arial" w:cs="Arial"/>
+          <w:b w:val="0"/>
+          <w:i w:val="0"/>
+          <w:color w:val="000000"/>
+          <w:sz w:val="18"/>
+          <w:highlight w:val="lightGray"/>
+        </w:rPr>
+        <w:t>T</w:t>
+      </w:r>
+      <w:r>
+        <w:rPr>
+          <w:rFonts w:ascii="Arial" w:hAnsi="Arial"/>
+          <w:color w:val="000000"/>
+          <w:sz w:val="18"/>
+          <w:highlight w:val="lightGray"/>
+        </w:rPr>
+        <w:t xml:space="preserve">] </w:t>
+      </w:r>
+      <w:r>
+        <w:rPr>
+          <w:rFonts w:ascii="Arial" w:hAnsi="Arial"/>
           <w:b/>
           <w:color w:val="000000"/>
           <w:sz w:val="18"/>
@@ -5253,7 +6035,7 @@
       </w:r>
       <w:r>
         <w:rPr>
-          <w:rFonts w:ascii="Arial" w:eastAsia="Arial" w:hAnsi="Arial" w:cs="Arial"/>
+          <w:rFonts w:ascii="Arial" w:hAnsi="Arial"/>
           <w:color w:val="000000"/>
           <w:sz w:val="18"/>
           <w:highlight w:val="lightGray"/>
@@ -5392,7 +6174,7 @@
     <w:p>
       <w:r>
         <w:rPr>
-          <w:rFonts w:ascii="Arial" w:eastAsia="Arial" w:hAnsi="Arial" w:cs="Arial"/>
+          <w:rFonts w:ascii="Arial" w:hAnsi="Arial"/>
           <w:b/>
           <w:color w:val="000000"/>
           <w:sz w:val="18"/>
@@ -5402,27 +6184,25 @@
       </w:r>
       <w:r>
         <w:rPr>
-          <w:rFonts w:ascii="Arial" w:eastAsia="Arial" w:hAnsi="Arial" w:cs="Arial"/>
+          <w:rFonts w:ascii="Arial" w:hAnsi="Arial"/>
           <w:color w:val="000000"/>
           <w:sz w:val="18"/>
           <w:highlight w:val="lightGray"/>
         </w:rPr>
         <w:t xml:space="preserve">: Persons Table -&gt; ID Column: 1, </w:t>
       </w:r>
-      <w:proofErr w:type="spellStart"/>
-      <w:r>
-        <w:rPr>
-          <w:rFonts w:ascii="Arial" w:eastAsia="Arial" w:hAnsi="Arial" w:cs="Arial"/>
+      <w:r>
+        <w:rPr>
+          <w:rFonts w:ascii="Arial" w:hAnsi="Arial"/>
           <w:color w:val="000000"/>
           <w:sz w:val="18"/>
           <w:highlight w:val="lightGray"/>
         </w:rPr>
         <w:t>Name_En</w:t>
       </w:r>
-      <w:proofErr w:type="spellEnd"/>
-      <w:r>
-        <w:rPr>
-          <w:rFonts w:ascii="Arial" w:eastAsia="Arial" w:hAnsi="Arial" w:cs="Arial"/>
+      <w:r>
+        <w:rPr>
+          <w:rFonts w:ascii="Arial" w:hAnsi="Arial"/>
           <w:color w:val="000000"/>
           <w:sz w:val="18"/>
           <w:highlight w:val="lightGray"/>
@@ -5431,7 +6211,7 @@
       </w:r>
       <w:r>
         <w:rPr>
-          <w:rFonts w:ascii="Arial" w:eastAsia="Arial" w:hAnsi="Arial" w:cs="Arial"/>
+          <w:rFonts w:ascii="Arial" w:hAnsi="Arial"/>
           <w:b/>
           <w:color w:val="000000"/>
           <w:sz w:val="18"/>
@@ -5441,54 +6221,102 @@
       </w:r>
       <w:r>
         <w:rPr>
-          <w:rFonts w:ascii="Arial" w:eastAsia="Arial" w:hAnsi="Arial" w:cs="Arial"/>
+          <w:rFonts w:ascii="Arial" w:hAnsi="Arial"/>
           <w:color w:val="000000"/>
           <w:sz w:val="18"/>
           <w:highlight w:val="lightGray"/>
         </w:rPr>
         <w:t xml:space="preserve"> [</w:t>
       </w:r>
-      <w:proofErr w:type="spellStart"/>
-      <w:r>
-        <w:rPr>
-          <w:rFonts w:ascii="Arial" w:eastAsia="Arial" w:hAnsi="Arial" w:cs="Arial"/>
-          <w:color w:val="000000"/>
-          <w:sz w:val="18"/>
-          <w:highlight w:val="lightGray"/>
-        </w:rPr>
-        <w:t>Chatgpt</w:t>
-      </w:r>
-      <w:proofErr w:type="spellEnd"/>
-      <w:r>
-        <w:rPr>
-          <w:rFonts w:ascii="Arial" w:eastAsia="Arial" w:hAnsi="Arial" w:cs="Arial"/>
-          <w:color w:val="000000"/>
-          <w:sz w:val="18"/>
-          <w:highlight w:val="lightGray"/>
-        </w:rPr>
-        <w:t xml:space="preserve"> (GPT</w:t>
-      </w:r>
-      <w:r>
-        <w:rPr>
-          <w:rFonts w:ascii="Cambria Math" w:eastAsia="Cambria Math" w:hAnsi="Cambria Math" w:cs="Cambria Math"/>
-          <w:color w:val="000000"/>
-          <w:sz w:val="18"/>
-          <w:highlight w:val="lightGray"/>
-        </w:rPr>
-        <w:t>‑</w:t>
-      </w:r>
-      <w:r>
-        <w:rPr>
-          <w:rFonts w:ascii="Arial" w:eastAsia="Arial" w:hAnsi="Arial" w:cs="Arial"/>
-          <w:color w:val="000000"/>
-          <w:sz w:val="18"/>
-          <w:highlight w:val="lightGray"/>
-        </w:rPr>
-        <w:t xml:space="preserve">5 Mini)] </w:t>
-      </w:r>
-      <w:r>
-        <w:rPr>
-          <w:rFonts w:ascii="Arial" w:eastAsia="Arial" w:hAnsi="Arial" w:cs="Arial"/>
+      <w:r>
+        <w:rPr>
+          <w:rFonts w:ascii="Arial" w:hAnsi="Arial" w:eastAsia="Arial" w:cs="Arial"/>
+          <w:b w:val="0"/>
+          <w:i w:val="0"/>
+          <w:color w:val="000000"/>
+          <w:sz w:val="18"/>
+          <w:highlight w:val="lightGray"/>
+        </w:rPr>
+        <w:t>C</w:t>
+      </w:r>
+      <w:r>
+        <w:rPr>
+          <w:rFonts w:ascii="Arial" w:hAnsi="Arial" w:eastAsia="Arial" w:cs="Arial"/>
+          <w:b w:val="0"/>
+          <w:i w:val="0"/>
+          <w:color w:val="000000"/>
+          <w:sz w:val="18"/>
+          <w:highlight w:val="lightGray"/>
+        </w:rPr>
+        <w:t>h</w:t>
+      </w:r>
+      <w:r>
+        <w:rPr>
+          <w:rFonts w:ascii="Arial" w:hAnsi="Arial" w:eastAsia="Arial" w:cs="Arial"/>
+          <w:b w:val="0"/>
+          <w:i w:val="0"/>
+          <w:color w:val="000000"/>
+          <w:sz w:val="18"/>
+          <w:highlight w:val="lightGray"/>
+        </w:rPr>
+        <w:t>a</w:t>
+      </w:r>
+      <w:r>
+        <w:rPr>
+          <w:rFonts w:ascii="Arial" w:hAnsi="Arial" w:eastAsia="Arial" w:cs="Arial"/>
+          <w:b w:val="0"/>
+          <w:i w:val="0"/>
+          <w:color w:val="000000"/>
+          <w:sz w:val="18"/>
+          <w:highlight w:val="lightGray"/>
+        </w:rPr>
+        <w:t>t</w:t>
+      </w:r>
+      <w:r>
+        <w:rPr>
+          <w:rFonts w:ascii="Arial" w:hAnsi="Arial" w:eastAsia="Arial" w:cs="Arial"/>
+          <w:b w:val="0"/>
+          <w:i w:val="0"/>
+          <w:color w:val="000000"/>
+          <w:sz w:val="18"/>
+          <w:highlight w:val="lightGray"/>
+        </w:rPr>
+        <w:t>G</w:t>
+      </w:r>
+      <w:r>
+        <w:rPr>
+          <w:rFonts w:ascii="Arial" w:hAnsi="Arial" w:eastAsia="Arial" w:cs="Arial"/>
+          <w:b w:val="0"/>
+          <w:i w:val="0"/>
+          <w:color w:val="000000"/>
+          <w:sz w:val="18"/>
+          <w:highlight w:val="lightGray"/>
+        </w:rPr>
+        <w:t>P</w:t>
+      </w:r>
+      <w:r>
+        <w:rPr>
+          <w:rFonts w:ascii="Arial" w:hAnsi="Arial" w:eastAsia="Arial" w:cs="Arial"/>
+          <w:b w:val="0"/>
+          <w:i w:val="0"/>
+          <w:color w:val="000000"/>
+          <w:sz w:val="18"/>
+          <w:highlight w:val="lightGray"/>
+        </w:rPr>
+        <w:t>T</w:t>
+      </w:r>
+      <w:r>
+        <w:rPr>
+          <w:rFonts w:ascii="Arial" w:hAnsi="Arial"/>
+          <w:color w:val="000000"/>
+          <w:sz w:val="18"/>
+          <w:highlight w:val="lightGray"/>
+        </w:rPr>
+        <w:t xml:space="preserve">] </w:t>
+      </w:r>
+      <w:r>
+        <w:rPr>
+          <w:rFonts w:ascii="Arial" w:hAnsi="Arial"/>
           <w:b/>
           <w:color w:val="000000"/>
           <w:sz w:val="18"/>
@@ -5498,7 +6326,7 @@
       </w:r>
       <w:r>
         <w:rPr>
-          <w:rFonts w:ascii="Arial" w:eastAsia="Arial" w:hAnsi="Arial" w:cs="Arial"/>
+          <w:rFonts w:ascii="Arial" w:hAnsi="Arial"/>
           <w:color w:val="000000"/>
           <w:sz w:val="18"/>
           <w:highlight w:val="lightGray"/>
@@ -5647,7 +6475,7 @@
     <w:p>
       <w:r>
         <w:rPr>
-          <w:rFonts w:ascii="Arial" w:eastAsia="Arial" w:hAnsi="Arial" w:cs="Arial"/>
+          <w:rFonts w:ascii="Arial" w:hAnsi="Arial"/>
           <w:b/>
           <w:color w:val="000000"/>
           <w:sz w:val="18"/>
@@ -5657,27 +6485,25 @@
       </w:r>
       <w:r>
         <w:rPr>
-          <w:rFonts w:ascii="Arial" w:eastAsia="Arial" w:hAnsi="Arial" w:cs="Arial"/>
+          <w:rFonts w:ascii="Arial" w:hAnsi="Arial"/>
           <w:color w:val="000000"/>
           <w:sz w:val="18"/>
           <w:highlight w:val="lightGray"/>
         </w:rPr>
         <w:t xml:space="preserve">: Persons Table -&gt; ID Column: 1, </w:t>
       </w:r>
-      <w:proofErr w:type="spellStart"/>
-      <w:r>
-        <w:rPr>
-          <w:rFonts w:ascii="Arial" w:eastAsia="Arial" w:hAnsi="Arial" w:cs="Arial"/>
+      <w:r>
+        <w:rPr>
+          <w:rFonts w:ascii="Arial" w:hAnsi="Arial"/>
           <w:color w:val="000000"/>
           <w:sz w:val="18"/>
           <w:highlight w:val="lightGray"/>
         </w:rPr>
         <w:t>Name_En</w:t>
       </w:r>
-      <w:proofErr w:type="spellEnd"/>
-      <w:r>
-        <w:rPr>
-          <w:rFonts w:ascii="Arial" w:eastAsia="Arial" w:hAnsi="Arial" w:cs="Arial"/>
+      <w:r>
+        <w:rPr>
+          <w:rFonts w:ascii="Arial" w:hAnsi="Arial"/>
           <w:color w:val="000000"/>
           <w:sz w:val="18"/>
           <w:highlight w:val="lightGray"/>
@@ -5686,7 +6512,7 @@
       </w:r>
       <w:r>
         <w:rPr>
-          <w:rFonts w:ascii="Arial" w:eastAsia="Arial" w:hAnsi="Arial" w:cs="Arial"/>
+          <w:rFonts w:ascii="Arial" w:hAnsi="Arial"/>
           <w:b/>
           <w:color w:val="000000"/>
           <w:sz w:val="18"/>
@@ -5696,54 +6522,102 @@
       </w:r>
       <w:r>
         <w:rPr>
-          <w:rFonts w:ascii="Arial" w:eastAsia="Arial" w:hAnsi="Arial" w:cs="Arial"/>
+          <w:rFonts w:ascii="Arial" w:hAnsi="Arial"/>
           <w:color w:val="000000"/>
           <w:sz w:val="18"/>
           <w:highlight w:val="lightGray"/>
         </w:rPr>
         <w:t xml:space="preserve"> [</w:t>
       </w:r>
-      <w:proofErr w:type="spellStart"/>
-      <w:r>
-        <w:rPr>
-          <w:rFonts w:ascii="Arial" w:eastAsia="Arial" w:hAnsi="Arial" w:cs="Arial"/>
-          <w:color w:val="000000"/>
-          <w:sz w:val="18"/>
-          <w:highlight w:val="lightGray"/>
-        </w:rPr>
-        <w:t>Chatgpt</w:t>
-      </w:r>
-      <w:proofErr w:type="spellEnd"/>
-      <w:r>
-        <w:rPr>
-          <w:rFonts w:ascii="Arial" w:eastAsia="Arial" w:hAnsi="Arial" w:cs="Arial"/>
-          <w:color w:val="000000"/>
-          <w:sz w:val="18"/>
-          <w:highlight w:val="lightGray"/>
-        </w:rPr>
-        <w:t xml:space="preserve"> (GPT</w:t>
-      </w:r>
-      <w:r>
-        <w:rPr>
-          <w:rFonts w:ascii="Cambria Math" w:eastAsia="Cambria Math" w:hAnsi="Cambria Math" w:cs="Cambria Math"/>
-          <w:color w:val="000000"/>
-          <w:sz w:val="18"/>
-          <w:highlight w:val="lightGray"/>
-        </w:rPr>
-        <w:t>‑</w:t>
-      </w:r>
-      <w:r>
-        <w:rPr>
-          <w:rFonts w:ascii="Arial" w:eastAsia="Arial" w:hAnsi="Arial" w:cs="Arial"/>
-          <w:color w:val="000000"/>
-          <w:sz w:val="18"/>
-          <w:highlight w:val="lightGray"/>
-        </w:rPr>
-        <w:t xml:space="preserve">5 Mini)] </w:t>
-      </w:r>
-      <w:r>
-        <w:rPr>
-          <w:rFonts w:ascii="Arial" w:eastAsia="Arial" w:hAnsi="Arial" w:cs="Arial"/>
+      <w:r>
+        <w:rPr>
+          <w:rFonts w:ascii="Arial" w:hAnsi="Arial" w:eastAsia="Arial" w:cs="Arial"/>
+          <w:b w:val="0"/>
+          <w:i w:val="0"/>
+          <w:color w:val="000000"/>
+          <w:sz w:val="18"/>
+          <w:highlight w:val="lightGray"/>
+        </w:rPr>
+        <w:t>C</w:t>
+      </w:r>
+      <w:r>
+        <w:rPr>
+          <w:rFonts w:ascii="Arial" w:hAnsi="Arial" w:eastAsia="Arial" w:cs="Arial"/>
+          <w:b w:val="0"/>
+          <w:i w:val="0"/>
+          <w:color w:val="000000"/>
+          <w:sz w:val="18"/>
+          <w:highlight w:val="lightGray"/>
+        </w:rPr>
+        <w:t>h</w:t>
+      </w:r>
+      <w:r>
+        <w:rPr>
+          <w:rFonts w:ascii="Arial" w:hAnsi="Arial" w:eastAsia="Arial" w:cs="Arial"/>
+          <w:b w:val="0"/>
+          <w:i w:val="0"/>
+          <w:color w:val="000000"/>
+          <w:sz w:val="18"/>
+          <w:highlight w:val="lightGray"/>
+        </w:rPr>
+        <w:t>a</w:t>
+      </w:r>
+      <w:r>
+        <w:rPr>
+          <w:rFonts w:ascii="Arial" w:hAnsi="Arial" w:eastAsia="Arial" w:cs="Arial"/>
+          <w:b w:val="0"/>
+          <w:i w:val="0"/>
+          <w:color w:val="000000"/>
+          <w:sz w:val="18"/>
+          <w:highlight w:val="lightGray"/>
+        </w:rPr>
+        <w:t>t</w:t>
+      </w:r>
+      <w:r>
+        <w:rPr>
+          <w:rFonts w:ascii="Arial" w:hAnsi="Arial" w:eastAsia="Arial" w:cs="Arial"/>
+          <w:b w:val="0"/>
+          <w:i w:val="0"/>
+          <w:color w:val="000000"/>
+          <w:sz w:val="18"/>
+          <w:highlight w:val="lightGray"/>
+        </w:rPr>
+        <w:t>G</w:t>
+      </w:r>
+      <w:r>
+        <w:rPr>
+          <w:rFonts w:ascii="Arial" w:hAnsi="Arial" w:eastAsia="Arial" w:cs="Arial"/>
+          <w:b w:val="0"/>
+          <w:i w:val="0"/>
+          <w:color w:val="000000"/>
+          <w:sz w:val="18"/>
+          <w:highlight w:val="lightGray"/>
+        </w:rPr>
+        <w:t>P</w:t>
+      </w:r>
+      <w:r>
+        <w:rPr>
+          <w:rFonts w:ascii="Arial" w:hAnsi="Arial" w:eastAsia="Arial" w:cs="Arial"/>
+          <w:b w:val="0"/>
+          <w:i w:val="0"/>
+          <w:color w:val="000000"/>
+          <w:sz w:val="18"/>
+          <w:highlight w:val="lightGray"/>
+        </w:rPr>
+        <w:t>T</w:t>
+      </w:r>
+      <w:r>
+        <w:rPr>
+          <w:rFonts w:ascii="Arial" w:hAnsi="Arial"/>
+          <w:color w:val="000000"/>
+          <w:sz w:val="18"/>
+          <w:highlight w:val="lightGray"/>
+        </w:rPr>
+        <w:t xml:space="preserve">] </w:t>
+      </w:r>
+      <w:r>
+        <w:rPr>
+          <w:rFonts w:ascii="Arial" w:hAnsi="Arial"/>
           <w:b/>
           <w:color w:val="000000"/>
           <w:sz w:val="18"/>
@@ -5753,7 +6627,7 @@
       </w:r>
       <w:r>
         <w:rPr>
-          <w:rFonts w:ascii="Arial" w:eastAsia="Arial" w:hAnsi="Arial" w:cs="Arial"/>
+          <w:rFonts w:ascii="Arial" w:hAnsi="Arial"/>
           <w:color w:val="000000"/>
           <w:sz w:val="18"/>
           <w:highlight w:val="lightGray"/>
@@ -6434,7 +7308,7 @@
     <w:p>
       <w:r>
         <w:rPr>
-          <w:rFonts w:ascii="Arial" w:eastAsia="Arial" w:hAnsi="Arial" w:cs="Arial"/>
+          <w:rFonts w:ascii="Arial" w:hAnsi="Arial"/>
           <w:b/>
           <w:color w:val="000000"/>
           <w:sz w:val="18"/>
@@ -6444,27 +7318,25 @@
       </w:r>
       <w:r>
         <w:rPr>
-          <w:rFonts w:ascii="Arial" w:eastAsia="Arial" w:hAnsi="Arial" w:cs="Arial"/>
+          <w:rFonts w:ascii="Arial" w:hAnsi="Arial"/>
           <w:color w:val="000000"/>
           <w:sz w:val="18"/>
           <w:highlight w:val="lightGray"/>
         </w:rPr>
         <w:t xml:space="preserve">: Persons Table -&gt; ID Column: 1, </w:t>
       </w:r>
-      <w:proofErr w:type="spellStart"/>
-      <w:r>
-        <w:rPr>
-          <w:rFonts w:ascii="Arial" w:eastAsia="Arial" w:hAnsi="Arial" w:cs="Arial"/>
+      <w:r>
+        <w:rPr>
+          <w:rFonts w:ascii="Arial" w:hAnsi="Arial"/>
           <w:color w:val="000000"/>
           <w:sz w:val="18"/>
           <w:highlight w:val="lightGray"/>
         </w:rPr>
         <w:t>Name_En</w:t>
       </w:r>
-      <w:proofErr w:type="spellEnd"/>
-      <w:r>
-        <w:rPr>
-          <w:rFonts w:ascii="Arial" w:eastAsia="Arial" w:hAnsi="Arial" w:cs="Arial"/>
+      <w:r>
+        <w:rPr>
+          <w:rFonts w:ascii="Arial" w:hAnsi="Arial"/>
           <w:color w:val="000000"/>
           <w:sz w:val="18"/>
           <w:highlight w:val="lightGray"/>
@@ -6473,7 +7345,7 @@
       </w:r>
       <w:r>
         <w:rPr>
-          <w:rFonts w:ascii="Arial" w:eastAsia="Arial" w:hAnsi="Arial" w:cs="Arial"/>
+          <w:rFonts w:ascii="Arial" w:hAnsi="Arial"/>
           <w:b/>
           <w:color w:val="000000"/>
           <w:sz w:val="18"/>
@@ -6483,54 +7355,102 @@
       </w:r>
       <w:r>
         <w:rPr>
-          <w:rFonts w:ascii="Arial" w:eastAsia="Arial" w:hAnsi="Arial" w:cs="Arial"/>
+          <w:rFonts w:ascii="Arial" w:hAnsi="Arial"/>
           <w:color w:val="000000"/>
           <w:sz w:val="18"/>
           <w:highlight w:val="lightGray"/>
         </w:rPr>
         <w:t xml:space="preserve"> [</w:t>
       </w:r>
-      <w:proofErr w:type="spellStart"/>
-      <w:r>
-        <w:rPr>
-          <w:rFonts w:ascii="Arial" w:eastAsia="Arial" w:hAnsi="Arial" w:cs="Arial"/>
-          <w:color w:val="000000"/>
-          <w:sz w:val="18"/>
-          <w:highlight w:val="lightGray"/>
-        </w:rPr>
-        <w:t>Chatgpt</w:t>
-      </w:r>
-      <w:proofErr w:type="spellEnd"/>
-      <w:r>
-        <w:rPr>
-          <w:rFonts w:ascii="Arial" w:eastAsia="Arial" w:hAnsi="Arial" w:cs="Arial"/>
-          <w:color w:val="000000"/>
-          <w:sz w:val="18"/>
-          <w:highlight w:val="lightGray"/>
-        </w:rPr>
-        <w:t xml:space="preserve"> (GPT</w:t>
-      </w:r>
-      <w:r>
-        <w:rPr>
-          <w:rFonts w:ascii="Cambria Math" w:eastAsia="Cambria Math" w:hAnsi="Cambria Math" w:cs="Cambria Math"/>
-          <w:color w:val="000000"/>
-          <w:sz w:val="18"/>
-          <w:highlight w:val="lightGray"/>
-        </w:rPr>
-        <w:t>‑</w:t>
-      </w:r>
-      <w:r>
-        <w:rPr>
-          <w:rFonts w:ascii="Arial" w:eastAsia="Arial" w:hAnsi="Arial" w:cs="Arial"/>
-          <w:color w:val="000000"/>
-          <w:sz w:val="18"/>
-          <w:highlight w:val="lightGray"/>
-        </w:rPr>
-        <w:t xml:space="preserve">5 Mini)] </w:t>
-      </w:r>
-      <w:r>
-        <w:rPr>
-          <w:rFonts w:ascii="Arial" w:eastAsia="Arial" w:hAnsi="Arial" w:cs="Arial"/>
+      <w:r>
+        <w:rPr>
+          <w:rFonts w:ascii="Arial" w:hAnsi="Arial" w:eastAsia="Arial" w:cs="Arial"/>
+          <w:b w:val="0"/>
+          <w:i w:val="0"/>
+          <w:color w:val="000000"/>
+          <w:sz w:val="18"/>
+          <w:highlight w:val="lightGray"/>
+        </w:rPr>
+        <w:t>C</w:t>
+      </w:r>
+      <w:r>
+        <w:rPr>
+          <w:rFonts w:ascii="Arial" w:hAnsi="Arial" w:eastAsia="Arial" w:cs="Arial"/>
+          <w:b w:val="0"/>
+          <w:i w:val="0"/>
+          <w:color w:val="000000"/>
+          <w:sz w:val="18"/>
+          <w:highlight w:val="lightGray"/>
+        </w:rPr>
+        <w:t>h</w:t>
+      </w:r>
+      <w:r>
+        <w:rPr>
+          <w:rFonts w:ascii="Arial" w:hAnsi="Arial" w:eastAsia="Arial" w:cs="Arial"/>
+          <w:b w:val="0"/>
+          <w:i w:val="0"/>
+          <w:color w:val="000000"/>
+          <w:sz w:val="18"/>
+          <w:highlight w:val="lightGray"/>
+        </w:rPr>
+        <w:t>a</w:t>
+      </w:r>
+      <w:r>
+        <w:rPr>
+          <w:rFonts w:ascii="Arial" w:hAnsi="Arial" w:eastAsia="Arial" w:cs="Arial"/>
+          <w:b w:val="0"/>
+          <w:i w:val="0"/>
+          <w:color w:val="000000"/>
+          <w:sz w:val="18"/>
+          <w:highlight w:val="lightGray"/>
+        </w:rPr>
+        <w:t>t</w:t>
+      </w:r>
+      <w:r>
+        <w:rPr>
+          <w:rFonts w:ascii="Arial" w:hAnsi="Arial" w:eastAsia="Arial" w:cs="Arial"/>
+          <w:b w:val="0"/>
+          <w:i w:val="0"/>
+          <w:color w:val="000000"/>
+          <w:sz w:val="18"/>
+          <w:highlight w:val="lightGray"/>
+        </w:rPr>
+        <w:t>G</w:t>
+      </w:r>
+      <w:r>
+        <w:rPr>
+          <w:rFonts w:ascii="Arial" w:hAnsi="Arial" w:eastAsia="Arial" w:cs="Arial"/>
+          <w:b w:val="0"/>
+          <w:i w:val="0"/>
+          <w:color w:val="000000"/>
+          <w:sz w:val="18"/>
+          <w:highlight w:val="lightGray"/>
+        </w:rPr>
+        <w:t>P</w:t>
+      </w:r>
+      <w:r>
+        <w:rPr>
+          <w:rFonts w:ascii="Arial" w:hAnsi="Arial" w:eastAsia="Arial" w:cs="Arial"/>
+          <w:b w:val="0"/>
+          <w:i w:val="0"/>
+          <w:color w:val="000000"/>
+          <w:sz w:val="18"/>
+          <w:highlight w:val="lightGray"/>
+        </w:rPr>
+        <w:t>T</w:t>
+      </w:r>
+      <w:r>
+        <w:rPr>
+          <w:rFonts w:ascii="Arial" w:hAnsi="Arial"/>
+          <w:color w:val="000000"/>
+          <w:sz w:val="18"/>
+          <w:highlight w:val="lightGray"/>
+        </w:rPr>
+        <w:t xml:space="preserve">] </w:t>
+      </w:r>
+      <w:r>
+        <w:rPr>
+          <w:rFonts w:ascii="Arial" w:hAnsi="Arial"/>
           <w:b/>
           <w:color w:val="000000"/>
           <w:sz w:val="18"/>
@@ -6540,7 +7460,7 @@
       </w:r>
       <w:r>
         <w:rPr>
-          <w:rFonts w:ascii="Arial" w:eastAsia="Arial" w:hAnsi="Arial" w:cs="Arial"/>
+          <w:rFonts w:ascii="Arial" w:hAnsi="Arial"/>
           <w:color w:val="000000"/>
           <w:sz w:val="18"/>
           <w:highlight w:val="lightGray"/>
@@ -6680,7 +7600,7 @@
       </w:pPr>
       <w:r>
         <w:rPr>
-          <w:rFonts w:ascii="Arial" w:eastAsia="Arial" w:hAnsi="Arial" w:cs="Arial"/>
+          <w:rFonts w:ascii="Arial" w:hAnsi="Arial"/>
           <w:b/>
           <w:color w:val="000000"/>
           <w:sz w:val="18"/>
@@ -6690,27 +7610,25 @@
       </w:r>
       <w:r>
         <w:rPr>
-          <w:rFonts w:ascii="Arial" w:eastAsia="Arial" w:hAnsi="Arial" w:cs="Arial"/>
+          <w:rFonts w:ascii="Arial" w:hAnsi="Arial"/>
           <w:color w:val="000000"/>
           <w:sz w:val="18"/>
           <w:highlight w:val="lightGray"/>
         </w:rPr>
         <w:t xml:space="preserve">: Persons Table -&gt; ID Column: 1, </w:t>
       </w:r>
-      <w:proofErr w:type="spellStart"/>
-      <w:r>
-        <w:rPr>
-          <w:rFonts w:ascii="Arial" w:eastAsia="Arial" w:hAnsi="Arial" w:cs="Arial"/>
+      <w:r>
+        <w:rPr>
+          <w:rFonts w:ascii="Arial" w:hAnsi="Arial"/>
           <w:color w:val="000000"/>
           <w:sz w:val="18"/>
           <w:highlight w:val="lightGray"/>
         </w:rPr>
         <w:t>Name_En</w:t>
       </w:r>
-      <w:proofErr w:type="spellEnd"/>
-      <w:r>
-        <w:rPr>
-          <w:rFonts w:ascii="Arial" w:eastAsia="Arial" w:hAnsi="Arial" w:cs="Arial"/>
+      <w:r>
+        <w:rPr>
+          <w:rFonts w:ascii="Arial" w:hAnsi="Arial"/>
           <w:color w:val="000000"/>
           <w:sz w:val="18"/>
           <w:highlight w:val="lightGray"/>
@@ -6719,7 +7637,7 @@
       </w:r>
       <w:r>
         <w:rPr>
-          <w:rFonts w:ascii="Arial" w:eastAsia="Arial" w:hAnsi="Arial" w:cs="Arial"/>
+          <w:rFonts w:ascii="Arial" w:hAnsi="Arial"/>
           <w:b/>
           <w:color w:val="000000"/>
           <w:sz w:val="18"/>
@@ -6729,54 +7647,102 @@
       </w:r>
       <w:r>
         <w:rPr>
-          <w:rFonts w:ascii="Arial" w:eastAsia="Arial" w:hAnsi="Arial" w:cs="Arial"/>
+          <w:rFonts w:ascii="Arial" w:hAnsi="Arial"/>
           <w:color w:val="000000"/>
           <w:sz w:val="18"/>
           <w:highlight w:val="lightGray"/>
         </w:rPr>
         <w:t xml:space="preserve"> [</w:t>
       </w:r>
-      <w:proofErr w:type="spellStart"/>
-      <w:r>
-        <w:rPr>
-          <w:rFonts w:ascii="Arial" w:eastAsia="Arial" w:hAnsi="Arial" w:cs="Arial"/>
-          <w:color w:val="000000"/>
-          <w:sz w:val="18"/>
-          <w:highlight w:val="lightGray"/>
-        </w:rPr>
-        <w:t>Chatgpt</w:t>
-      </w:r>
-      <w:proofErr w:type="spellEnd"/>
-      <w:r>
-        <w:rPr>
-          <w:rFonts w:ascii="Arial" w:eastAsia="Arial" w:hAnsi="Arial" w:cs="Arial"/>
-          <w:color w:val="000000"/>
-          <w:sz w:val="18"/>
-          <w:highlight w:val="lightGray"/>
-        </w:rPr>
-        <w:t xml:space="preserve"> (GPT</w:t>
-      </w:r>
-      <w:r>
-        <w:rPr>
-          <w:rFonts w:ascii="Cambria Math" w:eastAsia="Cambria Math" w:hAnsi="Cambria Math" w:cs="Cambria Math"/>
-          <w:color w:val="000000"/>
-          <w:sz w:val="18"/>
-          <w:highlight w:val="lightGray"/>
-        </w:rPr>
-        <w:t>‑</w:t>
-      </w:r>
-      <w:r>
-        <w:rPr>
-          <w:rFonts w:ascii="Arial" w:eastAsia="Arial" w:hAnsi="Arial" w:cs="Arial"/>
-          <w:color w:val="000000"/>
-          <w:sz w:val="18"/>
-          <w:highlight w:val="lightGray"/>
-        </w:rPr>
-        <w:t xml:space="preserve">5 Mini)] </w:t>
-      </w:r>
-      <w:r>
-        <w:rPr>
-          <w:rFonts w:ascii="Arial" w:eastAsia="Arial" w:hAnsi="Arial" w:cs="Arial"/>
+      <w:r>
+        <w:rPr>
+          <w:rFonts w:ascii="Arial" w:hAnsi="Arial" w:eastAsia="Arial" w:cs="Arial"/>
+          <w:b w:val="0"/>
+          <w:i w:val="0"/>
+          <w:color w:val="000000"/>
+          <w:sz w:val="18"/>
+          <w:highlight w:val="lightGray"/>
+        </w:rPr>
+        <w:t>C</w:t>
+      </w:r>
+      <w:r>
+        <w:rPr>
+          <w:rFonts w:ascii="Arial" w:hAnsi="Arial" w:eastAsia="Arial" w:cs="Arial"/>
+          <w:b w:val="0"/>
+          <w:i w:val="0"/>
+          <w:color w:val="000000"/>
+          <w:sz w:val="18"/>
+          <w:highlight w:val="lightGray"/>
+        </w:rPr>
+        <w:t>h</w:t>
+      </w:r>
+      <w:r>
+        <w:rPr>
+          <w:rFonts w:ascii="Arial" w:hAnsi="Arial" w:eastAsia="Arial" w:cs="Arial"/>
+          <w:b w:val="0"/>
+          <w:i w:val="0"/>
+          <w:color w:val="000000"/>
+          <w:sz w:val="18"/>
+          <w:highlight w:val="lightGray"/>
+        </w:rPr>
+        <w:t>a</w:t>
+      </w:r>
+      <w:r>
+        <w:rPr>
+          <w:rFonts w:ascii="Arial" w:hAnsi="Arial" w:eastAsia="Arial" w:cs="Arial"/>
+          <w:b w:val="0"/>
+          <w:i w:val="0"/>
+          <w:color w:val="000000"/>
+          <w:sz w:val="18"/>
+          <w:highlight w:val="lightGray"/>
+        </w:rPr>
+        <w:t>t</w:t>
+      </w:r>
+      <w:r>
+        <w:rPr>
+          <w:rFonts w:ascii="Arial" w:hAnsi="Arial" w:eastAsia="Arial" w:cs="Arial"/>
+          <w:b w:val="0"/>
+          <w:i w:val="0"/>
+          <w:color w:val="000000"/>
+          <w:sz w:val="18"/>
+          <w:highlight w:val="lightGray"/>
+        </w:rPr>
+        <w:t>G</w:t>
+      </w:r>
+      <w:r>
+        <w:rPr>
+          <w:rFonts w:ascii="Arial" w:hAnsi="Arial" w:eastAsia="Arial" w:cs="Arial"/>
+          <w:b w:val="0"/>
+          <w:i w:val="0"/>
+          <w:color w:val="000000"/>
+          <w:sz w:val="18"/>
+          <w:highlight w:val="lightGray"/>
+        </w:rPr>
+        <w:t>P</w:t>
+      </w:r>
+      <w:r>
+        <w:rPr>
+          <w:rFonts w:ascii="Arial" w:hAnsi="Arial" w:eastAsia="Arial" w:cs="Arial"/>
+          <w:b w:val="0"/>
+          <w:i w:val="0"/>
+          <w:color w:val="000000"/>
+          <w:sz w:val="18"/>
+          <w:highlight w:val="lightGray"/>
+        </w:rPr>
+        <w:t>T</w:t>
+      </w:r>
+      <w:r>
+        <w:rPr>
+          <w:rFonts w:ascii="Arial" w:hAnsi="Arial"/>
+          <w:color w:val="000000"/>
+          <w:sz w:val="18"/>
+          <w:highlight w:val="lightGray"/>
+        </w:rPr>
+        <w:t xml:space="preserve">] </w:t>
+      </w:r>
+      <w:r>
+        <w:rPr>
+          <w:rFonts w:ascii="Arial" w:hAnsi="Arial"/>
           <w:b/>
           <w:color w:val="000000"/>
           <w:sz w:val="18"/>
@@ -6786,7 +7752,7 @@
       </w:r>
       <w:r>
         <w:rPr>
-          <w:rFonts w:ascii="Arial" w:eastAsia="Arial" w:hAnsi="Arial" w:cs="Arial"/>
+          <w:rFonts w:ascii="Arial" w:hAnsi="Arial"/>
           <w:color w:val="000000"/>
           <w:sz w:val="18"/>
           <w:highlight w:val="lightGray"/>
@@ -7080,7 +8046,7 @@
     <w:p>
       <w:r>
         <w:rPr>
-          <w:rFonts w:ascii="Arial" w:eastAsia="Arial" w:hAnsi="Arial" w:cs="Arial"/>
+          <w:rFonts w:ascii="Arial" w:hAnsi="Arial"/>
           <w:b/>
           <w:color w:val="000000"/>
           <w:sz w:val="18"/>
@@ -7090,27 +8056,25 @@
       </w:r>
       <w:r>
         <w:rPr>
-          <w:rFonts w:ascii="Arial" w:eastAsia="Arial" w:hAnsi="Arial" w:cs="Arial"/>
+          <w:rFonts w:ascii="Arial" w:hAnsi="Arial"/>
           <w:color w:val="000000"/>
           <w:sz w:val="18"/>
           <w:highlight w:val="lightGray"/>
         </w:rPr>
         <w:t xml:space="preserve">: Persons Table -&gt; ID Column: 1, </w:t>
       </w:r>
-      <w:proofErr w:type="spellStart"/>
-      <w:r>
-        <w:rPr>
-          <w:rFonts w:ascii="Arial" w:eastAsia="Arial" w:hAnsi="Arial" w:cs="Arial"/>
+      <w:r>
+        <w:rPr>
+          <w:rFonts w:ascii="Arial" w:hAnsi="Arial"/>
           <w:color w:val="000000"/>
           <w:sz w:val="18"/>
           <w:highlight w:val="lightGray"/>
         </w:rPr>
         <w:t>Name_En</w:t>
       </w:r>
-      <w:proofErr w:type="spellEnd"/>
-      <w:r>
-        <w:rPr>
-          <w:rFonts w:ascii="Arial" w:eastAsia="Arial" w:hAnsi="Arial" w:cs="Arial"/>
+      <w:r>
+        <w:rPr>
+          <w:rFonts w:ascii="Arial" w:hAnsi="Arial"/>
           <w:color w:val="000000"/>
           <w:sz w:val="18"/>
           <w:highlight w:val="lightGray"/>
@@ -7119,7 +8083,7 @@
       </w:r>
       <w:r>
         <w:rPr>
-          <w:rFonts w:ascii="Arial" w:eastAsia="Arial" w:hAnsi="Arial" w:cs="Arial"/>
+          <w:rFonts w:ascii="Arial" w:hAnsi="Arial"/>
           <w:b/>
           <w:color w:val="000000"/>
           <w:sz w:val="18"/>
@@ -7129,54 +8093,102 @@
       </w:r>
       <w:r>
         <w:rPr>
-          <w:rFonts w:ascii="Arial" w:eastAsia="Arial" w:hAnsi="Arial" w:cs="Arial"/>
+          <w:rFonts w:ascii="Arial" w:hAnsi="Arial"/>
           <w:color w:val="000000"/>
           <w:sz w:val="18"/>
           <w:highlight w:val="lightGray"/>
         </w:rPr>
         <w:t xml:space="preserve"> [</w:t>
       </w:r>
-      <w:proofErr w:type="spellStart"/>
-      <w:r>
-        <w:rPr>
-          <w:rFonts w:ascii="Arial" w:eastAsia="Arial" w:hAnsi="Arial" w:cs="Arial"/>
-          <w:color w:val="000000"/>
-          <w:sz w:val="18"/>
-          <w:highlight w:val="lightGray"/>
-        </w:rPr>
-        <w:t>Chatgpt</w:t>
-      </w:r>
-      <w:proofErr w:type="spellEnd"/>
-      <w:r>
-        <w:rPr>
-          <w:rFonts w:ascii="Arial" w:eastAsia="Arial" w:hAnsi="Arial" w:cs="Arial"/>
-          <w:color w:val="000000"/>
-          <w:sz w:val="18"/>
-          <w:highlight w:val="lightGray"/>
-        </w:rPr>
-        <w:t xml:space="preserve"> (GPT</w:t>
-      </w:r>
-      <w:r>
-        <w:rPr>
-          <w:rFonts w:ascii="Cambria Math" w:eastAsia="Cambria Math" w:hAnsi="Cambria Math" w:cs="Cambria Math"/>
-          <w:color w:val="000000"/>
-          <w:sz w:val="18"/>
-          <w:highlight w:val="lightGray"/>
-        </w:rPr>
-        <w:t>‑</w:t>
-      </w:r>
-      <w:r>
-        <w:rPr>
-          <w:rFonts w:ascii="Arial" w:eastAsia="Arial" w:hAnsi="Arial" w:cs="Arial"/>
-          <w:color w:val="000000"/>
-          <w:sz w:val="18"/>
-          <w:highlight w:val="lightGray"/>
-        </w:rPr>
-        <w:t xml:space="preserve">5 Mini)] </w:t>
-      </w:r>
-      <w:r>
-        <w:rPr>
-          <w:rFonts w:ascii="Arial" w:eastAsia="Arial" w:hAnsi="Arial" w:cs="Arial"/>
+      <w:r>
+        <w:rPr>
+          <w:rFonts w:ascii="Arial" w:hAnsi="Arial" w:eastAsia="Arial" w:cs="Arial"/>
+          <w:b w:val="0"/>
+          <w:i w:val="0"/>
+          <w:color w:val="000000"/>
+          <w:sz w:val="18"/>
+          <w:highlight w:val="lightGray"/>
+        </w:rPr>
+        <w:t>C</w:t>
+      </w:r>
+      <w:r>
+        <w:rPr>
+          <w:rFonts w:ascii="Arial" w:hAnsi="Arial" w:eastAsia="Arial" w:cs="Arial"/>
+          <w:b w:val="0"/>
+          <w:i w:val="0"/>
+          <w:color w:val="000000"/>
+          <w:sz w:val="18"/>
+          <w:highlight w:val="lightGray"/>
+        </w:rPr>
+        <w:t>h</w:t>
+      </w:r>
+      <w:r>
+        <w:rPr>
+          <w:rFonts w:ascii="Arial" w:hAnsi="Arial" w:eastAsia="Arial" w:cs="Arial"/>
+          <w:b w:val="0"/>
+          <w:i w:val="0"/>
+          <w:color w:val="000000"/>
+          <w:sz w:val="18"/>
+          <w:highlight w:val="lightGray"/>
+        </w:rPr>
+        <w:t>a</w:t>
+      </w:r>
+      <w:r>
+        <w:rPr>
+          <w:rFonts w:ascii="Arial" w:hAnsi="Arial" w:eastAsia="Arial" w:cs="Arial"/>
+          <w:b w:val="0"/>
+          <w:i w:val="0"/>
+          <w:color w:val="000000"/>
+          <w:sz w:val="18"/>
+          <w:highlight w:val="lightGray"/>
+        </w:rPr>
+        <w:t>t</w:t>
+      </w:r>
+      <w:r>
+        <w:rPr>
+          <w:rFonts w:ascii="Arial" w:hAnsi="Arial" w:eastAsia="Arial" w:cs="Arial"/>
+          <w:b w:val="0"/>
+          <w:i w:val="0"/>
+          <w:color w:val="000000"/>
+          <w:sz w:val="18"/>
+          <w:highlight w:val="lightGray"/>
+        </w:rPr>
+        <w:t>G</w:t>
+      </w:r>
+      <w:r>
+        <w:rPr>
+          <w:rFonts w:ascii="Arial" w:hAnsi="Arial" w:eastAsia="Arial" w:cs="Arial"/>
+          <w:b w:val="0"/>
+          <w:i w:val="0"/>
+          <w:color w:val="000000"/>
+          <w:sz w:val="18"/>
+          <w:highlight w:val="lightGray"/>
+        </w:rPr>
+        <w:t>P</w:t>
+      </w:r>
+      <w:r>
+        <w:rPr>
+          <w:rFonts w:ascii="Arial" w:hAnsi="Arial" w:eastAsia="Arial" w:cs="Arial"/>
+          <w:b w:val="0"/>
+          <w:i w:val="0"/>
+          <w:color w:val="000000"/>
+          <w:sz w:val="18"/>
+          <w:highlight w:val="lightGray"/>
+        </w:rPr>
+        <w:t>T</w:t>
+      </w:r>
+      <w:r>
+        <w:rPr>
+          <w:rFonts w:ascii="Arial" w:hAnsi="Arial"/>
+          <w:color w:val="000000"/>
+          <w:sz w:val="18"/>
+          <w:highlight w:val="lightGray"/>
+        </w:rPr>
+        <w:t xml:space="preserve">] </w:t>
+      </w:r>
+      <w:r>
+        <w:rPr>
+          <w:rFonts w:ascii="Arial" w:hAnsi="Arial"/>
           <w:b/>
           <w:color w:val="000000"/>
           <w:sz w:val="18"/>
@@ -7186,7 +8198,7 @@
       </w:r>
       <w:r>
         <w:rPr>
-          <w:rFonts w:ascii="Arial" w:eastAsia="Arial" w:hAnsi="Arial" w:cs="Arial"/>
+          <w:rFonts w:ascii="Arial" w:hAnsi="Arial"/>
           <w:color w:val="000000"/>
           <w:sz w:val="18"/>
           <w:highlight w:val="lightGray"/>
@@ -7313,7 +8325,7 @@
     <w:p>
       <w:r>
         <w:rPr>
-          <w:rFonts w:ascii="Arial" w:eastAsia="Arial" w:hAnsi="Arial" w:cs="Arial"/>
+          <w:rFonts w:ascii="Arial" w:hAnsi="Arial"/>
           <w:b/>
           <w:color w:val="000000"/>
           <w:sz w:val="18"/>
@@ -7323,27 +8335,25 @@
       </w:r>
       <w:r>
         <w:rPr>
-          <w:rFonts w:ascii="Arial" w:eastAsia="Arial" w:hAnsi="Arial" w:cs="Arial"/>
+          <w:rFonts w:ascii="Arial" w:hAnsi="Arial"/>
           <w:color w:val="000000"/>
           <w:sz w:val="18"/>
           <w:highlight w:val="lightGray"/>
         </w:rPr>
         <w:t xml:space="preserve">: Persons Table -&gt; ID Column: 1, </w:t>
       </w:r>
-      <w:proofErr w:type="spellStart"/>
-      <w:r>
-        <w:rPr>
-          <w:rFonts w:ascii="Arial" w:eastAsia="Arial" w:hAnsi="Arial" w:cs="Arial"/>
+      <w:r>
+        <w:rPr>
+          <w:rFonts w:ascii="Arial" w:hAnsi="Arial"/>
           <w:color w:val="000000"/>
           <w:sz w:val="18"/>
           <w:highlight w:val="lightGray"/>
         </w:rPr>
         <w:t>Name_En</w:t>
       </w:r>
-      <w:proofErr w:type="spellEnd"/>
-      <w:r>
-        <w:rPr>
-          <w:rFonts w:ascii="Arial" w:eastAsia="Arial" w:hAnsi="Arial" w:cs="Arial"/>
+      <w:r>
+        <w:rPr>
+          <w:rFonts w:ascii="Arial" w:hAnsi="Arial"/>
           <w:color w:val="000000"/>
           <w:sz w:val="18"/>
           <w:highlight w:val="lightGray"/>
@@ -7352,7 +8362,7 @@
       </w:r>
       <w:r>
         <w:rPr>
-          <w:rFonts w:ascii="Arial" w:eastAsia="Arial" w:hAnsi="Arial" w:cs="Arial"/>
+          <w:rFonts w:ascii="Arial" w:hAnsi="Arial"/>
           <w:b/>
           <w:color w:val="000000"/>
           <w:sz w:val="18"/>
@@ -7362,54 +8372,102 @@
       </w:r>
       <w:r>
         <w:rPr>
-          <w:rFonts w:ascii="Arial" w:eastAsia="Arial" w:hAnsi="Arial" w:cs="Arial"/>
+          <w:rFonts w:ascii="Arial" w:hAnsi="Arial"/>
           <w:color w:val="000000"/>
           <w:sz w:val="18"/>
           <w:highlight w:val="lightGray"/>
         </w:rPr>
         <w:t xml:space="preserve"> [</w:t>
       </w:r>
-      <w:proofErr w:type="spellStart"/>
-      <w:r>
-        <w:rPr>
-          <w:rFonts w:ascii="Arial" w:eastAsia="Arial" w:hAnsi="Arial" w:cs="Arial"/>
-          <w:color w:val="000000"/>
-          <w:sz w:val="18"/>
-          <w:highlight w:val="lightGray"/>
-        </w:rPr>
-        <w:t>Chatgpt</w:t>
-      </w:r>
-      <w:proofErr w:type="spellEnd"/>
-      <w:r>
-        <w:rPr>
-          <w:rFonts w:ascii="Arial" w:eastAsia="Arial" w:hAnsi="Arial" w:cs="Arial"/>
-          <w:color w:val="000000"/>
-          <w:sz w:val="18"/>
-          <w:highlight w:val="lightGray"/>
-        </w:rPr>
-        <w:t xml:space="preserve"> (GPT</w:t>
-      </w:r>
-      <w:r>
-        <w:rPr>
-          <w:rFonts w:ascii="Cambria Math" w:eastAsia="Cambria Math" w:hAnsi="Cambria Math" w:cs="Cambria Math"/>
-          <w:color w:val="000000"/>
-          <w:sz w:val="18"/>
-          <w:highlight w:val="lightGray"/>
-        </w:rPr>
-        <w:t>‑</w:t>
-      </w:r>
-      <w:r>
-        <w:rPr>
-          <w:rFonts w:ascii="Arial" w:eastAsia="Arial" w:hAnsi="Arial" w:cs="Arial"/>
-          <w:color w:val="000000"/>
-          <w:sz w:val="18"/>
-          <w:highlight w:val="lightGray"/>
-        </w:rPr>
-        <w:t xml:space="preserve">5 Mini)] </w:t>
-      </w:r>
-      <w:r>
-        <w:rPr>
-          <w:rFonts w:ascii="Arial" w:eastAsia="Arial" w:hAnsi="Arial" w:cs="Arial"/>
+      <w:r>
+        <w:rPr>
+          <w:rFonts w:ascii="Arial" w:hAnsi="Arial" w:eastAsia="Arial" w:cs="Arial"/>
+          <w:b w:val="0"/>
+          <w:i w:val="0"/>
+          <w:color w:val="000000"/>
+          <w:sz w:val="18"/>
+          <w:highlight w:val="lightGray"/>
+        </w:rPr>
+        <w:t>C</w:t>
+      </w:r>
+      <w:r>
+        <w:rPr>
+          <w:rFonts w:ascii="Arial" w:hAnsi="Arial" w:eastAsia="Arial" w:cs="Arial"/>
+          <w:b w:val="0"/>
+          <w:i w:val="0"/>
+          <w:color w:val="000000"/>
+          <w:sz w:val="18"/>
+          <w:highlight w:val="lightGray"/>
+        </w:rPr>
+        <w:t>h</w:t>
+      </w:r>
+      <w:r>
+        <w:rPr>
+          <w:rFonts w:ascii="Arial" w:hAnsi="Arial" w:eastAsia="Arial" w:cs="Arial"/>
+          <w:b w:val="0"/>
+          <w:i w:val="0"/>
+          <w:color w:val="000000"/>
+          <w:sz w:val="18"/>
+          <w:highlight w:val="lightGray"/>
+        </w:rPr>
+        <w:t>a</w:t>
+      </w:r>
+      <w:r>
+        <w:rPr>
+          <w:rFonts w:ascii="Arial" w:hAnsi="Arial" w:eastAsia="Arial" w:cs="Arial"/>
+          <w:b w:val="0"/>
+          <w:i w:val="0"/>
+          <w:color w:val="000000"/>
+          <w:sz w:val="18"/>
+          <w:highlight w:val="lightGray"/>
+        </w:rPr>
+        <w:t>t</w:t>
+      </w:r>
+      <w:r>
+        <w:rPr>
+          <w:rFonts w:ascii="Arial" w:hAnsi="Arial" w:eastAsia="Arial" w:cs="Arial"/>
+          <w:b w:val="0"/>
+          <w:i w:val="0"/>
+          <w:color w:val="000000"/>
+          <w:sz w:val="18"/>
+          <w:highlight w:val="lightGray"/>
+        </w:rPr>
+        <w:t>G</w:t>
+      </w:r>
+      <w:r>
+        <w:rPr>
+          <w:rFonts w:ascii="Arial" w:hAnsi="Arial" w:eastAsia="Arial" w:cs="Arial"/>
+          <w:b w:val="0"/>
+          <w:i w:val="0"/>
+          <w:color w:val="000000"/>
+          <w:sz w:val="18"/>
+          <w:highlight w:val="lightGray"/>
+        </w:rPr>
+        <w:t>P</w:t>
+      </w:r>
+      <w:r>
+        <w:rPr>
+          <w:rFonts w:ascii="Arial" w:hAnsi="Arial" w:eastAsia="Arial" w:cs="Arial"/>
+          <w:b w:val="0"/>
+          <w:i w:val="0"/>
+          <w:color w:val="000000"/>
+          <w:sz w:val="18"/>
+          <w:highlight w:val="lightGray"/>
+        </w:rPr>
+        <w:t>T</w:t>
+      </w:r>
+      <w:r>
+        <w:rPr>
+          <w:rFonts w:ascii="Arial" w:hAnsi="Arial"/>
+          <w:color w:val="000000"/>
+          <w:sz w:val="18"/>
+          <w:highlight w:val="lightGray"/>
+        </w:rPr>
+        <w:t xml:space="preserve">] </w:t>
+      </w:r>
+      <w:r>
+        <w:rPr>
+          <w:rFonts w:ascii="Arial" w:hAnsi="Arial"/>
           <w:b/>
           <w:color w:val="000000"/>
           <w:sz w:val="18"/>
@@ -7419,7 +8477,7 @@
       </w:r>
       <w:r>
         <w:rPr>
-          <w:rFonts w:ascii="Arial" w:eastAsia="Arial" w:hAnsi="Arial" w:cs="Arial"/>
+          <w:rFonts w:ascii="Arial" w:hAnsi="Arial"/>
           <w:color w:val="000000"/>
           <w:sz w:val="18"/>
           <w:highlight w:val="lightGray"/>
@@ -7544,7 +8602,7 @@
       </w:pPr>
       <w:r>
         <w:rPr>
-          <w:rFonts w:ascii="Arial" w:eastAsia="Arial" w:hAnsi="Arial" w:cs="Arial"/>
+          <w:rFonts w:ascii="Arial" w:hAnsi="Arial"/>
           <w:b/>
           <w:color w:val="000000"/>
           <w:sz w:val="18"/>
@@ -7554,27 +8612,25 @@
       </w:r>
       <w:r>
         <w:rPr>
-          <w:rFonts w:ascii="Arial" w:eastAsia="Arial" w:hAnsi="Arial" w:cs="Arial"/>
+          <w:rFonts w:ascii="Arial" w:hAnsi="Arial"/>
           <w:color w:val="000000"/>
           <w:sz w:val="18"/>
           <w:highlight w:val="lightGray"/>
         </w:rPr>
         <w:t xml:space="preserve">: Persons Table -&gt; ID Column: 1, </w:t>
       </w:r>
-      <w:proofErr w:type="spellStart"/>
-      <w:r>
-        <w:rPr>
-          <w:rFonts w:ascii="Arial" w:eastAsia="Arial" w:hAnsi="Arial" w:cs="Arial"/>
+      <w:r>
+        <w:rPr>
+          <w:rFonts w:ascii="Arial" w:hAnsi="Arial"/>
           <w:color w:val="000000"/>
           <w:sz w:val="18"/>
           <w:highlight w:val="lightGray"/>
         </w:rPr>
         <w:t>Name_En</w:t>
       </w:r>
-      <w:proofErr w:type="spellEnd"/>
-      <w:r>
-        <w:rPr>
-          <w:rFonts w:ascii="Arial" w:eastAsia="Arial" w:hAnsi="Arial" w:cs="Arial"/>
+      <w:r>
+        <w:rPr>
+          <w:rFonts w:ascii="Arial" w:hAnsi="Arial"/>
           <w:color w:val="000000"/>
           <w:sz w:val="18"/>
           <w:highlight w:val="lightGray"/>
@@ -7583,7 +8639,7 @@
       </w:r>
       <w:r>
         <w:rPr>
-          <w:rFonts w:ascii="Arial" w:eastAsia="Arial" w:hAnsi="Arial" w:cs="Arial"/>
+          <w:rFonts w:ascii="Arial" w:hAnsi="Arial"/>
           <w:b/>
           <w:color w:val="000000"/>
           <w:sz w:val="18"/>
@@ -7593,54 +8649,102 @@
       </w:r>
       <w:r>
         <w:rPr>
-          <w:rFonts w:ascii="Arial" w:eastAsia="Arial" w:hAnsi="Arial" w:cs="Arial"/>
+          <w:rFonts w:ascii="Arial" w:hAnsi="Arial"/>
           <w:color w:val="000000"/>
           <w:sz w:val="18"/>
           <w:highlight w:val="lightGray"/>
         </w:rPr>
         <w:t xml:space="preserve"> [</w:t>
       </w:r>
-      <w:proofErr w:type="spellStart"/>
-      <w:r>
-        <w:rPr>
-          <w:rFonts w:ascii="Arial" w:eastAsia="Arial" w:hAnsi="Arial" w:cs="Arial"/>
-          <w:color w:val="000000"/>
-          <w:sz w:val="18"/>
-          <w:highlight w:val="lightGray"/>
-        </w:rPr>
-        <w:t>Chatgpt</w:t>
-      </w:r>
-      <w:proofErr w:type="spellEnd"/>
-      <w:r>
-        <w:rPr>
-          <w:rFonts w:ascii="Arial" w:eastAsia="Arial" w:hAnsi="Arial" w:cs="Arial"/>
-          <w:color w:val="000000"/>
-          <w:sz w:val="18"/>
-          <w:highlight w:val="lightGray"/>
-        </w:rPr>
-        <w:t xml:space="preserve"> (GPT</w:t>
-      </w:r>
-      <w:r>
-        <w:rPr>
-          <w:rFonts w:ascii="Cambria Math" w:eastAsia="Cambria Math" w:hAnsi="Cambria Math" w:cs="Cambria Math"/>
-          <w:color w:val="000000"/>
-          <w:sz w:val="18"/>
-          <w:highlight w:val="lightGray"/>
-        </w:rPr>
-        <w:t>‑</w:t>
-      </w:r>
-      <w:r>
-        <w:rPr>
-          <w:rFonts w:ascii="Arial" w:eastAsia="Arial" w:hAnsi="Arial" w:cs="Arial"/>
-          <w:color w:val="000000"/>
-          <w:sz w:val="18"/>
-          <w:highlight w:val="lightGray"/>
-        </w:rPr>
-        <w:t xml:space="preserve">5 Mini)] </w:t>
-      </w:r>
-      <w:r>
-        <w:rPr>
-          <w:rFonts w:ascii="Arial" w:eastAsia="Arial" w:hAnsi="Arial" w:cs="Arial"/>
+      <w:r>
+        <w:rPr>
+          <w:rFonts w:ascii="Arial" w:hAnsi="Arial" w:eastAsia="Arial" w:cs="Arial"/>
+          <w:b w:val="0"/>
+          <w:i w:val="0"/>
+          <w:color w:val="000000"/>
+          <w:sz w:val="18"/>
+          <w:highlight w:val="lightGray"/>
+        </w:rPr>
+        <w:t>C</w:t>
+      </w:r>
+      <w:r>
+        <w:rPr>
+          <w:rFonts w:ascii="Arial" w:hAnsi="Arial" w:eastAsia="Arial" w:cs="Arial"/>
+          <w:b w:val="0"/>
+          <w:i w:val="0"/>
+          <w:color w:val="000000"/>
+          <w:sz w:val="18"/>
+          <w:highlight w:val="lightGray"/>
+        </w:rPr>
+        <w:t>h</w:t>
+      </w:r>
+      <w:r>
+        <w:rPr>
+          <w:rFonts w:ascii="Arial" w:hAnsi="Arial" w:eastAsia="Arial" w:cs="Arial"/>
+          <w:b w:val="0"/>
+          <w:i w:val="0"/>
+          <w:color w:val="000000"/>
+          <w:sz w:val="18"/>
+          <w:highlight w:val="lightGray"/>
+        </w:rPr>
+        <w:t>a</w:t>
+      </w:r>
+      <w:r>
+        <w:rPr>
+          <w:rFonts w:ascii="Arial" w:hAnsi="Arial" w:eastAsia="Arial" w:cs="Arial"/>
+          <w:b w:val="0"/>
+          <w:i w:val="0"/>
+          <w:color w:val="000000"/>
+          <w:sz w:val="18"/>
+          <w:highlight w:val="lightGray"/>
+        </w:rPr>
+        <w:t>t</w:t>
+      </w:r>
+      <w:r>
+        <w:rPr>
+          <w:rFonts w:ascii="Arial" w:hAnsi="Arial" w:eastAsia="Arial" w:cs="Arial"/>
+          <w:b w:val="0"/>
+          <w:i w:val="0"/>
+          <w:color w:val="000000"/>
+          <w:sz w:val="18"/>
+          <w:highlight w:val="lightGray"/>
+        </w:rPr>
+        <w:t>G</w:t>
+      </w:r>
+      <w:r>
+        <w:rPr>
+          <w:rFonts w:ascii="Arial" w:hAnsi="Arial" w:eastAsia="Arial" w:cs="Arial"/>
+          <w:b w:val="0"/>
+          <w:i w:val="0"/>
+          <w:color w:val="000000"/>
+          <w:sz w:val="18"/>
+          <w:highlight w:val="lightGray"/>
+        </w:rPr>
+        <w:t>P</w:t>
+      </w:r>
+      <w:r>
+        <w:rPr>
+          <w:rFonts w:ascii="Arial" w:hAnsi="Arial" w:eastAsia="Arial" w:cs="Arial"/>
+          <w:b w:val="0"/>
+          <w:i w:val="0"/>
+          <w:color w:val="000000"/>
+          <w:sz w:val="18"/>
+          <w:highlight w:val="lightGray"/>
+        </w:rPr>
+        <w:t>T</w:t>
+      </w:r>
+      <w:r>
+        <w:rPr>
+          <w:rFonts w:ascii="Arial" w:hAnsi="Arial"/>
+          <w:color w:val="000000"/>
+          <w:sz w:val="18"/>
+          <w:highlight w:val="lightGray"/>
+        </w:rPr>
+        <w:t xml:space="preserve">] </w:t>
+      </w:r>
+      <w:r>
+        <w:rPr>
+          <w:rFonts w:ascii="Arial" w:hAnsi="Arial"/>
           <w:b/>
           <w:color w:val="000000"/>
           <w:sz w:val="18"/>
@@ -7650,7 +8754,7 @@
       </w:r>
       <w:r>
         <w:rPr>
-          <w:rFonts w:ascii="Arial" w:eastAsia="Arial" w:hAnsi="Arial" w:cs="Arial"/>
+          <w:rFonts w:ascii="Arial" w:hAnsi="Arial"/>
           <w:color w:val="000000"/>
           <w:sz w:val="18"/>
           <w:highlight w:val="lightGray"/>
@@ -7908,7 +9012,7 @@
     <w:p>
       <w:r>
         <w:rPr>
-          <w:rFonts w:ascii="Arial" w:eastAsia="Arial" w:hAnsi="Arial" w:cs="Arial"/>
+          <w:rFonts w:ascii="Arial" w:hAnsi="Arial"/>
           <w:b/>
           <w:color w:val="000000"/>
           <w:sz w:val="18"/>
@@ -7918,27 +9022,25 @@
       </w:r>
       <w:r>
         <w:rPr>
-          <w:rFonts w:ascii="Arial" w:eastAsia="Arial" w:hAnsi="Arial" w:cs="Arial"/>
+          <w:rFonts w:ascii="Arial" w:hAnsi="Arial"/>
           <w:color w:val="000000"/>
           <w:sz w:val="18"/>
           <w:highlight w:val="lightGray"/>
         </w:rPr>
         <w:t xml:space="preserve">: Persons Table -&gt; ID Column: 1, </w:t>
       </w:r>
-      <w:proofErr w:type="spellStart"/>
-      <w:r>
-        <w:rPr>
-          <w:rFonts w:ascii="Arial" w:eastAsia="Arial" w:hAnsi="Arial" w:cs="Arial"/>
+      <w:r>
+        <w:rPr>
+          <w:rFonts w:ascii="Arial" w:hAnsi="Arial"/>
           <w:color w:val="000000"/>
           <w:sz w:val="18"/>
           <w:highlight w:val="lightGray"/>
         </w:rPr>
         <w:t>Name_En</w:t>
       </w:r>
-      <w:proofErr w:type="spellEnd"/>
-      <w:r>
-        <w:rPr>
-          <w:rFonts w:ascii="Arial" w:eastAsia="Arial" w:hAnsi="Arial" w:cs="Arial"/>
+      <w:r>
+        <w:rPr>
+          <w:rFonts w:ascii="Arial" w:hAnsi="Arial"/>
           <w:color w:val="000000"/>
           <w:sz w:val="18"/>
           <w:highlight w:val="lightGray"/>
@@ -7947,7 +9049,7 @@
       </w:r>
       <w:r>
         <w:rPr>
-          <w:rFonts w:ascii="Arial" w:eastAsia="Arial" w:hAnsi="Arial" w:cs="Arial"/>
+          <w:rFonts w:ascii="Arial" w:hAnsi="Arial"/>
           <w:b/>
           <w:color w:val="000000"/>
           <w:sz w:val="18"/>
@@ -7957,54 +9059,102 @@
       </w:r>
       <w:r>
         <w:rPr>
-          <w:rFonts w:ascii="Arial" w:eastAsia="Arial" w:hAnsi="Arial" w:cs="Arial"/>
+          <w:rFonts w:ascii="Arial" w:hAnsi="Arial"/>
           <w:color w:val="000000"/>
           <w:sz w:val="18"/>
           <w:highlight w:val="lightGray"/>
         </w:rPr>
         <w:t xml:space="preserve"> [</w:t>
       </w:r>
-      <w:proofErr w:type="spellStart"/>
-      <w:r>
-        <w:rPr>
-          <w:rFonts w:ascii="Arial" w:eastAsia="Arial" w:hAnsi="Arial" w:cs="Arial"/>
-          <w:color w:val="000000"/>
-          <w:sz w:val="18"/>
-          <w:highlight w:val="lightGray"/>
-        </w:rPr>
-        <w:t>Chatgpt</w:t>
-      </w:r>
-      <w:proofErr w:type="spellEnd"/>
-      <w:r>
-        <w:rPr>
-          <w:rFonts w:ascii="Arial" w:eastAsia="Arial" w:hAnsi="Arial" w:cs="Arial"/>
-          <w:color w:val="000000"/>
-          <w:sz w:val="18"/>
-          <w:highlight w:val="lightGray"/>
-        </w:rPr>
-        <w:t xml:space="preserve"> (GPT</w:t>
-      </w:r>
-      <w:r>
-        <w:rPr>
-          <w:rFonts w:ascii="Cambria Math" w:eastAsia="Cambria Math" w:hAnsi="Cambria Math" w:cs="Cambria Math"/>
-          <w:color w:val="000000"/>
-          <w:sz w:val="18"/>
-          <w:highlight w:val="lightGray"/>
-        </w:rPr>
-        <w:t>‑</w:t>
-      </w:r>
-      <w:r>
-        <w:rPr>
-          <w:rFonts w:ascii="Arial" w:eastAsia="Arial" w:hAnsi="Arial" w:cs="Arial"/>
-          <w:color w:val="000000"/>
-          <w:sz w:val="18"/>
-          <w:highlight w:val="lightGray"/>
-        </w:rPr>
-        <w:t xml:space="preserve">5 Mini)] </w:t>
-      </w:r>
-      <w:r>
-        <w:rPr>
-          <w:rFonts w:ascii="Arial" w:eastAsia="Arial" w:hAnsi="Arial" w:cs="Arial"/>
+      <w:r>
+        <w:rPr>
+          <w:rFonts w:ascii="Arial" w:hAnsi="Arial" w:eastAsia="Arial" w:cs="Arial"/>
+          <w:b w:val="0"/>
+          <w:i w:val="0"/>
+          <w:color w:val="000000"/>
+          <w:sz w:val="18"/>
+          <w:highlight w:val="lightGray"/>
+        </w:rPr>
+        <w:t>C</w:t>
+      </w:r>
+      <w:r>
+        <w:rPr>
+          <w:rFonts w:ascii="Arial" w:hAnsi="Arial" w:eastAsia="Arial" w:cs="Arial"/>
+          <w:b w:val="0"/>
+          <w:i w:val="0"/>
+          <w:color w:val="000000"/>
+          <w:sz w:val="18"/>
+          <w:highlight w:val="lightGray"/>
+        </w:rPr>
+        <w:t>h</w:t>
+      </w:r>
+      <w:r>
+        <w:rPr>
+          <w:rFonts w:ascii="Arial" w:hAnsi="Arial" w:eastAsia="Arial" w:cs="Arial"/>
+          <w:b w:val="0"/>
+          <w:i w:val="0"/>
+          <w:color w:val="000000"/>
+          <w:sz w:val="18"/>
+          <w:highlight w:val="lightGray"/>
+        </w:rPr>
+        <w:t>a</w:t>
+      </w:r>
+      <w:r>
+        <w:rPr>
+          <w:rFonts w:ascii="Arial" w:hAnsi="Arial" w:eastAsia="Arial" w:cs="Arial"/>
+          <w:b w:val="0"/>
+          <w:i w:val="0"/>
+          <w:color w:val="000000"/>
+          <w:sz w:val="18"/>
+          <w:highlight w:val="lightGray"/>
+        </w:rPr>
+        <w:t>t</w:t>
+      </w:r>
+      <w:r>
+        <w:rPr>
+          <w:rFonts w:ascii="Arial" w:hAnsi="Arial" w:eastAsia="Arial" w:cs="Arial"/>
+          <w:b w:val="0"/>
+          <w:i w:val="0"/>
+          <w:color w:val="000000"/>
+          <w:sz w:val="18"/>
+          <w:highlight w:val="lightGray"/>
+        </w:rPr>
+        <w:t>G</w:t>
+      </w:r>
+      <w:r>
+        <w:rPr>
+          <w:rFonts w:ascii="Arial" w:hAnsi="Arial" w:eastAsia="Arial" w:cs="Arial"/>
+          <w:b w:val="0"/>
+          <w:i w:val="0"/>
+          <w:color w:val="000000"/>
+          <w:sz w:val="18"/>
+          <w:highlight w:val="lightGray"/>
+        </w:rPr>
+        <w:t>P</w:t>
+      </w:r>
+      <w:r>
+        <w:rPr>
+          <w:rFonts w:ascii="Arial" w:hAnsi="Arial" w:eastAsia="Arial" w:cs="Arial"/>
+          <w:b w:val="0"/>
+          <w:i w:val="0"/>
+          <w:color w:val="000000"/>
+          <w:sz w:val="18"/>
+          <w:highlight w:val="lightGray"/>
+        </w:rPr>
+        <w:t>T</w:t>
+      </w:r>
+      <w:r>
+        <w:rPr>
+          <w:rFonts w:ascii="Arial" w:hAnsi="Arial"/>
+          <w:color w:val="000000"/>
+          <w:sz w:val="18"/>
+          <w:highlight w:val="lightGray"/>
+        </w:rPr>
+        <w:t xml:space="preserve">] </w:t>
+      </w:r>
+      <w:r>
+        <w:rPr>
+          <w:rFonts w:ascii="Arial" w:hAnsi="Arial"/>
           <w:b/>
           <w:color w:val="000000"/>
           <w:sz w:val="18"/>
@@ -8014,7 +9164,7 @@
       </w:r>
       <w:r>
         <w:rPr>
-          <w:rFonts w:ascii="Arial" w:eastAsia="Arial" w:hAnsi="Arial" w:cs="Arial"/>
+          <w:rFonts w:ascii="Arial" w:hAnsi="Arial"/>
           <w:color w:val="000000"/>
           <w:sz w:val="18"/>
           <w:highlight w:val="lightGray"/>
@@ -8149,7 +9299,7 @@
     <w:p>
       <w:r>
         <w:rPr>
-          <w:rFonts w:ascii="Arial" w:eastAsia="Arial" w:hAnsi="Arial" w:cs="Arial"/>
+          <w:rFonts w:ascii="Arial" w:hAnsi="Arial"/>
           <w:b/>
           <w:color w:val="000000"/>
           <w:sz w:val="18"/>
@@ -8159,27 +9309,25 @@
       </w:r>
       <w:r>
         <w:rPr>
-          <w:rFonts w:ascii="Arial" w:eastAsia="Arial" w:hAnsi="Arial" w:cs="Arial"/>
+          <w:rFonts w:ascii="Arial" w:hAnsi="Arial"/>
           <w:color w:val="000000"/>
           <w:sz w:val="18"/>
           <w:highlight w:val="lightGray"/>
         </w:rPr>
         <w:t xml:space="preserve">: Persons Table -&gt; ID Column: 1, </w:t>
       </w:r>
-      <w:proofErr w:type="spellStart"/>
-      <w:r>
-        <w:rPr>
-          <w:rFonts w:ascii="Arial" w:eastAsia="Arial" w:hAnsi="Arial" w:cs="Arial"/>
+      <w:r>
+        <w:rPr>
+          <w:rFonts w:ascii="Arial" w:hAnsi="Arial"/>
           <w:color w:val="000000"/>
           <w:sz w:val="18"/>
           <w:highlight w:val="lightGray"/>
         </w:rPr>
         <w:t>Name_En</w:t>
       </w:r>
-      <w:proofErr w:type="spellEnd"/>
-      <w:r>
-        <w:rPr>
-          <w:rFonts w:ascii="Arial" w:eastAsia="Arial" w:hAnsi="Arial" w:cs="Arial"/>
+      <w:r>
+        <w:rPr>
+          <w:rFonts w:ascii="Arial" w:hAnsi="Arial"/>
           <w:color w:val="000000"/>
           <w:sz w:val="18"/>
           <w:highlight w:val="lightGray"/>
@@ -8188,7 +9336,7 @@
       </w:r>
       <w:r>
         <w:rPr>
-          <w:rFonts w:ascii="Arial" w:eastAsia="Arial" w:hAnsi="Arial" w:cs="Arial"/>
+          <w:rFonts w:ascii="Arial" w:hAnsi="Arial"/>
           <w:b/>
           <w:color w:val="000000"/>
           <w:sz w:val="18"/>
@@ -8198,54 +9346,102 @@
       </w:r>
       <w:r>
         <w:rPr>
-          <w:rFonts w:ascii="Arial" w:eastAsia="Arial" w:hAnsi="Arial" w:cs="Arial"/>
+          <w:rFonts w:ascii="Arial" w:hAnsi="Arial"/>
           <w:color w:val="000000"/>
           <w:sz w:val="18"/>
           <w:highlight w:val="lightGray"/>
         </w:rPr>
         <w:t xml:space="preserve"> [</w:t>
       </w:r>
-      <w:proofErr w:type="spellStart"/>
-      <w:r>
-        <w:rPr>
-          <w:rFonts w:ascii="Arial" w:eastAsia="Arial" w:hAnsi="Arial" w:cs="Arial"/>
-          <w:color w:val="000000"/>
-          <w:sz w:val="18"/>
-          <w:highlight w:val="lightGray"/>
-        </w:rPr>
-        <w:t>Chatgpt</w:t>
-      </w:r>
-      <w:proofErr w:type="spellEnd"/>
-      <w:r>
-        <w:rPr>
-          <w:rFonts w:ascii="Arial" w:eastAsia="Arial" w:hAnsi="Arial" w:cs="Arial"/>
-          <w:color w:val="000000"/>
-          <w:sz w:val="18"/>
-          <w:highlight w:val="lightGray"/>
-        </w:rPr>
-        <w:t xml:space="preserve"> (GPT</w:t>
-      </w:r>
-      <w:r>
-        <w:rPr>
-          <w:rFonts w:ascii="Cambria Math" w:eastAsia="Cambria Math" w:hAnsi="Cambria Math" w:cs="Cambria Math"/>
-          <w:color w:val="000000"/>
-          <w:sz w:val="18"/>
-          <w:highlight w:val="lightGray"/>
-        </w:rPr>
-        <w:t>‑</w:t>
-      </w:r>
-      <w:r>
-        <w:rPr>
-          <w:rFonts w:ascii="Arial" w:eastAsia="Arial" w:hAnsi="Arial" w:cs="Arial"/>
-          <w:color w:val="000000"/>
-          <w:sz w:val="18"/>
-          <w:highlight w:val="lightGray"/>
-        </w:rPr>
-        <w:t xml:space="preserve">5 Mini)] </w:t>
-      </w:r>
-      <w:r>
-        <w:rPr>
-          <w:rFonts w:ascii="Arial" w:eastAsia="Arial" w:hAnsi="Arial" w:cs="Arial"/>
+      <w:r>
+        <w:rPr>
+          <w:rFonts w:ascii="Arial" w:hAnsi="Arial" w:eastAsia="Arial" w:cs="Arial"/>
+          <w:b w:val="0"/>
+          <w:i w:val="0"/>
+          <w:color w:val="000000"/>
+          <w:sz w:val="18"/>
+          <w:highlight w:val="lightGray"/>
+        </w:rPr>
+        <w:t>C</w:t>
+      </w:r>
+      <w:r>
+        <w:rPr>
+          <w:rFonts w:ascii="Arial" w:hAnsi="Arial" w:eastAsia="Arial" w:cs="Arial"/>
+          <w:b w:val="0"/>
+          <w:i w:val="0"/>
+          <w:color w:val="000000"/>
+          <w:sz w:val="18"/>
+          <w:highlight w:val="lightGray"/>
+        </w:rPr>
+        <w:t>h</w:t>
+      </w:r>
+      <w:r>
+        <w:rPr>
+          <w:rFonts w:ascii="Arial" w:hAnsi="Arial" w:eastAsia="Arial" w:cs="Arial"/>
+          <w:b w:val="0"/>
+          <w:i w:val="0"/>
+          <w:color w:val="000000"/>
+          <w:sz w:val="18"/>
+          <w:highlight w:val="lightGray"/>
+        </w:rPr>
+        <w:t>a</w:t>
+      </w:r>
+      <w:r>
+        <w:rPr>
+          <w:rFonts w:ascii="Arial" w:hAnsi="Arial" w:eastAsia="Arial" w:cs="Arial"/>
+          <w:b w:val="0"/>
+          <w:i w:val="0"/>
+          <w:color w:val="000000"/>
+          <w:sz w:val="18"/>
+          <w:highlight w:val="lightGray"/>
+        </w:rPr>
+        <w:t>t</w:t>
+      </w:r>
+      <w:r>
+        <w:rPr>
+          <w:rFonts w:ascii="Arial" w:hAnsi="Arial" w:eastAsia="Arial" w:cs="Arial"/>
+          <w:b w:val="0"/>
+          <w:i w:val="0"/>
+          <w:color w:val="000000"/>
+          <w:sz w:val="18"/>
+          <w:highlight w:val="lightGray"/>
+        </w:rPr>
+        <w:t>G</w:t>
+      </w:r>
+      <w:r>
+        <w:rPr>
+          <w:rFonts w:ascii="Arial" w:hAnsi="Arial" w:eastAsia="Arial" w:cs="Arial"/>
+          <w:b w:val="0"/>
+          <w:i w:val="0"/>
+          <w:color w:val="000000"/>
+          <w:sz w:val="18"/>
+          <w:highlight w:val="lightGray"/>
+        </w:rPr>
+        <w:t>P</w:t>
+      </w:r>
+      <w:r>
+        <w:rPr>
+          <w:rFonts w:ascii="Arial" w:hAnsi="Arial" w:eastAsia="Arial" w:cs="Arial"/>
+          <w:b w:val="0"/>
+          <w:i w:val="0"/>
+          <w:color w:val="000000"/>
+          <w:sz w:val="18"/>
+          <w:highlight w:val="lightGray"/>
+        </w:rPr>
+        <w:t>T</w:t>
+      </w:r>
+      <w:r>
+        <w:rPr>
+          <w:rFonts w:ascii="Arial" w:hAnsi="Arial"/>
+          <w:color w:val="000000"/>
+          <w:sz w:val="18"/>
+          <w:highlight w:val="lightGray"/>
+        </w:rPr>
+        <w:t xml:space="preserve">] </w:t>
+      </w:r>
+      <w:r>
+        <w:rPr>
+          <w:rFonts w:ascii="Arial" w:hAnsi="Arial"/>
           <w:b/>
           <w:color w:val="000000"/>
           <w:sz w:val="18"/>
@@ -8255,7 +9451,7 @@
       </w:r>
       <w:r>
         <w:rPr>
-          <w:rFonts w:ascii="Arial" w:eastAsia="Arial" w:hAnsi="Arial" w:cs="Arial"/>
+          <w:rFonts w:ascii="Arial" w:hAnsi="Arial"/>
           <w:color w:val="000000"/>
           <w:sz w:val="18"/>
           <w:highlight w:val="lightGray"/>
@@ -8501,7 +9697,7 @@
     <w:p>
       <w:r>
         <w:rPr>
-          <w:rFonts w:ascii="Arial" w:eastAsia="Arial" w:hAnsi="Arial" w:cs="Arial"/>
+          <w:rFonts w:ascii="Arial" w:hAnsi="Arial"/>
           <w:b/>
           <w:color w:val="000000"/>
           <w:sz w:val="18"/>
@@ -8511,27 +9707,25 @@
       </w:r>
       <w:r>
         <w:rPr>
-          <w:rFonts w:ascii="Arial" w:eastAsia="Arial" w:hAnsi="Arial" w:cs="Arial"/>
+          <w:rFonts w:ascii="Arial" w:hAnsi="Arial"/>
           <w:color w:val="000000"/>
           <w:sz w:val="18"/>
           <w:highlight w:val="lightGray"/>
         </w:rPr>
         <w:t xml:space="preserve">: Persons Table -&gt; ID Column: 1, </w:t>
       </w:r>
-      <w:proofErr w:type="spellStart"/>
-      <w:r>
-        <w:rPr>
-          <w:rFonts w:ascii="Arial" w:eastAsia="Arial" w:hAnsi="Arial" w:cs="Arial"/>
+      <w:r>
+        <w:rPr>
+          <w:rFonts w:ascii="Arial" w:hAnsi="Arial"/>
           <w:color w:val="000000"/>
           <w:sz w:val="18"/>
           <w:highlight w:val="lightGray"/>
         </w:rPr>
         <w:t>Name_En</w:t>
       </w:r>
-      <w:proofErr w:type="spellEnd"/>
-      <w:r>
-        <w:rPr>
-          <w:rFonts w:ascii="Arial" w:eastAsia="Arial" w:hAnsi="Arial" w:cs="Arial"/>
+      <w:r>
+        <w:rPr>
+          <w:rFonts w:ascii="Arial" w:hAnsi="Arial"/>
           <w:color w:val="000000"/>
           <w:sz w:val="18"/>
           <w:highlight w:val="lightGray"/>
@@ -8540,7 +9734,7 @@
       </w:r>
       <w:r>
         <w:rPr>
-          <w:rFonts w:ascii="Arial" w:eastAsia="Arial" w:hAnsi="Arial" w:cs="Arial"/>
+          <w:rFonts w:ascii="Arial" w:hAnsi="Arial"/>
           <w:b/>
           <w:color w:val="000000"/>
           <w:sz w:val="18"/>
@@ -8550,54 +9744,102 @@
       </w:r>
       <w:r>
         <w:rPr>
-          <w:rFonts w:ascii="Arial" w:eastAsia="Arial" w:hAnsi="Arial" w:cs="Arial"/>
+          <w:rFonts w:ascii="Arial" w:hAnsi="Arial"/>
           <w:color w:val="000000"/>
           <w:sz w:val="18"/>
           <w:highlight w:val="lightGray"/>
         </w:rPr>
         <w:t xml:space="preserve"> [</w:t>
       </w:r>
-      <w:proofErr w:type="spellStart"/>
-      <w:r>
-        <w:rPr>
-          <w:rFonts w:ascii="Arial" w:eastAsia="Arial" w:hAnsi="Arial" w:cs="Arial"/>
-          <w:color w:val="000000"/>
-          <w:sz w:val="18"/>
-          <w:highlight w:val="lightGray"/>
-        </w:rPr>
-        <w:t>Chatgpt</w:t>
-      </w:r>
-      <w:proofErr w:type="spellEnd"/>
-      <w:r>
-        <w:rPr>
-          <w:rFonts w:ascii="Arial" w:eastAsia="Arial" w:hAnsi="Arial" w:cs="Arial"/>
-          <w:color w:val="000000"/>
-          <w:sz w:val="18"/>
-          <w:highlight w:val="lightGray"/>
-        </w:rPr>
-        <w:t xml:space="preserve"> (GPT</w:t>
-      </w:r>
-      <w:r>
-        <w:rPr>
-          <w:rFonts w:ascii="Cambria Math" w:eastAsia="Cambria Math" w:hAnsi="Cambria Math" w:cs="Cambria Math"/>
-          <w:color w:val="000000"/>
-          <w:sz w:val="18"/>
-          <w:highlight w:val="lightGray"/>
-        </w:rPr>
-        <w:t>‑</w:t>
-      </w:r>
-      <w:r>
-        <w:rPr>
-          <w:rFonts w:ascii="Arial" w:eastAsia="Arial" w:hAnsi="Arial" w:cs="Arial"/>
-          <w:color w:val="000000"/>
-          <w:sz w:val="18"/>
-          <w:highlight w:val="lightGray"/>
-        </w:rPr>
-        <w:t xml:space="preserve">5 Mini)] </w:t>
-      </w:r>
-      <w:r>
-        <w:rPr>
-          <w:rFonts w:ascii="Arial" w:eastAsia="Arial" w:hAnsi="Arial" w:cs="Arial"/>
+      <w:r>
+        <w:rPr>
+          <w:rFonts w:ascii="Arial" w:hAnsi="Arial" w:eastAsia="Arial" w:cs="Arial"/>
+          <w:b w:val="0"/>
+          <w:i w:val="0"/>
+          <w:color w:val="000000"/>
+          <w:sz w:val="18"/>
+          <w:highlight w:val="lightGray"/>
+        </w:rPr>
+        <w:t>C</w:t>
+      </w:r>
+      <w:r>
+        <w:rPr>
+          <w:rFonts w:ascii="Arial" w:hAnsi="Arial" w:eastAsia="Arial" w:cs="Arial"/>
+          <w:b w:val="0"/>
+          <w:i w:val="0"/>
+          <w:color w:val="000000"/>
+          <w:sz w:val="18"/>
+          <w:highlight w:val="lightGray"/>
+        </w:rPr>
+        <w:t>h</w:t>
+      </w:r>
+      <w:r>
+        <w:rPr>
+          <w:rFonts w:ascii="Arial" w:hAnsi="Arial" w:eastAsia="Arial" w:cs="Arial"/>
+          <w:b w:val="0"/>
+          <w:i w:val="0"/>
+          <w:color w:val="000000"/>
+          <w:sz w:val="18"/>
+          <w:highlight w:val="lightGray"/>
+        </w:rPr>
+        <w:t>a</w:t>
+      </w:r>
+      <w:r>
+        <w:rPr>
+          <w:rFonts w:ascii="Arial" w:hAnsi="Arial" w:eastAsia="Arial" w:cs="Arial"/>
+          <w:b w:val="0"/>
+          <w:i w:val="0"/>
+          <w:color w:val="000000"/>
+          <w:sz w:val="18"/>
+          <w:highlight w:val="lightGray"/>
+        </w:rPr>
+        <w:t>t</w:t>
+      </w:r>
+      <w:r>
+        <w:rPr>
+          <w:rFonts w:ascii="Arial" w:hAnsi="Arial" w:eastAsia="Arial" w:cs="Arial"/>
+          <w:b w:val="0"/>
+          <w:i w:val="0"/>
+          <w:color w:val="000000"/>
+          <w:sz w:val="18"/>
+          <w:highlight w:val="lightGray"/>
+        </w:rPr>
+        <w:t>G</w:t>
+      </w:r>
+      <w:r>
+        <w:rPr>
+          <w:rFonts w:ascii="Arial" w:hAnsi="Arial" w:eastAsia="Arial" w:cs="Arial"/>
+          <w:b w:val="0"/>
+          <w:i w:val="0"/>
+          <w:color w:val="000000"/>
+          <w:sz w:val="18"/>
+          <w:highlight w:val="lightGray"/>
+        </w:rPr>
+        <w:t>P</w:t>
+      </w:r>
+      <w:r>
+        <w:rPr>
+          <w:rFonts w:ascii="Arial" w:hAnsi="Arial" w:eastAsia="Arial" w:cs="Arial"/>
+          <w:b w:val="0"/>
+          <w:i w:val="0"/>
+          <w:color w:val="000000"/>
+          <w:sz w:val="18"/>
+          <w:highlight w:val="lightGray"/>
+        </w:rPr>
+        <w:t>T</w:t>
+      </w:r>
+      <w:r>
+        <w:rPr>
+          <w:rFonts w:ascii="Arial" w:hAnsi="Arial"/>
+          <w:color w:val="000000"/>
+          <w:sz w:val="18"/>
+          <w:highlight w:val="lightGray"/>
+        </w:rPr>
+        <w:t xml:space="preserve">] </w:t>
+      </w:r>
+      <w:r>
+        <w:rPr>
+          <w:rFonts w:ascii="Arial" w:hAnsi="Arial"/>
           <w:b/>
           <w:color w:val="000000"/>
           <w:sz w:val="18"/>
@@ -8607,7 +9849,7 @@
       </w:r>
       <w:r>
         <w:rPr>
-          <w:rFonts w:ascii="Arial" w:eastAsia="Arial" w:hAnsi="Arial" w:cs="Arial"/>
+          <w:rFonts w:ascii="Arial" w:hAnsi="Arial"/>
           <w:color w:val="000000"/>
           <w:sz w:val="18"/>
           <w:highlight w:val="lightGray"/>
@@ -9021,7 +10263,7 @@
       </w:pPr>
       <w:r>
         <w:rPr>
-          <w:rFonts w:ascii="Arial" w:eastAsia="Arial" w:hAnsi="Arial" w:cs="Arial"/>
+          <w:rFonts w:ascii="Arial" w:hAnsi="Arial"/>
           <w:b/>
           <w:color w:val="000000"/>
           <w:sz w:val="18"/>
@@ -9031,27 +10273,25 @@
       </w:r>
       <w:r>
         <w:rPr>
-          <w:rFonts w:ascii="Arial" w:eastAsia="Arial" w:hAnsi="Arial" w:cs="Arial"/>
+          <w:rFonts w:ascii="Arial" w:hAnsi="Arial"/>
           <w:color w:val="000000"/>
           <w:sz w:val="18"/>
           <w:highlight w:val="lightGray"/>
         </w:rPr>
         <w:t xml:space="preserve">: Persons Table -&gt; ID Column: 1, </w:t>
       </w:r>
-      <w:proofErr w:type="spellStart"/>
-      <w:r>
-        <w:rPr>
-          <w:rFonts w:ascii="Arial" w:eastAsia="Arial" w:hAnsi="Arial" w:cs="Arial"/>
+      <w:r>
+        <w:rPr>
+          <w:rFonts w:ascii="Arial" w:hAnsi="Arial"/>
           <w:color w:val="000000"/>
           <w:sz w:val="18"/>
           <w:highlight w:val="lightGray"/>
         </w:rPr>
         <w:t>Name_En</w:t>
       </w:r>
-      <w:proofErr w:type="spellEnd"/>
-      <w:r>
-        <w:rPr>
-          <w:rFonts w:ascii="Arial" w:eastAsia="Arial" w:hAnsi="Arial" w:cs="Arial"/>
+      <w:r>
+        <w:rPr>
+          <w:rFonts w:ascii="Arial" w:hAnsi="Arial"/>
           <w:color w:val="000000"/>
           <w:sz w:val="18"/>
           <w:highlight w:val="lightGray"/>
@@ -9060,7 +10300,7 @@
       </w:r>
       <w:r>
         <w:rPr>
-          <w:rFonts w:ascii="Arial" w:eastAsia="Arial" w:hAnsi="Arial" w:cs="Arial"/>
+          <w:rFonts w:ascii="Arial" w:hAnsi="Arial"/>
           <w:b/>
           <w:color w:val="000000"/>
           <w:sz w:val="18"/>
@@ -9070,54 +10310,102 @@
       </w:r>
       <w:r>
         <w:rPr>
-          <w:rFonts w:ascii="Arial" w:eastAsia="Arial" w:hAnsi="Arial" w:cs="Arial"/>
+          <w:rFonts w:ascii="Arial" w:hAnsi="Arial"/>
           <w:color w:val="000000"/>
           <w:sz w:val="18"/>
           <w:highlight w:val="lightGray"/>
         </w:rPr>
         <w:t xml:space="preserve"> [</w:t>
       </w:r>
-      <w:proofErr w:type="spellStart"/>
-      <w:r>
-        <w:rPr>
-          <w:rFonts w:ascii="Arial" w:eastAsia="Arial" w:hAnsi="Arial" w:cs="Arial"/>
-          <w:color w:val="000000"/>
-          <w:sz w:val="18"/>
-          <w:highlight w:val="lightGray"/>
-        </w:rPr>
-        <w:t>Chatgpt</w:t>
-      </w:r>
-      <w:proofErr w:type="spellEnd"/>
-      <w:r>
-        <w:rPr>
-          <w:rFonts w:ascii="Arial" w:eastAsia="Arial" w:hAnsi="Arial" w:cs="Arial"/>
-          <w:color w:val="000000"/>
-          <w:sz w:val="18"/>
-          <w:highlight w:val="lightGray"/>
-        </w:rPr>
-        <w:t xml:space="preserve"> (GPT</w:t>
-      </w:r>
-      <w:r>
-        <w:rPr>
-          <w:rFonts w:ascii="Cambria Math" w:eastAsia="Cambria Math" w:hAnsi="Cambria Math" w:cs="Cambria Math"/>
-          <w:color w:val="000000"/>
-          <w:sz w:val="18"/>
-          <w:highlight w:val="lightGray"/>
-        </w:rPr>
-        <w:t>‑</w:t>
-      </w:r>
-      <w:r>
-        <w:rPr>
-          <w:rFonts w:ascii="Arial" w:eastAsia="Arial" w:hAnsi="Arial" w:cs="Arial"/>
-          <w:color w:val="000000"/>
-          <w:sz w:val="18"/>
-          <w:highlight w:val="lightGray"/>
-        </w:rPr>
-        <w:t xml:space="preserve">5 Mini)] </w:t>
-      </w:r>
-      <w:r>
-        <w:rPr>
-          <w:rFonts w:ascii="Arial" w:eastAsia="Arial" w:hAnsi="Arial" w:cs="Arial"/>
+      <w:r>
+        <w:rPr>
+          <w:rFonts w:ascii="Arial" w:hAnsi="Arial" w:eastAsia="Arial" w:cs="Arial"/>
+          <w:b w:val="0"/>
+          <w:i w:val="0"/>
+          <w:color w:val="000000"/>
+          <w:sz w:val="18"/>
+          <w:highlight w:val="lightGray"/>
+        </w:rPr>
+        <w:t>C</w:t>
+      </w:r>
+      <w:r>
+        <w:rPr>
+          <w:rFonts w:ascii="Arial" w:hAnsi="Arial" w:eastAsia="Arial" w:cs="Arial"/>
+          <w:b w:val="0"/>
+          <w:i w:val="0"/>
+          <w:color w:val="000000"/>
+          <w:sz w:val="18"/>
+          <w:highlight w:val="lightGray"/>
+        </w:rPr>
+        <w:t>h</w:t>
+      </w:r>
+      <w:r>
+        <w:rPr>
+          <w:rFonts w:ascii="Arial" w:hAnsi="Arial" w:eastAsia="Arial" w:cs="Arial"/>
+          <w:b w:val="0"/>
+          <w:i w:val="0"/>
+          <w:color w:val="000000"/>
+          <w:sz w:val="18"/>
+          <w:highlight w:val="lightGray"/>
+        </w:rPr>
+        <w:t>a</w:t>
+      </w:r>
+      <w:r>
+        <w:rPr>
+          <w:rFonts w:ascii="Arial" w:hAnsi="Arial" w:eastAsia="Arial" w:cs="Arial"/>
+          <w:b w:val="0"/>
+          <w:i w:val="0"/>
+          <w:color w:val="000000"/>
+          <w:sz w:val="18"/>
+          <w:highlight w:val="lightGray"/>
+        </w:rPr>
+        <w:t>t</w:t>
+      </w:r>
+      <w:r>
+        <w:rPr>
+          <w:rFonts w:ascii="Arial" w:hAnsi="Arial" w:eastAsia="Arial" w:cs="Arial"/>
+          <w:b w:val="0"/>
+          <w:i w:val="0"/>
+          <w:color w:val="000000"/>
+          <w:sz w:val="18"/>
+          <w:highlight w:val="lightGray"/>
+        </w:rPr>
+        <w:t>G</w:t>
+      </w:r>
+      <w:r>
+        <w:rPr>
+          <w:rFonts w:ascii="Arial" w:hAnsi="Arial" w:eastAsia="Arial" w:cs="Arial"/>
+          <w:b w:val="0"/>
+          <w:i w:val="0"/>
+          <w:color w:val="000000"/>
+          <w:sz w:val="18"/>
+          <w:highlight w:val="lightGray"/>
+        </w:rPr>
+        <w:t>P</w:t>
+      </w:r>
+      <w:r>
+        <w:rPr>
+          <w:rFonts w:ascii="Arial" w:hAnsi="Arial" w:eastAsia="Arial" w:cs="Arial"/>
+          <w:b w:val="0"/>
+          <w:i w:val="0"/>
+          <w:color w:val="000000"/>
+          <w:sz w:val="18"/>
+          <w:highlight w:val="lightGray"/>
+        </w:rPr>
+        <w:t>T</w:t>
+      </w:r>
+      <w:r>
+        <w:rPr>
+          <w:rFonts w:ascii="Arial" w:hAnsi="Arial"/>
+          <w:color w:val="000000"/>
+          <w:sz w:val="18"/>
+          <w:highlight w:val="lightGray"/>
+        </w:rPr>
+        <w:t xml:space="preserve">] </w:t>
+      </w:r>
+      <w:r>
+        <w:rPr>
+          <w:rFonts w:ascii="Arial" w:hAnsi="Arial"/>
           <w:b/>
           <w:color w:val="000000"/>
           <w:sz w:val="18"/>
@@ -9127,7 +10415,7 @@
       </w:r>
       <w:r>
         <w:rPr>
-          <w:rFonts w:ascii="Arial" w:eastAsia="Arial" w:hAnsi="Arial" w:cs="Arial"/>
+          <w:rFonts w:ascii="Arial" w:hAnsi="Arial"/>
           <w:color w:val="000000"/>
           <w:sz w:val="18"/>
           <w:highlight w:val="lightGray"/>
@@ -9202,7 +10490,7 @@
     <w:p>
       <w:r>
         <w:rPr>
-          <w:rFonts w:ascii="Arial" w:eastAsia="Arial" w:hAnsi="Arial" w:cs="Arial"/>
+          <w:rFonts w:ascii="Arial" w:hAnsi="Arial"/>
           <w:b/>
           <w:color w:val="000000"/>
           <w:sz w:val="18"/>
@@ -9212,27 +10500,25 @@
       </w:r>
       <w:r>
         <w:rPr>
-          <w:rFonts w:ascii="Arial" w:eastAsia="Arial" w:hAnsi="Arial" w:cs="Arial"/>
+          <w:rFonts w:ascii="Arial" w:hAnsi="Arial"/>
           <w:color w:val="000000"/>
           <w:sz w:val="18"/>
           <w:highlight w:val="lightGray"/>
         </w:rPr>
         <w:t xml:space="preserve">: Persons Table -&gt; ID Column: 1, </w:t>
       </w:r>
-      <w:proofErr w:type="spellStart"/>
-      <w:r>
-        <w:rPr>
-          <w:rFonts w:ascii="Arial" w:eastAsia="Arial" w:hAnsi="Arial" w:cs="Arial"/>
+      <w:r>
+        <w:rPr>
+          <w:rFonts w:ascii="Arial" w:hAnsi="Arial"/>
           <w:color w:val="000000"/>
           <w:sz w:val="18"/>
           <w:highlight w:val="lightGray"/>
         </w:rPr>
         <w:t>Name_En</w:t>
       </w:r>
-      <w:proofErr w:type="spellEnd"/>
-      <w:r>
-        <w:rPr>
-          <w:rFonts w:ascii="Arial" w:eastAsia="Arial" w:hAnsi="Arial" w:cs="Arial"/>
+      <w:r>
+        <w:rPr>
+          <w:rFonts w:ascii="Arial" w:hAnsi="Arial"/>
           <w:color w:val="000000"/>
           <w:sz w:val="18"/>
           <w:highlight w:val="lightGray"/>
@@ -9241,7 +10527,7 @@
       </w:r>
       <w:r>
         <w:rPr>
-          <w:rFonts w:ascii="Arial" w:eastAsia="Arial" w:hAnsi="Arial" w:cs="Arial"/>
+          <w:rFonts w:ascii="Arial" w:hAnsi="Arial"/>
           <w:b/>
           <w:color w:val="000000"/>
           <w:sz w:val="18"/>
@@ -9251,54 +10537,102 @@
       </w:r>
       <w:r>
         <w:rPr>
-          <w:rFonts w:ascii="Arial" w:eastAsia="Arial" w:hAnsi="Arial" w:cs="Arial"/>
+          <w:rFonts w:ascii="Arial" w:hAnsi="Arial"/>
           <w:color w:val="000000"/>
           <w:sz w:val="18"/>
           <w:highlight w:val="lightGray"/>
         </w:rPr>
         <w:t xml:space="preserve"> [</w:t>
       </w:r>
-      <w:proofErr w:type="spellStart"/>
-      <w:r>
-        <w:rPr>
-          <w:rFonts w:ascii="Arial" w:eastAsia="Arial" w:hAnsi="Arial" w:cs="Arial"/>
-          <w:color w:val="000000"/>
-          <w:sz w:val="18"/>
-          <w:highlight w:val="lightGray"/>
-        </w:rPr>
-        <w:t>Chatgpt</w:t>
-      </w:r>
-      <w:proofErr w:type="spellEnd"/>
-      <w:r>
-        <w:rPr>
-          <w:rFonts w:ascii="Arial" w:eastAsia="Arial" w:hAnsi="Arial" w:cs="Arial"/>
-          <w:color w:val="000000"/>
-          <w:sz w:val="18"/>
-          <w:highlight w:val="lightGray"/>
-        </w:rPr>
-        <w:t xml:space="preserve"> (GPT</w:t>
-      </w:r>
-      <w:r>
-        <w:rPr>
-          <w:rFonts w:ascii="Cambria Math" w:eastAsia="Cambria Math" w:hAnsi="Cambria Math" w:cs="Cambria Math"/>
-          <w:color w:val="000000"/>
-          <w:sz w:val="18"/>
-          <w:highlight w:val="lightGray"/>
-        </w:rPr>
-        <w:t>‑</w:t>
-      </w:r>
-      <w:r>
-        <w:rPr>
-          <w:rFonts w:ascii="Arial" w:eastAsia="Arial" w:hAnsi="Arial" w:cs="Arial"/>
-          <w:color w:val="000000"/>
-          <w:sz w:val="18"/>
-          <w:highlight w:val="lightGray"/>
-        </w:rPr>
-        <w:t xml:space="preserve">5 Mini)] </w:t>
-      </w:r>
-      <w:r>
-        <w:rPr>
-          <w:rFonts w:ascii="Arial" w:eastAsia="Arial" w:hAnsi="Arial" w:cs="Arial"/>
+      <w:r>
+        <w:rPr>
+          <w:rFonts w:ascii="Arial" w:hAnsi="Arial" w:eastAsia="Arial" w:cs="Arial"/>
+          <w:b w:val="0"/>
+          <w:i w:val="0"/>
+          <w:color w:val="000000"/>
+          <w:sz w:val="18"/>
+          <w:highlight w:val="lightGray"/>
+        </w:rPr>
+        <w:t>C</w:t>
+      </w:r>
+      <w:r>
+        <w:rPr>
+          <w:rFonts w:ascii="Arial" w:hAnsi="Arial" w:eastAsia="Arial" w:cs="Arial"/>
+          <w:b w:val="0"/>
+          <w:i w:val="0"/>
+          <w:color w:val="000000"/>
+          <w:sz w:val="18"/>
+          <w:highlight w:val="lightGray"/>
+        </w:rPr>
+        <w:t>h</w:t>
+      </w:r>
+      <w:r>
+        <w:rPr>
+          <w:rFonts w:ascii="Arial" w:hAnsi="Arial" w:eastAsia="Arial" w:cs="Arial"/>
+          <w:b w:val="0"/>
+          <w:i w:val="0"/>
+          <w:color w:val="000000"/>
+          <w:sz w:val="18"/>
+          <w:highlight w:val="lightGray"/>
+        </w:rPr>
+        <w:t>a</w:t>
+      </w:r>
+      <w:r>
+        <w:rPr>
+          <w:rFonts w:ascii="Arial" w:hAnsi="Arial" w:eastAsia="Arial" w:cs="Arial"/>
+          <w:b w:val="0"/>
+          <w:i w:val="0"/>
+          <w:color w:val="000000"/>
+          <w:sz w:val="18"/>
+          <w:highlight w:val="lightGray"/>
+        </w:rPr>
+        <w:t>t</w:t>
+      </w:r>
+      <w:r>
+        <w:rPr>
+          <w:rFonts w:ascii="Arial" w:hAnsi="Arial" w:eastAsia="Arial" w:cs="Arial"/>
+          <w:b w:val="0"/>
+          <w:i w:val="0"/>
+          <w:color w:val="000000"/>
+          <w:sz w:val="18"/>
+          <w:highlight w:val="lightGray"/>
+        </w:rPr>
+        <w:t>G</w:t>
+      </w:r>
+      <w:r>
+        <w:rPr>
+          <w:rFonts w:ascii="Arial" w:hAnsi="Arial" w:eastAsia="Arial" w:cs="Arial"/>
+          <w:b w:val="0"/>
+          <w:i w:val="0"/>
+          <w:color w:val="000000"/>
+          <w:sz w:val="18"/>
+          <w:highlight w:val="lightGray"/>
+        </w:rPr>
+        <w:t>P</w:t>
+      </w:r>
+      <w:r>
+        <w:rPr>
+          <w:rFonts w:ascii="Arial" w:hAnsi="Arial" w:eastAsia="Arial" w:cs="Arial"/>
+          <w:b w:val="0"/>
+          <w:i w:val="0"/>
+          <w:color w:val="000000"/>
+          <w:sz w:val="18"/>
+          <w:highlight w:val="lightGray"/>
+        </w:rPr>
+        <w:t>T</w:t>
+      </w:r>
+      <w:r>
+        <w:rPr>
+          <w:rFonts w:ascii="Arial" w:hAnsi="Arial"/>
+          <w:color w:val="000000"/>
+          <w:sz w:val="18"/>
+          <w:highlight w:val="lightGray"/>
+        </w:rPr>
+        <w:t xml:space="preserve">] </w:t>
+      </w:r>
+      <w:r>
+        <w:rPr>
+          <w:rFonts w:ascii="Arial" w:hAnsi="Arial"/>
           <w:b/>
           <w:color w:val="000000"/>
           <w:sz w:val="18"/>
@@ -9308,7 +10642,7 @@
       </w:r>
       <w:r>
         <w:rPr>
-          <w:rFonts w:ascii="Arial" w:eastAsia="Arial" w:hAnsi="Arial" w:cs="Arial"/>
+          <w:rFonts w:ascii="Arial" w:hAnsi="Arial"/>
           <w:color w:val="000000"/>
           <w:sz w:val="18"/>
           <w:highlight w:val="lightGray"/>
@@ -9369,7 +10703,7 @@
     <w:p>
       <w:r>
         <w:rPr>
-          <w:rFonts w:ascii="Arial" w:eastAsia="Arial" w:hAnsi="Arial" w:cs="Arial"/>
+          <w:rFonts w:ascii="Arial" w:hAnsi="Arial"/>
           <w:b/>
           <w:color w:val="000000"/>
           <w:sz w:val="18"/>
@@ -9379,27 +10713,25 @@
       </w:r>
       <w:r>
         <w:rPr>
-          <w:rFonts w:ascii="Arial" w:eastAsia="Arial" w:hAnsi="Arial" w:cs="Arial"/>
+          <w:rFonts w:ascii="Arial" w:hAnsi="Arial"/>
           <w:color w:val="000000"/>
           <w:sz w:val="18"/>
           <w:highlight w:val="lightGray"/>
         </w:rPr>
         <w:t xml:space="preserve">: Persons Table -&gt; ID Column: 1, </w:t>
       </w:r>
-      <w:proofErr w:type="spellStart"/>
-      <w:r>
-        <w:rPr>
-          <w:rFonts w:ascii="Arial" w:eastAsia="Arial" w:hAnsi="Arial" w:cs="Arial"/>
+      <w:r>
+        <w:rPr>
+          <w:rFonts w:ascii="Arial" w:hAnsi="Arial"/>
           <w:color w:val="000000"/>
           <w:sz w:val="18"/>
           <w:highlight w:val="lightGray"/>
         </w:rPr>
         <w:t>Name_En</w:t>
       </w:r>
-      <w:proofErr w:type="spellEnd"/>
-      <w:r>
-        <w:rPr>
-          <w:rFonts w:ascii="Arial" w:eastAsia="Arial" w:hAnsi="Arial" w:cs="Arial"/>
+      <w:r>
+        <w:rPr>
+          <w:rFonts w:ascii="Arial" w:hAnsi="Arial"/>
           <w:color w:val="000000"/>
           <w:sz w:val="18"/>
           <w:highlight w:val="lightGray"/>
@@ -9408,7 +10740,7 @@
       </w:r>
       <w:r>
         <w:rPr>
-          <w:rFonts w:ascii="Arial" w:eastAsia="Arial" w:hAnsi="Arial" w:cs="Arial"/>
+          <w:rFonts w:ascii="Arial" w:hAnsi="Arial"/>
           <w:b/>
           <w:color w:val="000000"/>
           <w:sz w:val="18"/>
@@ -9418,54 +10750,102 @@
       </w:r>
       <w:r>
         <w:rPr>
-          <w:rFonts w:ascii="Arial" w:eastAsia="Arial" w:hAnsi="Arial" w:cs="Arial"/>
+          <w:rFonts w:ascii="Arial" w:hAnsi="Arial"/>
           <w:color w:val="000000"/>
           <w:sz w:val="18"/>
           <w:highlight w:val="lightGray"/>
         </w:rPr>
         <w:t xml:space="preserve"> [</w:t>
       </w:r>
-      <w:proofErr w:type="spellStart"/>
-      <w:r>
-        <w:rPr>
-          <w:rFonts w:ascii="Arial" w:eastAsia="Arial" w:hAnsi="Arial" w:cs="Arial"/>
-          <w:color w:val="000000"/>
-          <w:sz w:val="18"/>
-          <w:highlight w:val="lightGray"/>
-        </w:rPr>
-        <w:t>Chatgpt</w:t>
-      </w:r>
-      <w:proofErr w:type="spellEnd"/>
-      <w:r>
-        <w:rPr>
-          <w:rFonts w:ascii="Arial" w:eastAsia="Arial" w:hAnsi="Arial" w:cs="Arial"/>
-          <w:color w:val="000000"/>
-          <w:sz w:val="18"/>
-          <w:highlight w:val="lightGray"/>
-        </w:rPr>
-        <w:t xml:space="preserve"> (GPT</w:t>
-      </w:r>
-      <w:r>
-        <w:rPr>
-          <w:rFonts w:ascii="Cambria Math" w:eastAsia="Cambria Math" w:hAnsi="Cambria Math" w:cs="Cambria Math"/>
-          <w:color w:val="000000"/>
-          <w:sz w:val="18"/>
-          <w:highlight w:val="lightGray"/>
-        </w:rPr>
-        <w:t>‑</w:t>
-      </w:r>
-      <w:r>
-        <w:rPr>
-          <w:rFonts w:ascii="Arial" w:eastAsia="Arial" w:hAnsi="Arial" w:cs="Arial"/>
-          <w:color w:val="000000"/>
-          <w:sz w:val="18"/>
-          <w:highlight w:val="lightGray"/>
-        </w:rPr>
-        <w:t xml:space="preserve">5 Mini)] </w:t>
-      </w:r>
-      <w:r>
-        <w:rPr>
-          <w:rFonts w:ascii="Arial" w:eastAsia="Arial" w:hAnsi="Arial" w:cs="Arial"/>
+      <w:r>
+        <w:rPr>
+          <w:rFonts w:ascii="Arial" w:hAnsi="Arial" w:eastAsia="Arial" w:cs="Arial"/>
+          <w:b w:val="0"/>
+          <w:i w:val="0"/>
+          <w:color w:val="000000"/>
+          <w:sz w:val="18"/>
+          <w:highlight w:val="lightGray"/>
+        </w:rPr>
+        <w:t>C</w:t>
+      </w:r>
+      <w:r>
+        <w:rPr>
+          <w:rFonts w:ascii="Arial" w:hAnsi="Arial" w:eastAsia="Arial" w:cs="Arial"/>
+          <w:b w:val="0"/>
+          <w:i w:val="0"/>
+          <w:color w:val="000000"/>
+          <w:sz w:val="18"/>
+          <w:highlight w:val="lightGray"/>
+        </w:rPr>
+        <w:t>h</w:t>
+      </w:r>
+      <w:r>
+        <w:rPr>
+          <w:rFonts w:ascii="Arial" w:hAnsi="Arial" w:eastAsia="Arial" w:cs="Arial"/>
+          <w:b w:val="0"/>
+          <w:i w:val="0"/>
+          <w:color w:val="000000"/>
+          <w:sz w:val="18"/>
+          <w:highlight w:val="lightGray"/>
+        </w:rPr>
+        <w:t>a</w:t>
+      </w:r>
+      <w:r>
+        <w:rPr>
+          <w:rFonts w:ascii="Arial" w:hAnsi="Arial" w:eastAsia="Arial" w:cs="Arial"/>
+          <w:b w:val="0"/>
+          <w:i w:val="0"/>
+          <w:color w:val="000000"/>
+          <w:sz w:val="18"/>
+          <w:highlight w:val="lightGray"/>
+        </w:rPr>
+        <w:t>t</w:t>
+      </w:r>
+      <w:r>
+        <w:rPr>
+          <w:rFonts w:ascii="Arial" w:hAnsi="Arial" w:eastAsia="Arial" w:cs="Arial"/>
+          <w:b w:val="0"/>
+          <w:i w:val="0"/>
+          <w:color w:val="000000"/>
+          <w:sz w:val="18"/>
+          <w:highlight w:val="lightGray"/>
+        </w:rPr>
+        <w:t>G</w:t>
+      </w:r>
+      <w:r>
+        <w:rPr>
+          <w:rFonts w:ascii="Arial" w:hAnsi="Arial" w:eastAsia="Arial" w:cs="Arial"/>
+          <w:b w:val="0"/>
+          <w:i w:val="0"/>
+          <w:color w:val="000000"/>
+          <w:sz w:val="18"/>
+          <w:highlight w:val="lightGray"/>
+        </w:rPr>
+        <w:t>P</w:t>
+      </w:r>
+      <w:r>
+        <w:rPr>
+          <w:rFonts w:ascii="Arial" w:hAnsi="Arial" w:eastAsia="Arial" w:cs="Arial"/>
+          <w:b w:val="0"/>
+          <w:i w:val="0"/>
+          <w:color w:val="000000"/>
+          <w:sz w:val="18"/>
+          <w:highlight w:val="lightGray"/>
+        </w:rPr>
+        <w:t>T</w:t>
+      </w:r>
+      <w:r>
+        <w:rPr>
+          <w:rFonts w:ascii="Arial" w:hAnsi="Arial"/>
+          <w:color w:val="000000"/>
+          <w:sz w:val="18"/>
+          <w:highlight w:val="lightGray"/>
+        </w:rPr>
+        <w:t xml:space="preserve">] </w:t>
+      </w:r>
+      <w:r>
+        <w:rPr>
+          <w:rFonts w:ascii="Arial" w:hAnsi="Arial"/>
           <w:b/>
           <w:color w:val="000000"/>
           <w:sz w:val="18"/>
@@ -9475,7 +10855,7 @@
       </w:r>
       <w:r>
         <w:rPr>
-          <w:rFonts w:ascii="Arial" w:eastAsia="Arial" w:hAnsi="Arial" w:cs="Arial"/>
+          <w:rFonts w:ascii="Arial" w:hAnsi="Arial"/>
           <w:color w:val="000000"/>
           <w:sz w:val="18"/>
           <w:highlight w:val="lightGray"/>
@@ -9781,7 +11161,7 @@
     <w:p>
       <w:r>
         <w:rPr>
-          <w:rFonts w:ascii="Arial" w:eastAsia="Arial" w:hAnsi="Arial" w:cs="Arial"/>
+          <w:rFonts w:ascii="Arial" w:hAnsi="Arial"/>
           <w:b/>
           <w:color w:val="000000"/>
           <w:sz w:val="18"/>
@@ -9791,27 +11171,25 @@
       </w:r>
       <w:r>
         <w:rPr>
-          <w:rFonts w:ascii="Arial" w:eastAsia="Arial" w:hAnsi="Arial" w:cs="Arial"/>
+          <w:rFonts w:ascii="Arial" w:hAnsi="Arial"/>
           <w:color w:val="000000"/>
           <w:sz w:val="18"/>
           <w:highlight w:val="lightGray"/>
         </w:rPr>
         <w:t xml:space="preserve">: Persons Table -&gt; ID Column: 1, </w:t>
       </w:r>
-      <w:proofErr w:type="spellStart"/>
-      <w:r>
-        <w:rPr>
-          <w:rFonts w:ascii="Arial" w:eastAsia="Arial" w:hAnsi="Arial" w:cs="Arial"/>
+      <w:r>
+        <w:rPr>
+          <w:rFonts w:ascii="Arial" w:hAnsi="Arial"/>
           <w:color w:val="000000"/>
           <w:sz w:val="18"/>
           <w:highlight w:val="lightGray"/>
         </w:rPr>
         <w:t>Name_En</w:t>
       </w:r>
-      <w:proofErr w:type="spellEnd"/>
-      <w:r>
-        <w:rPr>
-          <w:rFonts w:ascii="Arial" w:eastAsia="Arial" w:hAnsi="Arial" w:cs="Arial"/>
+      <w:r>
+        <w:rPr>
+          <w:rFonts w:ascii="Arial" w:hAnsi="Arial"/>
           <w:color w:val="000000"/>
           <w:sz w:val="18"/>
           <w:highlight w:val="lightGray"/>
@@ -9820,7 +11198,7 @@
       </w:r>
       <w:r>
         <w:rPr>
-          <w:rFonts w:ascii="Arial" w:eastAsia="Arial" w:hAnsi="Arial" w:cs="Arial"/>
+          <w:rFonts w:ascii="Arial" w:hAnsi="Arial"/>
           <w:b/>
           <w:color w:val="000000"/>
           <w:sz w:val="18"/>
@@ -9830,54 +11208,102 @@
       </w:r>
       <w:r>
         <w:rPr>
-          <w:rFonts w:ascii="Arial" w:eastAsia="Arial" w:hAnsi="Arial" w:cs="Arial"/>
+          <w:rFonts w:ascii="Arial" w:hAnsi="Arial"/>
           <w:color w:val="000000"/>
           <w:sz w:val="18"/>
           <w:highlight w:val="lightGray"/>
         </w:rPr>
         <w:t xml:space="preserve"> [</w:t>
       </w:r>
-      <w:proofErr w:type="spellStart"/>
-      <w:r>
-        <w:rPr>
-          <w:rFonts w:ascii="Arial" w:eastAsia="Arial" w:hAnsi="Arial" w:cs="Arial"/>
-          <w:color w:val="000000"/>
-          <w:sz w:val="18"/>
-          <w:highlight w:val="lightGray"/>
-        </w:rPr>
-        <w:t>Chatgpt</w:t>
-      </w:r>
-      <w:proofErr w:type="spellEnd"/>
-      <w:r>
-        <w:rPr>
-          <w:rFonts w:ascii="Arial" w:eastAsia="Arial" w:hAnsi="Arial" w:cs="Arial"/>
-          <w:color w:val="000000"/>
-          <w:sz w:val="18"/>
-          <w:highlight w:val="lightGray"/>
-        </w:rPr>
-        <w:t xml:space="preserve"> (GPT</w:t>
-      </w:r>
-      <w:r>
-        <w:rPr>
-          <w:rFonts w:ascii="Cambria Math" w:eastAsia="Cambria Math" w:hAnsi="Cambria Math" w:cs="Cambria Math"/>
-          <w:color w:val="000000"/>
-          <w:sz w:val="18"/>
-          <w:highlight w:val="lightGray"/>
-        </w:rPr>
-        <w:t>‑</w:t>
-      </w:r>
-      <w:r>
-        <w:rPr>
-          <w:rFonts w:ascii="Arial" w:eastAsia="Arial" w:hAnsi="Arial" w:cs="Arial"/>
-          <w:color w:val="000000"/>
-          <w:sz w:val="18"/>
-          <w:highlight w:val="lightGray"/>
-        </w:rPr>
-        <w:t xml:space="preserve">5 Mini)] </w:t>
-      </w:r>
-      <w:r>
-        <w:rPr>
-          <w:rFonts w:ascii="Arial" w:eastAsia="Arial" w:hAnsi="Arial" w:cs="Arial"/>
+      <w:r>
+        <w:rPr>
+          <w:rFonts w:ascii="Arial" w:hAnsi="Arial" w:eastAsia="Arial" w:cs="Arial"/>
+          <w:b w:val="0"/>
+          <w:i w:val="0"/>
+          <w:color w:val="000000"/>
+          <w:sz w:val="18"/>
+          <w:highlight w:val="lightGray"/>
+        </w:rPr>
+        <w:t>C</w:t>
+      </w:r>
+      <w:r>
+        <w:rPr>
+          <w:rFonts w:ascii="Arial" w:hAnsi="Arial" w:eastAsia="Arial" w:cs="Arial"/>
+          <w:b w:val="0"/>
+          <w:i w:val="0"/>
+          <w:color w:val="000000"/>
+          <w:sz w:val="18"/>
+          <w:highlight w:val="lightGray"/>
+        </w:rPr>
+        <w:t>h</w:t>
+      </w:r>
+      <w:r>
+        <w:rPr>
+          <w:rFonts w:ascii="Arial" w:hAnsi="Arial" w:eastAsia="Arial" w:cs="Arial"/>
+          <w:b w:val="0"/>
+          <w:i w:val="0"/>
+          <w:color w:val="000000"/>
+          <w:sz w:val="18"/>
+          <w:highlight w:val="lightGray"/>
+        </w:rPr>
+        <w:t>a</w:t>
+      </w:r>
+      <w:r>
+        <w:rPr>
+          <w:rFonts w:ascii="Arial" w:hAnsi="Arial" w:eastAsia="Arial" w:cs="Arial"/>
+          <w:b w:val="0"/>
+          <w:i w:val="0"/>
+          <w:color w:val="000000"/>
+          <w:sz w:val="18"/>
+          <w:highlight w:val="lightGray"/>
+        </w:rPr>
+        <w:t>t</w:t>
+      </w:r>
+      <w:r>
+        <w:rPr>
+          <w:rFonts w:ascii="Arial" w:hAnsi="Arial" w:eastAsia="Arial" w:cs="Arial"/>
+          <w:b w:val="0"/>
+          <w:i w:val="0"/>
+          <w:color w:val="000000"/>
+          <w:sz w:val="18"/>
+          <w:highlight w:val="lightGray"/>
+        </w:rPr>
+        <w:t>G</w:t>
+      </w:r>
+      <w:r>
+        <w:rPr>
+          <w:rFonts w:ascii="Arial" w:hAnsi="Arial" w:eastAsia="Arial" w:cs="Arial"/>
+          <w:b w:val="0"/>
+          <w:i w:val="0"/>
+          <w:color w:val="000000"/>
+          <w:sz w:val="18"/>
+          <w:highlight w:val="lightGray"/>
+        </w:rPr>
+        <w:t>P</w:t>
+      </w:r>
+      <w:r>
+        <w:rPr>
+          <w:rFonts w:ascii="Arial" w:hAnsi="Arial" w:eastAsia="Arial" w:cs="Arial"/>
+          <w:b w:val="0"/>
+          <w:i w:val="0"/>
+          <w:color w:val="000000"/>
+          <w:sz w:val="18"/>
+          <w:highlight w:val="lightGray"/>
+        </w:rPr>
+        <w:t>T</w:t>
+      </w:r>
+      <w:r>
+        <w:rPr>
+          <w:rFonts w:ascii="Arial" w:hAnsi="Arial"/>
+          <w:color w:val="000000"/>
+          <w:sz w:val="18"/>
+          <w:highlight w:val="lightGray"/>
+        </w:rPr>
+        <w:t xml:space="preserve">] </w:t>
+      </w:r>
+      <w:r>
+        <w:rPr>
+          <w:rFonts w:ascii="Arial" w:hAnsi="Arial"/>
           <w:b/>
           <w:color w:val="000000"/>
           <w:sz w:val="18"/>
@@ -9887,7 +11313,7 @@
       </w:r>
       <w:r>
         <w:rPr>
-          <w:rFonts w:ascii="Arial" w:eastAsia="Arial" w:hAnsi="Arial" w:cs="Arial"/>
+          <w:rFonts w:ascii="Arial" w:hAnsi="Arial"/>
           <w:color w:val="000000"/>
           <w:sz w:val="18"/>
           <w:highlight w:val="lightGray"/>
@@ -9978,7 +11404,7 @@
     <w:p>
       <w:r>
         <w:rPr>
-          <w:rFonts w:ascii="Arial" w:eastAsia="Arial" w:hAnsi="Arial" w:cs="Arial"/>
+          <w:rFonts w:ascii="Arial" w:hAnsi="Arial"/>
           <w:b/>
           <w:color w:val="000000"/>
           <w:sz w:val="18"/>
@@ -9988,27 +11414,25 @@
       </w:r>
       <w:r>
         <w:rPr>
-          <w:rFonts w:ascii="Arial" w:eastAsia="Arial" w:hAnsi="Arial" w:cs="Arial"/>
+          <w:rFonts w:ascii="Arial" w:hAnsi="Arial"/>
           <w:color w:val="000000"/>
           <w:sz w:val="18"/>
           <w:highlight w:val="lightGray"/>
         </w:rPr>
         <w:t xml:space="preserve">: Persons Table -&gt; ID Column: 1, </w:t>
       </w:r>
-      <w:proofErr w:type="spellStart"/>
-      <w:r>
-        <w:rPr>
-          <w:rFonts w:ascii="Arial" w:eastAsia="Arial" w:hAnsi="Arial" w:cs="Arial"/>
+      <w:r>
+        <w:rPr>
+          <w:rFonts w:ascii="Arial" w:hAnsi="Arial"/>
           <w:color w:val="000000"/>
           <w:sz w:val="18"/>
           <w:highlight w:val="lightGray"/>
         </w:rPr>
         <w:t>Name_En</w:t>
       </w:r>
-      <w:proofErr w:type="spellEnd"/>
-      <w:r>
-        <w:rPr>
-          <w:rFonts w:ascii="Arial" w:eastAsia="Arial" w:hAnsi="Arial" w:cs="Arial"/>
+      <w:r>
+        <w:rPr>
+          <w:rFonts w:ascii="Arial" w:hAnsi="Arial"/>
           <w:color w:val="000000"/>
           <w:sz w:val="18"/>
           <w:highlight w:val="lightGray"/>
@@ -10017,7 +11441,7 @@
       </w:r>
       <w:r>
         <w:rPr>
-          <w:rFonts w:ascii="Arial" w:eastAsia="Arial" w:hAnsi="Arial" w:cs="Arial"/>
+          <w:rFonts w:ascii="Arial" w:hAnsi="Arial"/>
           <w:b/>
           <w:color w:val="000000"/>
           <w:sz w:val="18"/>
@@ -10027,54 +11451,102 @@
       </w:r>
       <w:r>
         <w:rPr>
-          <w:rFonts w:ascii="Arial" w:eastAsia="Arial" w:hAnsi="Arial" w:cs="Arial"/>
+          <w:rFonts w:ascii="Arial" w:hAnsi="Arial"/>
           <w:color w:val="000000"/>
           <w:sz w:val="18"/>
           <w:highlight w:val="lightGray"/>
         </w:rPr>
         <w:t xml:space="preserve"> [</w:t>
       </w:r>
-      <w:proofErr w:type="spellStart"/>
-      <w:r>
-        <w:rPr>
-          <w:rFonts w:ascii="Arial" w:eastAsia="Arial" w:hAnsi="Arial" w:cs="Arial"/>
-          <w:color w:val="000000"/>
-          <w:sz w:val="18"/>
-          <w:highlight w:val="lightGray"/>
-        </w:rPr>
-        <w:t>Chatgpt</w:t>
-      </w:r>
-      <w:proofErr w:type="spellEnd"/>
-      <w:r>
-        <w:rPr>
-          <w:rFonts w:ascii="Arial" w:eastAsia="Arial" w:hAnsi="Arial" w:cs="Arial"/>
-          <w:color w:val="000000"/>
-          <w:sz w:val="18"/>
-          <w:highlight w:val="lightGray"/>
-        </w:rPr>
-        <w:t xml:space="preserve"> (GPT</w:t>
-      </w:r>
-      <w:r>
-        <w:rPr>
-          <w:rFonts w:ascii="Cambria Math" w:eastAsia="Cambria Math" w:hAnsi="Cambria Math" w:cs="Cambria Math"/>
-          <w:color w:val="000000"/>
-          <w:sz w:val="18"/>
-          <w:highlight w:val="lightGray"/>
-        </w:rPr>
-        <w:t>‑</w:t>
-      </w:r>
-      <w:r>
-        <w:rPr>
-          <w:rFonts w:ascii="Arial" w:eastAsia="Arial" w:hAnsi="Arial" w:cs="Arial"/>
-          <w:color w:val="000000"/>
-          <w:sz w:val="18"/>
-          <w:highlight w:val="lightGray"/>
-        </w:rPr>
-        <w:t xml:space="preserve">5 Mini)] </w:t>
-      </w:r>
-      <w:r>
-        <w:rPr>
-          <w:rFonts w:ascii="Arial" w:eastAsia="Arial" w:hAnsi="Arial" w:cs="Arial"/>
+      <w:r>
+        <w:rPr>
+          <w:rFonts w:ascii="Arial" w:hAnsi="Arial" w:eastAsia="Arial" w:cs="Arial"/>
+          <w:b w:val="0"/>
+          <w:i w:val="0"/>
+          <w:color w:val="000000"/>
+          <w:sz w:val="18"/>
+          <w:highlight w:val="lightGray"/>
+        </w:rPr>
+        <w:t>C</w:t>
+      </w:r>
+      <w:r>
+        <w:rPr>
+          <w:rFonts w:ascii="Arial" w:hAnsi="Arial" w:eastAsia="Arial" w:cs="Arial"/>
+          <w:b w:val="0"/>
+          <w:i w:val="0"/>
+          <w:color w:val="000000"/>
+          <w:sz w:val="18"/>
+          <w:highlight w:val="lightGray"/>
+        </w:rPr>
+        <w:t>h</w:t>
+      </w:r>
+      <w:r>
+        <w:rPr>
+          <w:rFonts w:ascii="Arial" w:hAnsi="Arial" w:eastAsia="Arial" w:cs="Arial"/>
+          <w:b w:val="0"/>
+          <w:i w:val="0"/>
+          <w:color w:val="000000"/>
+          <w:sz w:val="18"/>
+          <w:highlight w:val="lightGray"/>
+        </w:rPr>
+        <w:t>a</w:t>
+      </w:r>
+      <w:r>
+        <w:rPr>
+          <w:rFonts w:ascii="Arial" w:hAnsi="Arial" w:eastAsia="Arial" w:cs="Arial"/>
+          <w:b w:val="0"/>
+          <w:i w:val="0"/>
+          <w:color w:val="000000"/>
+          <w:sz w:val="18"/>
+          <w:highlight w:val="lightGray"/>
+        </w:rPr>
+        <w:t>t</w:t>
+      </w:r>
+      <w:r>
+        <w:rPr>
+          <w:rFonts w:ascii="Arial" w:hAnsi="Arial" w:eastAsia="Arial" w:cs="Arial"/>
+          <w:b w:val="0"/>
+          <w:i w:val="0"/>
+          <w:color w:val="000000"/>
+          <w:sz w:val="18"/>
+          <w:highlight w:val="lightGray"/>
+        </w:rPr>
+        <w:t>G</w:t>
+      </w:r>
+      <w:r>
+        <w:rPr>
+          <w:rFonts w:ascii="Arial" w:hAnsi="Arial" w:eastAsia="Arial" w:cs="Arial"/>
+          <w:b w:val="0"/>
+          <w:i w:val="0"/>
+          <w:color w:val="000000"/>
+          <w:sz w:val="18"/>
+          <w:highlight w:val="lightGray"/>
+        </w:rPr>
+        <w:t>P</w:t>
+      </w:r>
+      <w:r>
+        <w:rPr>
+          <w:rFonts w:ascii="Arial" w:hAnsi="Arial" w:eastAsia="Arial" w:cs="Arial"/>
+          <w:b w:val="0"/>
+          <w:i w:val="0"/>
+          <w:color w:val="000000"/>
+          <w:sz w:val="18"/>
+          <w:highlight w:val="lightGray"/>
+        </w:rPr>
+        <w:t>T</w:t>
+      </w:r>
+      <w:r>
+        <w:rPr>
+          <w:rFonts w:ascii="Arial" w:hAnsi="Arial"/>
+          <w:color w:val="000000"/>
+          <w:sz w:val="18"/>
+          <w:highlight w:val="lightGray"/>
+        </w:rPr>
+        <w:t xml:space="preserve">] </w:t>
+      </w:r>
+      <w:r>
+        <w:rPr>
+          <w:rFonts w:ascii="Arial" w:hAnsi="Arial"/>
           <w:b/>
           <w:color w:val="000000"/>
           <w:sz w:val="18"/>
@@ -10084,7 +11556,7 @@
       </w:r>
       <w:r>
         <w:rPr>
-          <w:rFonts w:ascii="Arial" w:eastAsia="Arial" w:hAnsi="Arial" w:cs="Arial"/>
+          <w:rFonts w:ascii="Arial" w:hAnsi="Arial"/>
           <w:color w:val="000000"/>
           <w:sz w:val="18"/>
           <w:highlight w:val="lightGray"/>
@@ -10219,7 +11691,7 @@
     <w:p>
       <w:r>
         <w:rPr>
-          <w:rFonts w:ascii="Arial" w:eastAsia="Arial" w:hAnsi="Arial" w:cs="Arial"/>
+          <w:rFonts w:ascii="Arial" w:hAnsi="Arial"/>
           <w:b/>
           <w:color w:val="000000"/>
           <w:sz w:val="18"/>
@@ -10229,27 +11701,25 @@
       </w:r>
       <w:r>
         <w:rPr>
-          <w:rFonts w:ascii="Arial" w:eastAsia="Arial" w:hAnsi="Arial" w:cs="Arial"/>
+          <w:rFonts w:ascii="Arial" w:hAnsi="Arial"/>
           <w:color w:val="000000"/>
           <w:sz w:val="18"/>
           <w:highlight w:val="lightGray"/>
         </w:rPr>
         <w:t xml:space="preserve">: Persons Table -&gt; ID Column: 1, </w:t>
       </w:r>
-      <w:proofErr w:type="spellStart"/>
-      <w:r>
-        <w:rPr>
-          <w:rFonts w:ascii="Arial" w:eastAsia="Arial" w:hAnsi="Arial" w:cs="Arial"/>
+      <w:r>
+        <w:rPr>
+          <w:rFonts w:ascii="Arial" w:hAnsi="Arial"/>
           <w:color w:val="000000"/>
           <w:sz w:val="18"/>
           <w:highlight w:val="lightGray"/>
         </w:rPr>
         <w:t>Name_En</w:t>
       </w:r>
-      <w:proofErr w:type="spellEnd"/>
-      <w:r>
-        <w:rPr>
-          <w:rFonts w:ascii="Arial" w:eastAsia="Arial" w:hAnsi="Arial" w:cs="Arial"/>
+      <w:r>
+        <w:rPr>
+          <w:rFonts w:ascii="Arial" w:hAnsi="Arial"/>
           <w:color w:val="000000"/>
           <w:sz w:val="18"/>
           <w:highlight w:val="lightGray"/>
@@ -10258,7 +11728,7 @@
       </w:r>
       <w:r>
         <w:rPr>
-          <w:rFonts w:ascii="Arial" w:eastAsia="Arial" w:hAnsi="Arial" w:cs="Arial"/>
+          <w:rFonts w:ascii="Arial" w:hAnsi="Arial"/>
           <w:b/>
           <w:color w:val="000000"/>
           <w:sz w:val="18"/>
@@ -10268,54 +11738,102 @@
       </w:r>
       <w:r>
         <w:rPr>
-          <w:rFonts w:ascii="Arial" w:eastAsia="Arial" w:hAnsi="Arial" w:cs="Arial"/>
+          <w:rFonts w:ascii="Arial" w:hAnsi="Arial"/>
           <w:color w:val="000000"/>
           <w:sz w:val="18"/>
           <w:highlight w:val="lightGray"/>
         </w:rPr>
         <w:t xml:space="preserve"> [</w:t>
       </w:r>
-      <w:proofErr w:type="spellStart"/>
-      <w:r>
-        <w:rPr>
-          <w:rFonts w:ascii="Arial" w:eastAsia="Arial" w:hAnsi="Arial" w:cs="Arial"/>
-          <w:color w:val="000000"/>
-          <w:sz w:val="18"/>
-          <w:highlight w:val="lightGray"/>
-        </w:rPr>
-        <w:t>Chatgpt</w:t>
-      </w:r>
-      <w:proofErr w:type="spellEnd"/>
-      <w:r>
-        <w:rPr>
-          <w:rFonts w:ascii="Arial" w:eastAsia="Arial" w:hAnsi="Arial" w:cs="Arial"/>
-          <w:color w:val="000000"/>
-          <w:sz w:val="18"/>
-          <w:highlight w:val="lightGray"/>
-        </w:rPr>
-        <w:t xml:space="preserve"> (GPT</w:t>
-      </w:r>
-      <w:r>
-        <w:rPr>
-          <w:rFonts w:ascii="Cambria Math" w:eastAsia="Cambria Math" w:hAnsi="Cambria Math" w:cs="Cambria Math"/>
-          <w:color w:val="000000"/>
-          <w:sz w:val="18"/>
-          <w:highlight w:val="lightGray"/>
-        </w:rPr>
-        <w:t>‑</w:t>
-      </w:r>
-      <w:r>
-        <w:rPr>
-          <w:rFonts w:ascii="Arial" w:eastAsia="Arial" w:hAnsi="Arial" w:cs="Arial"/>
-          <w:color w:val="000000"/>
-          <w:sz w:val="18"/>
-          <w:highlight w:val="lightGray"/>
-        </w:rPr>
-        <w:t xml:space="preserve">5 Mini)] </w:t>
-      </w:r>
-      <w:r>
-        <w:rPr>
-          <w:rFonts w:ascii="Arial" w:eastAsia="Arial" w:hAnsi="Arial" w:cs="Arial"/>
+      <w:r>
+        <w:rPr>
+          <w:rFonts w:ascii="Arial" w:hAnsi="Arial" w:eastAsia="Arial" w:cs="Arial"/>
+          <w:b w:val="0"/>
+          <w:i w:val="0"/>
+          <w:color w:val="000000"/>
+          <w:sz w:val="18"/>
+          <w:highlight w:val="lightGray"/>
+        </w:rPr>
+        <w:t>C</w:t>
+      </w:r>
+      <w:r>
+        <w:rPr>
+          <w:rFonts w:ascii="Arial" w:hAnsi="Arial" w:eastAsia="Arial" w:cs="Arial"/>
+          <w:b w:val="0"/>
+          <w:i w:val="0"/>
+          <w:color w:val="000000"/>
+          <w:sz w:val="18"/>
+          <w:highlight w:val="lightGray"/>
+        </w:rPr>
+        <w:t>h</w:t>
+      </w:r>
+      <w:r>
+        <w:rPr>
+          <w:rFonts w:ascii="Arial" w:hAnsi="Arial" w:eastAsia="Arial" w:cs="Arial"/>
+          <w:b w:val="0"/>
+          <w:i w:val="0"/>
+          <w:color w:val="000000"/>
+          <w:sz w:val="18"/>
+          <w:highlight w:val="lightGray"/>
+        </w:rPr>
+        <w:t>a</w:t>
+      </w:r>
+      <w:r>
+        <w:rPr>
+          <w:rFonts w:ascii="Arial" w:hAnsi="Arial" w:eastAsia="Arial" w:cs="Arial"/>
+          <w:b w:val="0"/>
+          <w:i w:val="0"/>
+          <w:color w:val="000000"/>
+          <w:sz w:val="18"/>
+          <w:highlight w:val="lightGray"/>
+        </w:rPr>
+        <w:t>t</w:t>
+      </w:r>
+      <w:r>
+        <w:rPr>
+          <w:rFonts w:ascii="Arial" w:hAnsi="Arial" w:eastAsia="Arial" w:cs="Arial"/>
+          <w:b w:val="0"/>
+          <w:i w:val="0"/>
+          <w:color w:val="000000"/>
+          <w:sz w:val="18"/>
+          <w:highlight w:val="lightGray"/>
+        </w:rPr>
+        <w:t>G</w:t>
+      </w:r>
+      <w:r>
+        <w:rPr>
+          <w:rFonts w:ascii="Arial" w:hAnsi="Arial" w:eastAsia="Arial" w:cs="Arial"/>
+          <w:b w:val="0"/>
+          <w:i w:val="0"/>
+          <w:color w:val="000000"/>
+          <w:sz w:val="18"/>
+          <w:highlight w:val="lightGray"/>
+        </w:rPr>
+        <w:t>P</w:t>
+      </w:r>
+      <w:r>
+        <w:rPr>
+          <w:rFonts w:ascii="Arial" w:hAnsi="Arial" w:eastAsia="Arial" w:cs="Arial"/>
+          <w:b w:val="0"/>
+          <w:i w:val="0"/>
+          <w:color w:val="000000"/>
+          <w:sz w:val="18"/>
+          <w:highlight w:val="lightGray"/>
+        </w:rPr>
+        <w:t>T</w:t>
+      </w:r>
+      <w:r>
+        <w:rPr>
+          <w:rFonts w:ascii="Arial" w:hAnsi="Arial"/>
+          <w:color w:val="000000"/>
+          <w:sz w:val="18"/>
+          <w:highlight w:val="lightGray"/>
+        </w:rPr>
+        <w:t xml:space="preserve">] </w:t>
+      </w:r>
+      <w:r>
+        <w:rPr>
+          <w:rFonts w:ascii="Arial" w:hAnsi="Arial"/>
           <w:b/>
           <w:color w:val="000000"/>
           <w:sz w:val="18"/>
@@ -10325,7 +11843,7 @@
       </w:r>
       <w:r>
         <w:rPr>
-          <w:rFonts w:ascii="Arial" w:eastAsia="Arial" w:hAnsi="Arial" w:cs="Arial"/>
+          <w:rFonts w:ascii="Arial" w:hAnsi="Arial"/>
           <w:color w:val="000000"/>
           <w:sz w:val="18"/>
           <w:highlight w:val="lightGray"/>
@@ -10472,7 +11990,7 @@
       </w:pPr>
       <w:r>
         <w:rPr>
-          <w:rFonts w:ascii="Arial" w:eastAsia="Arial" w:hAnsi="Arial" w:cs="Arial"/>
+          <w:rFonts w:ascii="Arial" w:hAnsi="Arial"/>
           <w:b/>
           <w:color w:val="000000"/>
           <w:sz w:val="18"/>
@@ -10482,27 +12000,25 @@
       </w:r>
       <w:r>
         <w:rPr>
-          <w:rFonts w:ascii="Arial" w:eastAsia="Arial" w:hAnsi="Arial" w:cs="Arial"/>
+          <w:rFonts w:ascii="Arial" w:hAnsi="Arial"/>
           <w:color w:val="000000"/>
           <w:sz w:val="18"/>
           <w:highlight w:val="lightGray"/>
         </w:rPr>
         <w:t xml:space="preserve">: Persons Table -&gt; ID Column: 1, </w:t>
       </w:r>
-      <w:proofErr w:type="spellStart"/>
-      <w:r>
-        <w:rPr>
-          <w:rFonts w:ascii="Arial" w:eastAsia="Arial" w:hAnsi="Arial" w:cs="Arial"/>
+      <w:r>
+        <w:rPr>
+          <w:rFonts w:ascii="Arial" w:hAnsi="Arial"/>
           <w:color w:val="000000"/>
           <w:sz w:val="18"/>
           <w:highlight w:val="lightGray"/>
         </w:rPr>
         <w:t>Name_En</w:t>
       </w:r>
-      <w:proofErr w:type="spellEnd"/>
-      <w:r>
-        <w:rPr>
-          <w:rFonts w:ascii="Arial" w:eastAsia="Arial" w:hAnsi="Arial" w:cs="Arial"/>
+      <w:r>
+        <w:rPr>
+          <w:rFonts w:ascii="Arial" w:hAnsi="Arial"/>
           <w:color w:val="000000"/>
           <w:sz w:val="18"/>
           <w:highlight w:val="lightGray"/>
@@ -10511,7 +12027,7 @@
       </w:r>
       <w:r>
         <w:rPr>
-          <w:rFonts w:ascii="Arial" w:eastAsia="Arial" w:hAnsi="Arial" w:cs="Arial"/>
+          <w:rFonts w:ascii="Arial" w:hAnsi="Arial"/>
           <w:b/>
           <w:color w:val="000000"/>
           <w:sz w:val="18"/>
@@ -10521,54 +12037,102 @@
       </w:r>
       <w:r>
         <w:rPr>
-          <w:rFonts w:ascii="Arial" w:eastAsia="Arial" w:hAnsi="Arial" w:cs="Arial"/>
+          <w:rFonts w:ascii="Arial" w:hAnsi="Arial"/>
           <w:color w:val="000000"/>
           <w:sz w:val="18"/>
           <w:highlight w:val="lightGray"/>
         </w:rPr>
         <w:t xml:space="preserve"> [</w:t>
       </w:r>
-      <w:proofErr w:type="spellStart"/>
-      <w:r>
-        <w:rPr>
-          <w:rFonts w:ascii="Arial" w:eastAsia="Arial" w:hAnsi="Arial" w:cs="Arial"/>
-          <w:color w:val="000000"/>
-          <w:sz w:val="18"/>
-          <w:highlight w:val="lightGray"/>
-        </w:rPr>
-        <w:t>Chatgpt</w:t>
-      </w:r>
-      <w:proofErr w:type="spellEnd"/>
-      <w:r>
-        <w:rPr>
-          <w:rFonts w:ascii="Arial" w:eastAsia="Arial" w:hAnsi="Arial" w:cs="Arial"/>
-          <w:color w:val="000000"/>
-          <w:sz w:val="18"/>
-          <w:highlight w:val="lightGray"/>
-        </w:rPr>
-        <w:t xml:space="preserve"> (GPT</w:t>
-      </w:r>
-      <w:r>
-        <w:rPr>
-          <w:rFonts w:ascii="Cambria Math" w:eastAsia="Cambria Math" w:hAnsi="Cambria Math" w:cs="Cambria Math"/>
-          <w:color w:val="000000"/>
-          <w:sz w:val="18"/>
-          <w:highlight w:val="lightGray"/>
-        </w:rPr>
-        <w:t>‑</w:t>
-      </w:r>
-      <w:r>
-        <w:rPr>
-          <w:rFonts w:ascii="Arial" w:eastAsia="Arial" w:hAnsi="Arial" w:cs="Arial"/>
-          <w:color w:val="000000"/>
-          <w:sz w:val="18"/>
-          <w:highlight w:val="lightGray"/>
-        </w:rPr>
-        <w:t xml:space="preserve">5 Mini)] </w:t>
-      </w:r>
-      <w:r>
-        <w:rPr>
-          <w:rFonts w:ascii="Arial" w:eastAsia="Arial" w:hAnsi="Arial" w:cs="Arial"/>
+      <w:r>
+        <w:rPr>
+          <w:rFonts w:ascii="Arial" w:hAnsi="Arial" w:eastAsia="Arial" w:cs="Arial"/>
+          <w:b w:val="0"/>
+          <w:i w:val="0"/>
+          <w:color w:val="000000"/>
+          <w:sz w:val="18"/>
+          <w:highlight w:val="lightGray"/>
+        </w:rPr>
+        <w:t>C</w:t>
+      </w:r>
+      <w:r>
+        <w:rPr>
+          <w:rFonts w:ascii="Arial" w:hAnsi="Arial" w:eastAsia="Arial" w:cs="Arial"/>
+          <w:b w:val="0"/>
+          <w:i w:val="0"/>
+          <w:color w:val="000000"/>
+          <w:sz w:val="18"/>
+          <w:highlight w:val="lightGray"/>
+        </w:rPr>
+        <w:t>h</w:t>
+      </w:r>
+      <w:r>
+        <w:rPr>
+          <w:rFonts w:ascii="Arial" w:hAnsi="Arial" w:eastAsia="Arial" w:cs="Arial"/>
+          <w:b w:val="0"/>
+          <w:i w:val="0"/>
+          <w:color w:val="000000"/>
+          <w:sz w:val="18"/>
+          <w:highlight w:val="lightGray"/>
+        </w:rPr>
+        <w:t>a</w:t>
+      </w:r>
+      <w:r>
+        <w:rPr>
+          <w:rFonts w:ascii="Arial" w:hAnsi="Arial" w:eastAsia="Arial" w:cs="Arial"/>
+          <w:b w:val="0"/>
+          <w:i w:val="0"/>
+          <w:color w:val="000000"/>
+          <w:sz w:val="18"/>
+          <w:highlight w:val="lightGray"/>
+        </w:rPr>
+        <w:t>t</w:t>
+      </w:r>
+      <w:r>
+        <w:rPr>
+          <w:rFonts w:ascii="Arial" w:hAnsi="Arial" w:eastAsia="Arial" w:cs="Arial"/>
+          <w:b w:val="0"/>
+          <w:i w:val="0"/>
+          <w:color w:val="000000"/>
+          <w:sz w:val="18"/>
+          <w:highlight w:val="lightGray"/>
+        </w:rPr>
+        <w:t>G</w:t>
+      </w:r>
+      <w:r>
+        <w:rPr>
+          <w:rFonts w:ascii="Arial" w:hAnsi="Arial" w:eastAsia="Arial" w:cs="Arial"/>
+          <w:b w:val="0"/>
+          <w:i w:val="0"/>
+          <w:color w:val="000000"/>
+          <w:sz w:val="18"/>
+          <w:highlight w:val="lightGray"/>
+        </w:rPr>
+        <w:t>P</w:t>
+      </w:r>
+      <w:r>
+        <w:rPr>
+          <w:rFonts w:ascii="Arial" w:hAnsi="Arial" w:eastAsia="Arial" w:cs="Arial"/>
+          <w:b w:val="0"/>
+          <w:i w:val="0"/>
+          <w:color w:val="000000"/>
+          <w:sz w:val="18"/>
+          <w:highlight w:val="lightGray"/>
+        </w:rPr>
+        <w:t>T</w:t>
+      </w:r>
+      <w:r>
+        <w:rPr>
+          <w:rFonts w:ascii="Arial" w:hAnsi="Arial"/>
+          <w:color w:val="000000"/>
+          <w:sz w:val="18"/>
+          <w:highlight w:val="lightGray"/>
+        </w:rPr>
+        <w:t xml:space="preserve">] </w:t>
+      </w:r>
+      <w:r>
+        <w:rPr>
+          <w:rFonts w:ascii="Arial" w:hAnsi="Arial"/>
           <w:b/>
           <w:color w:val="000000"/>
           <w:sz w:val="18"/>
@@ -10578,7 +12142,7 @@
       </w:r>
       <w:r>
         <w:rPr>
-          <w:rFonts w:ascii="Arial" w:eastAsia="Arial" w:hAnsi="Arial" w:cs="Arial"/>
+          <w:rFonts w:ascii="Arial" w:hAnsi="Arial"/>
           <w:color w:val="000000"/>
           <w:sz w:val="18"/>
           <w:highlight w:val="lightGray"/>
